--- a/tillsyn/A 14999-2024 tillsynsbegäran.docx
+++ b/tillsyn/A 14999-2024 tillsynsbegäran.docx
@@ -314,7 +314,7 @@
     <w:r>
       <w:tab/>
       <w:tab/>
-      <w:t>2025-11-15</w:t>
+      <w:t>2025-11-20</w:t>
       <w:br/>
       <w:br/>
     </w:r>

--- a/tillsyn/A 14999-2024 tillsynsbegäran.docx
+++ b/tillsyn/A 14999-2024 tillsynsbegäran.docx
@@ -314,7 +314,7 @@
     <w:r>
       <w:tab/>
       <w:tab/>
-      <w:t>2025-11-20</w:t>
+      <w:t>2025-11-21</w:t>
       <w:br/>
       <w:br/>
     </w:r>

--- a/tillsyn/A 14999-2024 tillsynsbegäran.docx
+++ b/tillsyn/A 14999-2024 tillsynsbegäran.docx
@@ -314,7 +314,7 @@
     <w:r>
       <w:tab/>
       <w:tab/>
-      <w:t>2025-11-21</w:t>
+      <w:t>2025-11-22</w:t>
       <w:br/>
       <w:br/>
     </w:r>

--- a/tillsyn/A 14999-2024 tillsynsbegäran.docx
+++ b/tillsyn/A 14999-2024 tillsynsbegäran.docx
@@ -314,7 +314,7 @@
     <w:r>
       <w:tab/>
       <w:tab/>
-      <w:t>2025-11-22</w:t>
+      <w:t>2025-11-23</w:t>
       <w:br/>
       <w:br/>
     </w:r>

--- a/tillsyn/A 14999-2024 tillsynsbegäran.docx
+++ b/tillsyn/A 14999-2024 tillsynsbegäran.docx
@@ -314,7 +314,7 @@
     <w:r>
       <w:tab/>
       <w:tab/>
-      <w:t>2025-11-23</w:t>
+      <w:t>2025-11-24</w:t>
       <w:br/>
       <w:br/>
     </w:r>

--- a/tillsyn/A 14999-2024 tillsynsbegäran.docx
+++ b/tillsyn/A 14999-2024 tillsynsbegäran.docx
@@ -314,7 +314,7 @@
     <w:r>
       <w:tab/>
       <w:tab/>
-      <w:t>2025-11-24</w:t>
+      <w:t>2025-11-25</w:t>
       <w:br/>
       <w:br/>
     </w:r>

--- a/tillsyn/A 14999-2024 tillsynsbegäran.docx
+++ b/tillsyn/A 14999-2024 tillsynsbegäran.docx
@@ -314,7 +314,7 @@
     <w:r>
       <w:tab/>
       <w:tab/>
-      <w:t>2025-11-25</w:t>
+      <w:t>2025-11-26</w:t>
       <w:br/>
       <w:br/>
     </w:r>

--- a/tillsyn/A 14999-2024 tillsynsbegäran.docx
+++ b/tillsyn/A 14999-2024 tillsynsbegäran.docx
@@ -314,7 +314,7 @@
     <w:r>
       <w:tab/>
       <w:tab/>
-      <w:t>2025-11-26</w:t>
+      <w:t>2025-11-27</w:t>
       <w:br/>
       <w:br/>
     </w:r>

--- a/tillsyn/A 14999-2024 tillsynsbegäran.docx
+++ b/tillsyn/A 14999-2024 tillsynsbegäran.docx
@@ -314,7 +314,7 @@
     <w:r>
       <w:tab/>
       <w:tab/>
-      <w:t>2025-11-27</w:t>
+      <w:t>2025-11-28</w:t>
       <w:br/>
       <w:br/>
     </w:r>

--- a/tillsyn/A 14999-2024 tillsynsbegäran.docx
+++ b/tillsyn/A 14999-2024 tillsynsbegäran.docx
@@ -314,7 +314,7 @@
     <w:r>
       <w:tab/>
       <w:tab/>
-      <w:t>2025-11-28</w:t>
+      <w:t>2025-11-29</w:t>
       <w:br/>
       <w:br/>
     </w:r>

--- a/tillsyn/A 14999-2024 tillsynsbegäran.docx
+++ b/tillsyn/A 14999-2024 tillsynsbegäran.docx
@@ -314,7 +314,7 @@
     <w:r>
       <w:tab/>
       <w:tab/>
-      <w:t>2025-11-29</w:t>
+      <w:t>2025-11-30</w:t>
       <w:br/>
       <w:br/>
     </w:r>

--- a/tillsyn/A 14999-2024 tillsynsbegäran.docx
+++ b/tillsyn/A 14999-2024 tillsynsbegäran.docx
@@ -314,7 +314,7 @@
     <w:r>
       <w:tab/>
       <w:tab/>
-      <w:t>2025-11-30</w:t>
+      <w:t>2025-12-01</w:t>
       <w:br/>
       <w:br/>
     </w:r>

--- a/tillsyn/A 14999-2024 tillsynsbegäran.docx
+++ b/tillsyn/A 14999-2024 tillsynsbegäran.docx
@@ -314,7 +314,7 @@
     <w:r>
       <w:tab/>
       <w:tab/>
-      <w:t>2025-12-01</w:t>
+      <w:t>2025-12-02</w:t>
       <w:br/>
       <w:br/>
     </w:r>

--- a/tillsyn/A 14999-2024 tillsynsbegäran.docx
+++ b/tillsyn/A 14999-2024 tillsynsbegäran.docx
@@ -314,7 +314,7 @@
     <w:r>
       <w:tab/>
       <w:tab/>
-      <w:t>2025-12-02</w:t>
+      <w:t>2025-12-03</w:t>
       <w:br/>
       <w:br/>
     </w:r>

--- a/tillsyn/A 14999-2024 tillsynsbegäran.docx
+++ b/tillsyn/A 14999-2024 tillsynsbegäran.docx
@@ -314,7 +314,7 @@
     <w:r>
       <w:tab/>
       <w:tab/>
-      <w:t>2025-12-03</w:t>
+      <w:t>2025-12-04</w:t>
       <w:br/>
       <w:br/>
     </w:r>

--- a/tillsyn/A 14999-2024 tillsynsbegäran.docx
+++ b/tillsyn/A 14999-2024 tillsynsbegäran.docx
@@ -314,7 +314,7 @@
     <w:r>
       <w:tab/>
       <w:tab/>
-      <w:t>2025-12-04</w:t>
+      <w:t>2025-12-05</w:t>
       <w:br/>
       <w:br/>
     </w:r>

--- a/tillsyn/A 14999-2024 tillsynsbegäran.docx
+++ b/tillsyn/A 14999-2024 tillsynsbegäran.docx
@@ -314,7 +314,7 @@
     <w:r>
       <w:tab/>
       <w:tab/>
-      <w:t>2025-12-05</w:t>
+      <w:t>2025-12-06</w:t>
       <w:br/>
       <w:br/>
     </w:r>

--- a/tillsyn/A 14999-2024 tillsynsbegäran.docx
+++ b/tillsyn/A 14999-2024 tillsynsbegäran.docx
@@ -314,7 +314,7 @@
     <w:r>
       <w:tab/>
       <w:tab/>
-      <w:t>2025-12-06</w:t>
+      <w:t>2025-12-07</w:t>
       <w:br/>
       <w:br/>
     </w:r>

--- a/tillsyn/A 14999-2024 tillsynsbegäran.docx
+++ b/tillsyn/A 14999-2024 tillsynsbegäran.docx
@@ -314,7 +314,7 @@
     <w:r>
       <w:tab/>
       <w:tab/>
-      <w:t>2025-12-07</w:t>
+      <w:t>2025-12-08</w:t>
       <w:br/>
       <w:br/>
     </w:r>

--- a/tillsyn/A 14999-2024 tillsynsbegäran.docx
+++ b/tillsyn/A 14999-2024 tillsynsbegäran.docx
@@ -314,7 +314,7 @@
     <w:r>
       <w:tab/>
       <w:tab/>
-      <w:t>2025-12-08</w:t>
+      <w:t>2025-12-09</w:t>
       <w:br/>
       <w:br/>
     </w:r>

--- a/tillsyn/A 14999-2024 tillsynsbegäran.docx
+++ b/tillsyn/A 14999-2024 tillsynsbegäran.docx
@@ -314,7 +314,7 @@
     <w:r>
       <w:tab/>
       <w:tab/>
-      <w:t>2025-12-09</w:t>
+      <w:t>2025-12-10</w:t>
       <w:br/>
       <w:br/>
     </w:r>

--- a/tillsyn/A 14999-2024 tillsynsbegäran.docx
+++ b/tillsyn/A 14999-2024 tillsynsbegäran.docx
@@ -314,7 +314,7 @@
     <w:r>
       <w:tab/>
       <w:tab/>
-      <w:t>2025-12-10</w:t>
+      <w:t>2025-12-11</w:t>
       <w:br/>
       <w:br/>
     </w:r>

--- a/tillsyn/A 14999-2024 tillsynsbegäran.docx
+++ b/tillsyn/A 14999-2024 tillsynsbegäran.docx
@@ -314,7 +314,7 @@
     <w:r>
       <w:tab/>
       <w:tab/>
-      <w:t>2025-12-11</w:t>
+      <w:t>2025-12-12</w:t>
       <w:br/>
       <w:br/>
     </w:r>

--- a/tillsyn/A 14999-2024 tillsynsbegäran.docx
+++ b/tillsyn/A 14999-2024 tillsynsbegäran.docx
@@ -314,7 +314,7 @@
     <w:r>
       <w:tab/>
       <w:tab/>
-      <w:t>2025-12-12</w:t>
+      <w:t>2025-12-13</w:t>
       <w:br/>
       <w:br/>
     </w:r>

--- a/tillsyn/A 14999-2024 tillsynsbegäran.docx
+++ b/tillsyn/A 14999-2024 tillsynsbegäran.docx
@@ -35,7 +35,7 @@
     </w:p>
     <w:p>
       <w:r>
-        <w:t>I avverkningsanmälan har följande 1 naturvårdsarter hittats: järpe (NT, §4). Av dessa är 1 rödlistade. För rödlistade arter har rödlistekategorin angivits inom parentes. För fridlysta arter anges även paragrafen i Artskyddsförordningen som arten är fridlyst enligt.</w:t>
+        <w:t>I avverkningsanmälan har följande 10 naturvårdsarter hittats: garnlav (NT), granticka (NT), järpe (NT, §4), talltaggsvamp (NT), mörk husmossa (S), norrlandslav (S), plattlummer (S, §9), skogshakmossa (S), ögonpyrola (S) och revlummer (§9). Av dessa är 4 rödlistade. För rödlistade arter har rödlistekategorin angivits inom parentes. Arter som är signalarter enligt Skogsstyrelsen har markerats med (S). För fridlysta arter anges även paragrafen i Artskyddsförordningen som arten är fridlyst enligt.</w:t>
       </w:r>
     </w:p>
     <w:p>
@@ -91,6 +91,61 @@
       </w:r>
     </w:p>
     <w:p>
+      <w:r>
+        <w:rPr>
+          <w:b/>
+        </w:rPr>
+        <w:t>Garnlav (NT)</w:t>
+      </w:r>
+      <w:r>
+        <w:t xml:space="preserve"> är en utpräglad barrskogsart som ibland kan drapera träden i norrländska grannaturskogar med hög luftfuktighet. Den förekommer även i talldominerade bestånd där den, förutom i trädens grenverk, påträffas hängande över ojämnheter i tallbarken. Arten har minskat starkt i södra och mellersta Sverige och den minskar även i sitt nordliga utbredningsområde. Orsaken till tillbakagången beror främst på slutavverkningar av naturskogsartade skogar. Bestånd med riklig förekomst bör regelmässigt sparas. Garnlav är värdväxt för den mycket sällsynta och akut hotade fjärilen barrskogslavfly (CR) som hör hemma i boreala barrskogar med riklig förekomst av värdväxten. Tidigare kunde arten konstateras årligen på flera platser vid Dala-Floda i Dalarna innan lokalerna kalavverkades. Senaste fyndet i landet av barrskogslavfly är från år 2000 då den påträffades vid Högberget i Sollefteå kommun (SLU Artdatabanken, 2024).</w:t>
+      </w:r>
+    </w:p>
+    <w:p>
+      <w:r>
+        <w:rPr>
+          <w:b/>
+        </w:rPr>
+        <w:t>Granticka (NT)</w:t>
+      </w:r>
+      <w:r>
+        <w:t xml:space="preserve"> förekommer främst i äldre skogar med naturskogskaraktär, liksom i dimensionsavverkade och plockhuggna skogar. I äldre grannaturskog i norra Sverige är den alltjämt en förhållandevis vanlig karaktärsart, medan den längre söderut blir allt mer sällsynt. I Götaland och delar av Svealand är den en god signalart för skyddsvärda granskogsmiljöer. Arten bedöms ha minskat starkt under senare år på grund av skogsavverkningar, då den framför allt växer i äldre granskog med långvarig grankontinuitet. I urskogsliknande bestånd i norra Sverige kan ibland påträffas den mycket sällsynta tickan grantickeporing (VU), som lever på döda grantickor (SLU Artdatabanken, 2024; Nitare &amp; Skogsstyrelsen, 2019).</w:t>
+      </w:r>
+    </w:p>
+    <w:p>
+      <w:r>
+        <w:rPr>
+          <w:b/>
+        </w:rPr>
+        <w:t xml:space="preserve">Mörk husmossa </w:t>
+      </w:r>
+      <w:r>
+        <w:t>är en mycket bra signalart i södra och mellersta Sverige. Den är sannolikt svårspridd och växer huvudsakligen i skog med lång skoglig kontinuitet i områden med konstant hög luftfuktighet. Den är känslig för större avverkningar, men tål plockhuggning som lämnar ett tätare trädskikt och ett obrutet, fukthållande mosstäcke på marken. Ett par studier har klart visat att artens tillväxt försämras när skogen huggs ner intill växtplatsen, och att ett kalhygges påverkan på mörk husmossa avtar både med avståndet från kalhygget och ju fuktigare växtplatsen är (SLU Artdatabanken, 2024; Nitare &amp; Skogsstyrelsen, 2019).</w:t>
+      </w:r>
+    </w:p>
+    <w:p>
+      <w:r>
+        <w:rPr>
+          <w:b/>
+        </w:rPr>
+        <w:t xml:space="preserve">Talltaggsvamp (NT) </w:t>
+      </w:r>
+      <w:r>
+        <w:t>förekommer främst i tallnaturskogar eller tallskogar av kontinuitetsskogskaraktär där den bildar mykorrhiza med tall. Särskilt frekvent är den i sandtallskogar med inslag av gamla träd, t.ex. på grusåsar, stränder och sandhedar. Arten hotas främst av skogsavverkning och tycks försvinna efter slutavverkning, markberedning och plantering. Talltaggsvamp är globalt rödlistad som nära hotad (NT) vilket innebär att Sverige har ett internationellt ansvar för arten (IUCN, 2025; SLU Artdatabanken, 2024).</w:t>
+      </w:r>
+    </w:p>
+    <w:p>
+      <w:r>
+        <w:rPr>
+          <w:b/>
+        </w:rPr>
+        <w:t xml:space="preserve">Ögonpyrola </w:t>
+      </w:r>
+      <w:r>
+        <w:t>är normalt en bra signalart som visar på områden med höga naturvärden och stabila förhållanden, särskilt inom näringsfattiga trakter. Växten är mycket känslig för markskador och försvinner snabbt efter slutavverkning. Den hotas också av skogsgödsling och markavvattning (Nitare &amp; Skogsstyrelsen, 2019).</w:t>
+      </w:r>
+    </w:p>
+    <w:p>
       <w:pPr>
         <w:pStyle w:val="Heading1"/>
       </w:pPr>
@@ -100,7 +155,7 @@
     </w:p>
     <w:p>
       <w:r>
-        <w:t>Följande fridlysta arter har sina livsmiljöer och växtplatser i den avverkningsanmälda skogen: järpe (NT, §4).</w:t>
+        <w:t>Följande fridlysta arter har sina livsmiljöer och växtplatser i den avverkningsanmälda skogen: järpe (NT, §4), plattlummer (S, §9) och revlummer (§9).</w:t>
       </w:r>
     </w:p>
     <w:p>
@@ -314,7 +369,7 @@
     <w:r>
       <w:tab/>
       <w:tab/>
-      <w:t>2025-12-19</w:t>
+      <w:t>2025-12-20</w:t>
       <w:br/>
       <w:br/>
     </w:r>

--- a/tillsyn/A 14999-2024 tillsynsbegäran.docx
+++ b/tillsyn/A 14999-2024 tillsynsbegäran.docx
@@ -369,7 +369,7 @@
     <w:r>
       <w:tab/>
       <w:tab/>
-      <w:t>2025-12-20</w:t>
+      <w:t>2025-12-21</w:t>
       <w:br/>
       <w:br/>
     </w:r>

--- a/tillsyn/A 14999-2024 tillsynsbegäran.docx
+++ b/tillsyn/A 14999-2024 tillsynsbegäran.docx
@@ -369,7 +369,7 @@
     <w:r>
       <w:tab/>
       <w:tab/>
-      <w:t>2025-12-21</w:t>
+      <w:t>2025-12-22</w:t>
       <w:br/>
       <w:br/>
     </w:r>

--- a/tillsyn/A 14999-2024 tillsynsbegäran.docx
+++ b/tillsyn/A 14999-2024 tillsynsbegäran.docx
@@ -369,7 +369,7 @@
     <w:r>
       <w:tab/>
       <w:tab/>
-      <w:t>2025-12-22</w:t>
+      <w:t>2025-12-26</w:t>
       <w:br/>
       <w:br/>
     </w:r>

--- a/tillsyn/A 14999-2024 tillsynsbegäran.docx
+++ b/tillsyn/A 14999-2024 tillsynsbegäran.docx
@@ -180,7 +180,7 @@
         <w:t>Järpe (NT, §4)</w:t>
       </w:r>
       <w:r>
-        <w:t>, rödlistad som nära hotad och prioriterad art i Skogsvårdslagen har häckningsrevir i avverkningsanmälan. Arten har minskat med 25 (10–40) % under de senaste 12 åren och är mycket stationär inom sitt revir som är minst 25 hektar stort. Dess livsmiljöer utgörs av tät barrskog med inblandning av lövträd och en väl utvecklad flerskiktad struktur med bärris och yngre eller undertryckta, täta granar i ett lägre skikt, ofta utmed bäckar och åar inne i den skyddande granskogen. Järpen överlever inte om dess livsmiljö kalavverkas och är även känslig för röjning, gallring och avverkning där unga granar och lövträd inte sparas i tillräcklig omfattning (SLU Artdatabanken, 2022).</w:t>
+        <w:t>, som är rödlistad som nära hotad och upptagen i bilaga 1 och 2 EU:s fågeldirektiv, har häckningsrevir i avverkningsanmälan. Arten har minskat med 25 (10–40) % under de senaste 12 åren och är mycket stationär inom sitt revir som är minst 25 hektar stort. Dess livsmiljöer utgörs av tät barrskog med inblandning av lövträd och en väl utvecklad flerskiktad struktur med bärris och yngre eller undertryckta, täta granar i ett lägre skikt, ofta utmed bäckar och åar inne i den skyddande granskogen. Järpen överlever inte om dess livsmiljö kalavverkas och är även känslig för röjning, gallring och avverkning där unga granar och lövträd inte sparas i tillräcklig omfattning. Minskningstakten för den svenska populationen bedöms vara nära gränsvärdet för Sårbar (VU). (A2b)  (SLU Artdatabanken, 2022).</w:t>
       </w:r>
     </w:p>
     <w:p>
@@ -211,12 +211,12 @@
     </w:p>
     <w:p>
       <w:r>
-        <w:t>Järpe är rödlistad som nära hotad (NT), fridlyst enligt 4§ Artskyddsförordningen och prioriterad art i Skogsvårdslagen. Järpen, som minskat med 25 (10–40) % under de senaste 12 åren, har sina livsmiljöer i tät barrskog med inblandning av lövträd och en väl utvecklad flerskiktad struktur med bärris och yngre eller undertryckta, täta granar i ett lägre skikt, ofta utmed bäckar och åar inne i den skyddande granskogen.</w:t>
+        <w:t>Järpe är rödlistad som nära hotad (NT), fridlyst enligt 4§ Artskyddsförordningen och upptagen i bilaga 1 och 2 EU:s fågeldirektiv. Järpen, som minskat med 25 (10–40) % under de senaste 12 åren, har sina livsmiljöer i tät barrskog med inblandning av lövträd och en väl utvecklad flerskiktad struktur med bärris och yngre eller undertryckta, täta granar i ett lägre skikt, ofta utmed bäckar och åar inne i den skyddande granskogen (SLU Artdatabanken, 2022).</w:t>
       </w:r>
     </w:p>
     <w:p>
       <w:r>
-        <w:t>Arten behöver lämpliga skogsbestånd om sammanlagt minst 25 hektar. Den är mycket stationär inom sitt revir och när ett par etablerat sig stannar de så länge miljön är intakt. Den undviker öppen mark och förﬂyttar sig sällan över större öppna myrar eller åkermark, och är därför känslig för fragmentering. Järpen överlever inte om dess livsmiljö kalavverkas och är även känslig för röjning, gallring och avverkning där unga granar och lövträd inte sparas i tillräcklig omfattning (SLU Artdatabanken, 2022).</w:t>
+        <w:t>Arten behöver lämpliga skogsbestånd om sammanlagt minst 25 hektar. Den är mycket stationär inom sitt revir och när ett par etablerat sig stannar de så länge miljön är intakt. Den undviker öppen mark och förﬂyttar sig sällan över större öppna myrar eller åkermark, och är därför känslig för fragmentering. Järpen överlever inte om dess livsmiljö kalavverkas och är även känslig för röjning, gallring och avverkning där unga granar och lövträd inte sparas i tillräcklig omfattning. Minskningstakten för den svenska populationen bedöms vara nära gränsvärdet för Sårbar (VU). (A2b)  (SLU Artdatabanken, 2022).</w:t>
       </w:r>
     </w:p>
     <w:p>
@@ -369,7 +369,7 @@
     <w:r>
       <w:tab/>
       <w:tab/>
-      <w:t>2026-01-03</w:t>
+      <w:t>2026-01-04</w:t>
       <w:br/>
       <w:br/>
     </w:r>

--- a/tillsyn/A 14999-2024 tillsynsbegäran.docx
+++ b/tillsyn/A 14999-2024 tillsynsbegäran.docx
@@ -369,7 +369,7 @@
     <w:r>
       <w:tab/>
       <w:tab/>
-      <w:t>2026-01-07</w:t>
+      <w:t>2026-01-08</w:t>
       <w:br/>
       <w:br/>
     </w:r>

--- a/tillsyn/A 14999-2024 tillsynsbegäran.docx
+++ b/tillsyn/A 14999-2024 tillsynsbegäran.docx
@@ -369,7 +369,7 @@
     <w:r>
       <w:tab/>
       <w:tab/>
-      <w:t>2026-01-08</w:t>
+      <w:t>2026-01-09</w:t>
       <w:br/>
       <w:br/>
     </w:r>

--- a/tillsyn/A 14999-2024 tillsynsbegäran.docx
+++ b/tillsyn/A 14999-2024 tillsynsbegäran.docx
@@ -369,7 +369,7 @@
     <w:r>
       <w:tab/>
       <w:tab/>
-      <w:t>2026-01-09</w:t>
+      <w:t>2026-01-10</w:t>
       <w:br/>
       <w:br/>
     </w:r>

--- a/tillsyn/A 14999-2024 tillsynsbegäran.docx
+++ b/tillsyn/A 14999-2024 tillsynsbegäran.docx
@@ -369,7 +369,7 @@
     <w:r>
       <w:tab/>
       <w:tab/>
-      <w:t>2026-01-10</w:t>
+      <w:t>2026-01-11</w:t>
       <w:br/>
       <w:br/>
     </w:r>

--- a/tillsyn/A 14999-2024 tillsynsbegäran.docx
+++ b/tillsyn/A 14999-2024 tillsynsbegäran.docx
@@ -369,7 +369,7 @@
     <w:r>
       <w:tab/>
       <w:tab/>
-      <w:t>2026-01-11</w:t>
+      <w:t>2026-01-12</w:t>
       <w:br/>
       <w:br/>
     </w:r>

--- a/tillsyn/A 14999-2024 tillsynsbegäran.docx
+++ b/tillsyn/A 14999-2024 tillsynsbegäran.docx
@@ -369,7 +369,7 @@
     <w:r>
       <w:tab/>
       <w:tab/>
-      <w:t>2026-01-12</w:t>
+      <w:t>2026-01-13</w:t>
       <w:br/>
       <w:br/>
     </w:r>

--- a/tillsyn/A 14999-2024 tillsynsbegäran.docx
+++ b/tillsyn/A 14999-2024 tillsynsbegäran.docx
@@ -369,7 +369,7 @@
     <w:r>
       <w:tab/>
       <w:tab/>
-      <w:t>2026-01-13</w:t>
+      <w:t>2026-01-14</w:t>
       <w:br/>
       <w:br/>
     </w:r>

--- a/tillsyn/A 14999-2024 tillsynsbegäran.docx
+++ b/tillsyn/A 14999-2024 tillsynsbegäran.docx
@@ -369,7 +369,7 @@
     <w:r>
       <w:tab/>
       <w:tab/>
-      <w:t>2026-01-14</w:t>
+      <w:t>2026-01-15</w:t>
       <w:br/>
       <w:br/>
     </w:r>

--- a/tillsyn/A 14999-2024 tillsynsbegäran.docx
+++ b/tillsyn/A 14999-2024 tillsynsbegäran.docx
@@ -369,7 +369,7 @@
     <w:r>
       <w:tab/>
       <w:tab/>
-      <w:t>2026-01-15</w:t>
+      <w:t>2026-01-16</w:t>
       <w:br/>
       <w:br/>
     </w:r>

--- a/tillsyn/A 14999-2024 tillsynsbegäran.docx
+++ b/tillsyn/A 14999-2024 tillsynsbegäran.docx
@@ -369,7 +369,7 @@
     <w:r>
       <w:tab/>
       <w:tab/>
-      <w:t>2026-01-16</w:t>
+      <w:t>2026-01-17</w:t>
       <w:br/>
       <w:br/>
     </w:r>

--- a/tillsyn/A 14999-2024 tillsynsbegäran.docx
+++ b/tillsyn/A 14999-2024 tillsynsbegäran.docx
@@ -369,7 +369,7 @@
     <w:r>
       <w:tab/>
       <w:tab/>
-      <w:t>2026-01-17</w:t>
+      <w:t>2026-01-18</w:t>
       <w:br/>
       <w:br/>
     </w:r>

--- a/tillsyn/A 14999-2024 tillsynsbegäran.docx
+++ b/tillsyn/A 14999-2024 tillsynsbegäran.docx
@@ -369,7 +369,7 @@
     <w:r>
       <w:tab/>
       <w:tab/>
-      <w:t>2026-01-18</w:t>
+      <w:t>2026-01-19</w:t>
       <w:br/>
       <w:br/>
     </w:r>

--- a/tillsyn/A 14999-2024 tillsynsbegäran.docx
+++ b/tillsyn/A 14999-2024 tillsynsbegäran.docx
@@ -369,7 +369,7 @@
     <w:r>
       <w:tab/>
       <w:tab/>
-      <w:t>2026-01-19</w:t>
+      <w:t>2026-01-20</w:t>
       <w:br/>
       <w:br/>
     </w:r>

--- a/tillsyn/A 14999-2024 tillsynsbegäran.docx
+++ b/tillsyn/A 14999-2024 tillsynsbegäran.docx
@@ -369,7 +369,7 @@
     <w:r>
       <w:tab/>
       <w:tab/>
-      <w:t>2026-01-20</w:t>
+      <w:t>2026-01-21</w:t>
       <w:br/>
       <w:br/>
     </w:r>

--- a/tillsyn/A 14999-2024 tillsynsbegäran.docx
+++ b/tillsyn/A 14999-2024 tillsynsbegäran.docx
@@ -369,7 +369,7 @@
     <w:r>
       <w:tab/>
       <w:tab/>
-      <w:t>2026-01-21</w:t>
+      <w:t>2026-01-23</w:t>
       <w:br/>
       <w:br/>
     </w:r>

--- a/tillsyn/A 14999-2024 tillsynsbegäran.docx
+++ b/tillsyn/A 14999-2024 tillsynsbegäran.docx
@@ -369,7 +369,7 @@
     <w:r>
       <w:tab/>
       <w:tab/>
-      <w:t>2026-01-23</w:t>
+      <w:t>2026-01-24</w:t>
       <w:br/>
       <w:br/>
     </w:r>

--- a/tillsyn/A 14999-2024 tillsynsbegäran.docx
+++ b/tillsyn/A 14999-2024 tillsynsbegäran.docx
@@ -369,7 +369,7 @@
     <w:r>
       <w:tab/>
       <w:tab/>
-      <w:t>2026-01-24</w:t>
+      <w:t>2026-01-25</w:t>
       <w:br/>
       <w:br/>
     </w:r>

--- a/tillsyn/A 14999-2024 tillsynsbegäran.docx
+++ b/tillsyn/A 14999-2024 tillsynsbegäran.docx
@@ -369,7 +369,7 @@
     <w:r>
       <w:tab/>
       <w:tab/>
-      <w:t>2026-01-25</w:t>
+      <w:t>2026-01-26</w:t>
       <w:br/>
       <w:br/>
     </w:r>

--- a/tillsyn/A 14999-2024 tillsynsbegäran.docx
+++ b/tillsyn/A 14999-2024 tillsynsbegäran.docx
@@ -369,7 +369,7 @@
     <w:r>
       <w:tab/>
       <w:tab/>
-      <w:t>2026-01-26</w:t>
+      <w:t>2026-01-27</w:t>
       <w:br/>
       <w:br/>
     </w:r>

--- a/tillsyn/A 14999-2024 tillsynsbegäran.docx
+++ b/tillsyn/A 14999-2024 tillsynsbegäran.docx
@@ -369,7 +369,7 @@
     <w:r>
       <w:tab/>
       <w:tab/>
-      <w:t>2026-01-27</w:t>
+      <w:t>2026-01-28</w:t>
       <w:br/>
       <w:br/>
     </w:r>

--- a/tillsyn/A 14999-2024 tillsynsbegäran.docx
+++ b/tillsyn/A 14999-2024 tillsynsbegäran.docx
@@ -573,7 +573,7 @@
     <w:r>
       <w:tab/>
       <w:tab/>
-      <w:t>2026-05-16</w:t>
+      <w:t>2026-05-17</w:t>
       <w:br/>
       <w:br/>
     </w:r>

--- a/tillsyn/A 14999-2024 tillsynsbegäran.docx
+++ b/tillsyn/A 14999-2024 tillsynsbegäran.docx
@@ -573,7 +573,7 @@
     <w:r>
       <w:tab/>
       <w:tab/>
-      <w:t>2026-05-17</w:t>
+      <w:t>2026-05-18</w:t>
       <w:br/>
       <w:br/>
     </w:r>

--- a/tillsyn/A 14999-2024 tillsynsbegäran.docx
+++ b/tillsyn/A 14999-2024 tillsynsbegäran.docx
@@ -573,7 +573,7 @@
     <w:r>
       <w:tab/>
       <w:tab/>
-      <w:t>2026-05-18</w:t>
+      <w:t>2026-05-19</w:t>
       <w:br/>
       <w:br/>
     </w:r>

--- a/tillsyn/A 14999-2024 tillsynsbegäran.docx
+++ b/tillsyn/A 14999-2024 tillsynsbegäran.docx
@@ -573,7 +573,7 @@
     <w:r>
       <w:tab/>
       <w:tab/>
-      <w:t>2026-05-19</w:t>
+      <w:t>2026-05-20</w:t>
       <w:br/>
       <w:br/>
     </w:r>

--- a/tillsyn/A 14999-2024 tillsynsbegäran.docx
+++ b/tillsyn/A 14999-2024 tillsynsbegäran.docx
@@ -573,7 +573,7 @@
     <w:r>
       <w:tab/>
       <w:tab/>
-      <w:t>2026-05-20</w:t>
+      <w:t>2026-05-21</w:t>
       <w:br/>
       <w:br/>
     </w:r>

--- a/tillsyn/A 14999-2024 tillsynsbegäran.docx
+++ b/tillsyn/A 14999-2024 tillsynsbegäran.docx
@@ -573,7 +573,7 @@
     <w:r>
       <w:tab/>
       <w:tab/>
-      <w:t>2026-05-21</w:t>
+      <w:t>2026-05-22</w:t>
       <w:br/>
       <w:br/>
     </w:r>

--- a/tillsyn/A 14999-2024 tillsynsbegäran.docx
+++ b/tillsyn/A 14999-2024 tillsynsbegäran.docx
@@ -573,7 +573,7 @@
     <w:r>
       <w:tab/>
       <w:tab/>
-      <w:t>2026-05-22</w:t>
+      <w:t>2026-05-23</w:t>
       <w:br/>
       <w:br/>
     </w:r>

--- a/tillsyn/A 14999-2024 tillsynsbegäran.docx
+++ b/tillsyn/A 14999-2024 tillsynsbegäran.docx
@@ -573,7 +573,7 @@
     <w:r>
       <w:tab/>
       <w:tab/>
-      <w:t>2026-05-23</w:t>
+      <w:t>2026-05-24</w:t>
       <w:br/>
       <w:br/>
     </w:r>

--- a/tillsyn/A 14999-2024 tillsynsbegäran.docx
+++ b/tillsyn/A 14999-2024 tillsynsbegäran.docx
@@ -573,7 +573,7 @@
     <w:r>
       <w:tab/>
       <w:tab/>
-      <w:t>2026-05-24</w:t>
+      <w:t>2026-05-25</w:t>
       <w:br/>
       <w:br/>
     </w:r>

--- a/tillsyn/A 14999-2024 tillsynsbegäran.docx
+++ b/tillsyn/A 14999-2024 tillsynsbegäran.docx
@@ -573,7 +573,7 @@
     <w:r>
       <w:tab/>
       <w:tab/>
-      <w:t>2026-05-25</w:t>
+      <w:t>2026-05-26</w:t>
       <w:br/>
       <w:br/>
     </w:r>

--- a/tillsyn/A 14999-2024 tillsynsbegäran.docx
+++ b/tillsyn/A 14999-2024 tillsynsbegäran.docx
@@ -573,7 +573,7 @@
     <w:r>
       <w:tab/>
       <w:tab/>
-      <w:t>2026-05-26</w:t>
+      <w:t>2026-05-27</w:t>
       <w:br/>
       <w:br/>
     </w:r>

--- a/tillsyn/A 14999-2024 tillsynsbegäran.docx
+++ b/tillsyn/A 14999-2024 tillsynsbegäran.docx
@@ -573,7 +573,7 @@
     <w:r>
       <w:tab/>
       <w:tab/>
-      <w:t>2026-05-27</w:t>
+      <w:t>2026-05-28</w:t>
       <w:br/>
       <w:br/>
     </w:r>

--- a/tillsyn/A 14999-2024 tillsynsbegäran.docx
+++ b/tillsyn/A 14999-2024 tillsynsbegäran.docx
@@ -573,7 +573,7 @@
     <w:r>
       <w:tab/>
       <w:tab/>
-      <w:t>2026-05-28</w:t>
+      <w:t>2026-05-29</w:t>
       <w:br/>
       <w:br/>
     </w:r>

--- a/tillsyn/A 14999-2024 tillsynsbegäran.docx
+++ b/tillsyn/A 14999-2024 tillsynsbegäran.docx
@@ -573,7 +573,7 @@
     <w:r>
       <w:tab/>
       <w:tab/>
-      <w:t>2026-05-29</w:t>
+      <w:t>2026-05-30</w:t>
       <w:br/>
       <w:br/>
     </w:r>

--- a/tillsyn/A 14999-2024 tillsynsbegäran.docx
+++ b/tillsyn/A 14999-2024 tillsynsbegäran.docx
@@ -573,7 +573,7 @@
     <w:r>
       <w:tab/>
       <w:tab/>
-      <w:t>2026-05-30</w:t>
+      <w:t>2026-05-31</w:t>
       <w:br/>
       <w:br/>
     </w:r>

--- a/tillsyn/A 14999-2024 tillsynsbegäran.docx
+++ b/tillsyn/A 14999-2024 tillsynsbegäran.docx
@@ -573,7 +573,7 @@
     <w:r>
       <w:tab/>
       <w:tab/>
-      <w:t>2026-05-31</w:t>
+      <w:t>2026-06-01</w:t>
       <w:br/>
       <w:br/>
     </w:r>

--- a/tillsyn/A 14999-2024 tillsynsbegäran.docx
+++ b/tillsyn/A 14999-2024 tillsynsbegäran.docx
@@ -573,7 +573,7 @@
     <w:r>
       <w:tab/>
       <w:tab/>
-      <w:t>2026-06-01</w:t>
+      <w:t>2026-06-02</w:t>
       <w:br/>
       <w:br/>
     </w:r>

--- a/tillsyn/A 14999-2024 tillsynsbegäran.docx
+++ b/tillsyn/A 14999-2024 tillsynsbegäran.docx
@@ -573,7 +573,7 @@
     <w:r>
       <w:tab/>
       <w:tab/>
-      <w:t>2026-06-02</w:t>
+      <w:t>2026-06-03</w:t>
       <w:br/>
       <w:br/>
     </w:r>

--- a/tillsyn/A 14999-2024 tillsynsbegäran.docx
+++ b/tillsyn/A 14999-2024 tillsynsbegäran.docx
@@ -573,7 +573,7 @@
     <w:r>
       <w:tab/>
       <w:tab/>
-      <w:t>2026-06-03</w:t>
+      <w:t>2026-06-04</w:t>
       <w:br/>
       <w:br/>
     </w:r>

--- a/tillsyn/A 14999-2024 tillsynsbegäran.docx
+++ b/tillsyn/A 14999-2024 tillsynsbegäran.docx
@@ -573,7 +573,7 @@
     <w:r>
       <w:tab/>
       <w:tab/>
-      <w:t>2026-06-04</w:t>
+      <w:t>2026-06-05</w:t>
       <w:br/>
       <w:br/>
     </w:r>

--- a/tillsyn/A 14999-2024 tillsynsbegäran.docx
+++ b/tillsyn/A 14999-2024 tillsynsbegäran.docx
@@ -573,7 +573,7 @@
     <w:r>
       <w:tab/>
       <w:tab/>
-      <w:t>2026-06-05</w:t>
+      <w:t>2026-06-06</w:t>
       <w:br/>
       <w:br/>
     </w:r>

--- a/tillsyn/A 14999-2024 tillsynsbegäran.docx
+++ b/tillsyn/A 14999-2024 tillsynsbegäran.docx
@@ -573,7 +573,7 @@
     <w:r>
       <w:tab/>
       <w:tab/>
-      <w:t>2026-06-06</w:t>
+      <w:t>2026-06-07</w:t>
       <w:br/>
       <w:br/>
     </w:r>

--- a/tillsyn/A 14999-2024 tillsynsbegäran.docx
+++ b/tillsyn/A 14999-2024 tillsynsbegäran.docx
@@ -573,7 +573,7 @@
     <w:r>
       <w:tab/>
       <w:tab/>
-      <w:t>2026-06-07</w:t>
+      <w:t>2026-06-08</w:t>
       <w:br/>
       <w:br/>
     </w:r>

--- a/tillsyn/A 14999-2024 tillsynsbegäran.docx
+++ b/tillsyn/A 14999-2024 tillsynsbegäran.docx
@@ -573,7 +573,7 @@
     <w:r>
       <w:tab/>
       <w:tab/>
-      <w:t>2026-06-08</w:t>
+      <w:t>2026-06-09</w:t>
       <w:br/>
       <w:br/>
     </w:r>

--- a/tillsyn/A 14999-2024 tillsynsbegäran.docx
+++ b/tillsyn/A 14999-2024 tillsynsbegäran.docx
@@ -573,7 +573,7 @@
     <w:r>
       <w:tab/>
       <w:tab/>
-      <w:t>2026-06-09</w:t>
+      <w:t>2026-06-10</w:t>
       <w:br/>
       <w:br/>
     </w:r>

--- a/tillsyn/A 14999-2024 tillsynsbegäran.docx
+++ b/tillsyn/A 14999-2024 tillsynsbegäran.docx
@@ -573,7 +573,7 @@
     <w:r>
       <w:tab/>
       <w:tab/>
-      <w:t>2026-06-10</w:t>
+      <w:t>2026-06-11</w:t>
       <w:br/>
       <w:br/>
     </w:r>

--- a/tillsyn/A 14999-2024 tillsynsbegäran.docx
+++ b/tillsyn/A 14999-2024 tillsynsbegäran.docx
@@ -573,7 +573,7 @@
     <w:r>
       <w:tab/>
       <w:tab/>
-      <w:t>2026-06-11</w:t>
+      <w:t>2026-06-12</w:t>
       <w:br/>
       <w:br/>
     </w:r>

--- a/tillsyn/A 14999-2024 tillsynsbegäran.docx
+++ b/tillsyn/A 14999-2024 tillsynsbegäran.docx
@@ -573,7 +573,7 @@
     <w:r>
       <w:tab/>
       <w:tab/>
-      <w:t>2026-06-12</w:t>
+      <w:t>2026-06-13</w:t>
       <w:br/>
       <w:br/>
     </w:r>

--- a/tillsyn/A 14999-2024 tillsynsbegäran.docx
+++ b/tillsyn/A 14999-2024 tillsynsbegäran.docx
@@ -573,7 +573,7 @@
     <w:r>
       <w:tab/>
       <w:tab/>
-      <w:t>2026-06-13</w:t>
+      <w:t>2026-06-14</w:t>
       <w:br/>
       <w:br/>
     </w:r>

--- a/tillsyn/A 14999-2024 tillsynsbegäran.docx
+++ b/tillsyn/A 14999-2024 tillsynsbegäran.docx
@@ -573,7 +573,7 @@
     <w:r>
       <w:tab/>
       <w:tab/>
-      <w:t>2026-06-15</w:t>
+      <w:t>2026-06-16</w:t>
       <w:br/>
       <w:br/>
     </w:r>

--- a/tillsyn/A 14999-2024 tillsynsbegäran.docx
+++ b/tillsyn/A 14999-2024 tillsynsbegäran.docx
@@ -573,7 +573,7 @@
     <w:r>
       <w:tab/>
       <w:tab/>
-      <w:t>2026-06-16</w:t>
+      <w:t>2026-06-17</w:t>
       <w:br/>
       <w:br/>
     </w:r>

--- a/tillsyn/A 14999-2024 tillsynsbegäran.docx
+++ b/tillsyn/A 14999-2024 tillsynsbegäran.docx
@@ -1,6 +1,6 @@
 
 <file path=word/document.xml><?xml version="1.0" encoding="utf-8"?>
-<w:document xmlns:wpc="http://schemas.microsoft.com/office/word/2010/wordprocessingCanvas" xmlns:cx="http://schemas.microsoft.com/office/drawing/2014/chartex" xmlns:cx1="http://schemas.microsoft.com/office/drawing/2015/9/8/chartex" xmlns:cx2="http://schemas.microsoft.com/office/drawing/2015/10/21/chartex" xmlns:cx3="http://schemas.microsoft.com/office/drawing/2016/5/9/chartex" xmlns:cx4="http://schemas.microsoft.com/office/drawing/2016/5/10/chartex" xmlns:cx5="http://schemas.microsoft.com/office/drawing/2016/5/11/chartex" xmlns:cx6="http://schemas.microsoft.com/office/drawing/2016/5/12/chartex" xmlns:cx7="http://schemas.microsoft.com/office/drawing/2016/5/13/chartex" xmlns:cx8="http://schemas.microsoft.com/office/drawing/2016/5/14/chartex" xmlns:mc="http://schemas.openxmlformats.org/markup-compatibility/2006" xmlns:aink="http://schemas.microsoft.com/office/drawing/2016/ink" xmlns:am3d="http://schemas.microsoft.com/office/drawing/2017/model3d" xmlns:o="urn:schemas-microsoft-com:office:office" xmlns:oel="http://schemas.microsoft.com/office/2019/extlst" xmlns:r="http://schemas.openxmlformats.org/officeDocument/2006/relationships" xmlns:m="http://schemas.openxmlformats.org/officeDocument/2006/math" xmlns:v="urn:schemas-microsoft-com:vml" xmlns:wp14="http://schemas.microsoft.com/office/word/2010/wordprocessingDrawing" xmlns:wp="http://schemas.openxmlformats.org/drawingml/2006/wordprocessingDrawing" xmlns:w10="urn:schemas-microsoft-com:office:word" xmlns:w="http://schemas.openxmlformats.org/wordprocessingml/2006/main" xmlns:w14="http://schemas.microsoft.com/office/word/2010/wordml" xmlns:w15="http://schemas.microsoft.com/office/word/2012/wordml" xmlns:w16cex="http://schemas.microsoft.com/office/word/2018/wordml/cex" xmlns:w16cid="http://schemas.microsoft.com/office/word/2016/wordml/cid" xmlns:w16="http://schemas.microsoft.com/office/word/2018/wordml" xmlns:w16sdtdh="http://schemas.microsoft.com/office/word/2020/wordml/sdtdatahash" xmlns:w16se="http://schemas.microsoft.com/office/word/2015/wordml/symex" xmlns:wpg="http://schemas.microsoft.com/office/word/2010/wordprocessingGroup" xmlns:wpi="http://schemas.microsoft.com/office/word/2010/wordprocessingInk" xmlns:wne="http://schemas.microsoft.com/office/word/2006/wordml" xmlns:wps="http://schemas.microsoft.com/office/word/2010/wordprocessingShape" mc:Ignorable="w14 w15 w16se w16cid w16 w16cex w16sdtdh wp14">
+<w:document xmlns:wpc="http://schemas.microsoft.com/office/word/2010/wordprocessingCanvas" xmlns:cx="http://schemas.microsoft.com/office/drawing/2014/chartex" xmlns:cx1="http://schemas.microsoft.com/office/drawing/2015/9/8/chartex" xmlns:cx2="http://schemas.microsoft.com/office/drawing/2015/10/21/chartex" xmlns:cx3="http://schemas.microsoft.com/office/drawing/2016/5/9/chartex" xmlns:cx4="http://schemas.microsoft.com/office/drawing/2016/5/10/chartex" xmlns:cx5="http://schemas.microsoft.com/office/drawing/2016/5/11/chartex" xmlns:cx6="http://schemas.microsoft.com/office/drawing/2016/5/12/chartex" xmlns:cx7="http://schemas.microsoft.com/office/drawing/2016/5/13/chartex" xmlns:cx8="http://schemas.microsoft.com/office/drawing/2016/5/14/chartex" xmlns:mc="http://schemas.openxmlformats.org/markup-compatibility/2006" xmlns:aink="http://schemas.microsoft.com/office/drawing/2016/ink" xmlns:am3d="http://schemas.microsoft.com/office/drawing/2017/model3d" xmlns:o="urn:schemas-microsoft-com:office:office" xmlns:oel="http://schemas.microsoft.com/office/2019/extlst" xmlns:r="http://schemas.openxmlformats.org/officeDocument/2006/relationships" xmlns:m="http://schemas.openxmlformats.org/officeDocument/2006/math" xmlns:v="urn:schemas-microsoft-com:vml" xmlns:wp14="http://schemas.microsoft.com/office/word/2010/wordprocessingDrawing" xmlns:wp="http://schemas.openxmlformats.org/drawingml/2006/wordprocessingDrawing" xmlns:w10="urn:schemas-microsoft-com:office:word" xmlns:w="http://schemas.openxmlformats.org/wordprocessingml/2006/main" xmlns:w14="http://schemas.microsoft.com/office/word/2010/wordml" xmlns:w15="http://schemas.microsoft.com/office/word/2012/wordml" xmlns:w16cex="http://schemas.microsoft.com/office/word/2018/wordml/cex" xmlns:w16cid="http://schemas.microsoft.com/office/word/2016/wordml/cid" xmlns:w16="http://schemas.microsoft.com/office/word/2018/wordml" xmlns:w16du="http://schemas.microsoft.com/office/word/2023/wordml/word16du" xmlns:w16sdtdh="http://schemas.microsoft.com/office/word/2020/wordml/sdtdatahash" xmlns:w16sdtfl="http://schemas.microsoft.com/office/word/2024/wordml/sdtformatlock" xmlns:w16se="http://schemas.microsoft.com/office/word/2015/wordml/symex" xmlns:wpg="http://schemas.microsoft.com/office/word/2010/wordprocessingGroup" xmlns:wpi="http://schemas.microsoft.com/office/word/2010/wordprocessingInk" xmlns:wne="http://schemas.microsoft.com/office/word/2006/wordml" xmlns:wps="http://schemas.microsoft.com/office/word/2010/wordprocessingShape" mc:Ignorable="w14 w15 w16se w16cid w16 w16cex w16sdtdh w16sdtfl w16du wp14">
   <w:body>
     <w:p>
       <w:pPr>
@@ -12,35 +12,10 @@
     </w:p>
     <w:p>
       <w:r>
-        <w:t>Detta dokument behandlar höga naturvärden i avverkningsanmälan A 14999-2024 i Gällivare kommun. Denna avverkningsanmälan inkom 2024-04-17 00:00:00 och omfattar 12,5 ha.</w:t>
-      </w:r>
-    </w:p>
-    <w:p>
-      <w:r>
-        <w:t>Vi begär härmed att Skogsstyrelsen fattar beslut enligt miljöbalken som säkerställer att skogens höga naturvärden bevaras samt säkerställer att EU-lagstiftning efterlevs och att artskyddsbrott förhindras. Vi önskar även ta del av de ställningstaganden och beslut som myndigheterna meddelar till följd av aktuell avverkningsanmälan och föreningens inlaga (se 34 § förvaltningslagen).</w:t>
-      </w:r>
-    </w:p>
-    <w:p>
-      <w:r>
-        <w:t>Nedan beskrivs fynd av naturvårdsarter och fridlysta arter som gjorts i det avverkningsanmälda området. I BILAGA 1 finns artfakta om fridlysta arter.</w:t>
-      </w:r>
-    </w:p>
-    <w:p>
-      <w:pPr>
-        <w:pStyle w:val="Heading1"/>
-      </w:pPr>
-      <w:r>
-        <w:t>Naturvårdsarter</w:t>
-      </w:r>
-    </w:p>
-    <w:p>
-      <w:r>
-        <w:t>I avverkningsanmälan har följande 10 naturvårdsarter hittats: garnlav (NT), granticka (NT), järpe (NT, §4), talltaggsvamp (NT), mörk husmossa (S), norrlandslav (S), plattlummer (S, §9), skogshakmossa (S), ögonpyrola (S) och revlummer (§9). Av dessa är 4 rödlistade. För rödlistade arter har rödlistekategorin angivits inom parentes. Arter som är signalarter enligt Skogsstyrelsen har markerats med (S). För fridlysta arter anges även paragrafen i Artskyddsförordningen som arten är fridlyst enligt.</w:t>
-      </w:r>
-    </w:p>
-    <w:p>
-      <w:r>
-        <w:t>De påträffade naturvårdsarterna är ett tydligt kvitto på att detta rör sig om en skog med höga naturvärden. I Figur 1 visas en karta över det avverkningsanmälda området, där samtliga fyndplatser för naturvårdsarter som finns registrerade på Artportalen har markerats.</w:t>
+        <w:t>Detta dokument behandlar höga naturvärden i avverkningsanmälan A 14999-2024 i Gällivare kommun som inkom 2024-04-17 och omfattar 12,5 ha.</w:t>
+      </w:r>
+      <w:r>
+        <w:t xml:space="preserve"> I Figur 1 visas fyndplatser för naturvårdsarter i området, som finns registrerade på Artportalen.</w:t>
       </w:r>
     </w:p>
     <w:p>
@@ -50,7 +25,7 @@
       <w:r>
         <w:drawing>
           <wp:inline xmlns:a="http://schemas.openxmlformats.org/drawingml/2006/main" xmlns:pic="http://schemas.openxmlformats.org/drawingml/2006/picture">
-            <wp:extent cx="5486400" cy="3567330"/>
+            <wp:extent cx="5486400" cy="4615363"/>
             <wp:docPr id="1" name="Picture 1"/>
             <wp:cNvGraphicFramePr>
               <a:graphicFrameLocks noChangeAspect="1"/>
@@ -71,7 +46,7 @@
                   <pic:spPr>
                     <a:xfrm>
                       <a:off x="0" y="0"/>
-                      <a:ext cx="5486400" cy="3567330"/>
+                      <a:ext cx="5486400" cy="4615363"/>
                     </a:xfrm>
                     <a:prstGeom prst="rect"/>
                   </pic:spPr>
@@ -85,203 +60,30 @@
     <w:p>
       <w:pPr>
         <w:pStyle w:val="Caption"/>
+        <w:spacing w:after="240"/>
       </w:pPr>
       <w:r>
-        <w:t>Figur 1. Fyndplatser för naturvårdsarter i det avverkningsanmälda området (röd linje). Markörer utan svart kant är placerade på fyndplatsen. Markörer med svart kant är placerade vid sidan av fyndplatsen och har ett svart streck som visar fyndplatsens exakta position. Kartans mittpunktskoordinat är N 7456049, E 747823 i SWEREF 99 TM.</w:t>
+        <w:t>Figur 1. Fyndplatser för naturvårdsarter i och inom 22 meter från avverkningsanmälan (röd linje). Inom parentes anges rödlistekategorier, S för signalarter, Tför typiska arter och fridlysningsparagrafer i artskyddsförordningen.Markörer utan svart kant är placerade på fyndplatsen. Markörer med svart kant är placerade vid sidan av fyndplatsen och har ett svart streck som visar fyndplatsens exakta position. Kartans mittpunktskoordinat är N 7456049, E 747823 i SWEREF 99 TM.</w:t>
       </w:r>
     </w:p>
     <w:p>
       <w:r>
-        <w:rPr>
-          <w:b/>
-        </w:rPr>
-        <w:t>Garnlav (VU)</w:t>
-      </w:r>
-      <w:r>
-        <w:t xml:space="preserve"> är en utpräglad barrskogsart som ibland kan drapera träden i norrländska grannaturskogar med hög luftfuktighet. Den förekommer även i talldominerade bestånd där den, förutom i trädens grenverk, påträffas hängande över ojämnheter i tallbarken. Arten har minskat starkt i södra och mellersta Sverige och den minskar även i sitt nordliga utbredningsområde. Minskningstakten uppgår till 30 (20–50) % inom 50 år och överstiger gränsvärdet för Sårbar (VU). Orsaken till tillbakagången beror främst på slutavverkningar av naturskogsartade skogar. Bestånd med riklig förekomst bör regelmässigt sparas, vilket även gynnar flera andra sällsynta och rödlistade arter. Garnlav är värdväxt för den mycket sällsynta och akut hotade fjärilen barrskogslavfly (CR) som hör hemma i boreala barrskogar med riklig förekomst av värdväxten. Tidigare kunde arten konstateras årligen på flera platser vid Dala-Floda i Dalarna innan lokalerna kalavverkades. Senaste fyndet i landet av barrskogslavfly är från år 2000 då den påträffades vid Högberget i Sollefteå kommun. Garnlav är typisk art för </w:t>
-      </w:r>
-      <w:r>
-        <w:rPr>
-          <w:i/>
-        </w:rPr>
-        <w:t xml:space="preserve">9010 Taiga </w:t>
-      </w:r>
-      <w:r>
-        <w:t>och</w:t>
-      </w:r>
-      <w:r>
-        <w:rPr>
-          <w:i/>
-        </w:rPr>
-        <w:t xml:space="preserve"> 9070 Trädklädd betesmark</w:t>
-      </w:r>
-      <w:r>
-        <w:t xml:space="preserve"> (SLU Artdatabanken, 2026).</w:t>
+        <w:t>Vi begär härmed att Skogsstyrelsen fattar beslut enligt miljöbalken som säkerställer att skogens höga naturvärden bevaras samt att EU-lagstiftning efterlevs och att artskyddsbrott förhindras.</w:t>
       </w:r>
     </w:p>
     <w:p>
       <w:r>
-        <w:rPr>
-          <w:b/>
-        </w:rPr>
-        <w:t>Granticka</w:t>
-      </w:r>
-      <w:r>
-        <w:t xml:space="preserve"> förekommer främst i äldre skogar med naturskogskaraktär, liksom i dimensionsavverkade och plockhuggna skogar. I äldre grannaturskog i norra Sverige är den alltjämt en förhållandevis vanlig karaktärsart, medan den längre söderut blir allt mer sällsynt. I Götaland och delar av Svealand är den en god signalart för skyddsvärda granskogsmiljöer. Arten bedöms ha minskat starkt under senare år på grund av skogsavverkningar, då den framför allt växer i äldre granskog med långvarig grankontinuitet. I urskogsliknande bestånd i norra Sverige kan ibland påträffas den mycket sällsynta tickan grantickeporing (VU), som lever på döda grantickor. Det som tidigare inbegripit grantickan har visat sig röra sig om två arter; tajgagranticka </w:t>
-      </w:r>
-      <w:r>
-        <w:rPr>
-          <w:i/>
-        </w:rPr>
-        <w:t>Porodaedalea abietis</w:t>
-      </w:r>
-      <w:r>
-        <w:t xml:space="preserve"> (LC) och </w:t>
-      </w:r>
-      <w:r>
-        <w:rPr>
-          <w:i/>
-        </w:rPr>
-        <w:t>Porodaedalea chrysoloma</w:t>
-      </w:r>
-      <w:r>
-        <w:t xml:space="preserve"> (DD). Den nordligare arten, tajgagranticka, bildar större fruktkroppar och har sin främsta förekomst i norra Sverige, medan den mer tunnköttiga arten, </w:t>
-      </w:r>
-      <w:r>
-        <w:rPr>
-          <w:i/>
-        </w:rPr>
-        <w:t>P. chrysoloma</w:t>
-      </w:r>
-      <w:r>
-        <w:t>, förekommer i sydöstra Sverige och på Gotland (SLU Artdatabanken, 2026; Nitare &amp; Skogsstyrelsen, 2019).</w:t>
+        <w:t>Vi begär vidare att Skogsstyrelsen säkerställer att inga skador eller försämringar av naturtypens bevarandestatus i området tillåts ske. Se Rådets direktiv 92/43/EEG samt ickeförsämringskravet i EU:s naturrestaureringsförordning (EU 2024/1991).</w:t>
       </w:r>
     </w:p>
     <w:p>
       <w:r>
-        <w:rPr>
-          <w:b/>
-        </w:rPr>
-        <w:t xml:space="preserve">Mörk husmossa </w:t>
-      </w:r>
-      <w:r>
-        <w:t xml:space="preserve">är en mycket bra signalart i södra och mellersta Sverige. Den är sannolikt svårspridd och växer huvudsakligen i skog med lång skoglig kontinuitet i områden med konstant hög luftfuktighet. Den är känslig för större avverkningar, men tål plockhuggning som lämnar ett tätare trädskikt och ett obrutet, fukthållande mosstäcke på marken. Ett par studier har klart visat att artens tillväxt försämras när skogen huggs ner intill växtplatsen, och att ett kalhygges påverkan på mörk husmossa avtar både med avståndet från kalhygget och ju fuktigare växtplatsen är. Mörk husmossa är typisk art för </w:t>
-      </w:r>
-      <w:r>
-        <w:rPr>
-          <w:i/>
-        </w:rPr>
-        <w:t xml:space="preserve">9010 Taiga, 9050 Näringsrik granskog, 9080 Lövsumpskog, 9750 Svämlövskog, 9020 Nordlig ädellövskog, 9160 Näringsrik ekskog </w:t>
-      </w:r>
-      <w:r>
-        <w:t>och</w:t>
-      </w:r>
-      <w:r>
-        <w:rPr>
-          <w:i/>
-        </w:rPr>
-        <w:t xml:space="preserve"> 9180 Ädellövskog i branter</w:t>
-      </w:r>
-      <w:r>
-        <w:t xml:space="preserve"> (SLU Artdatabanken, 2024; Nitare &amp; Skogsstyrelsen, 2019).</w:t>
+        <w:t>Vi önskar även ta del av de ställningstaganden och beslut som myndigheten meddelar till följd av aktuell avverkningsanmälan och föreningens inlaga (se 34 § förvaltningslagen).</w:t>
       </w:r>
     </w:p>
     <w:p>
       <w:r>
-        <w:rPr>
-          <w:b/>
-        </w:rPr>
-        <w:t xml:space="preserve">Norrlandslav </w:t>
-      </w:r>
-      <w:r>
-        <w:t xml:space="preserve">indikerar söder om den naturliga norrlandsgränsen barrskogsbeklädda bergbranter eller andra ostörda skogsmiljöer med höga naturvärden. Norrlandslav är typisk art för </w:t>
-      </w:r>
-      <w:r>
-        <w:rPr>
-          <w:i/>
-        </w:rPr>
-        <w:t xml:space="preserve">9010 Taiga, 8110 Silikatrasmarker </w:t>
-      </w:r>
-      <w:r>
-        <w:t>och</w:t>
-      </w:r>
-      <w:r>
-        <w:rPr>
-          <w:i/>
-        </w:rPr>
-        <w:t xml:space="preserve"> 8120 Kalkrasmarker </w:t>
-      </w:r>
-      <w:r>
-        <w:t>(Nitare &amp; Skogsstyrelsen, 2000; SLU Artdatabanken, 2025).</w:t>
-      </w:r>
-    </w:p>
-    <w:p>
-      <w:r>
-        <w:rPr>
-          <w:b/>
-        </w:rPr>
-        <w:t>Skogshakmossa</w:t>
-      </w:r>
-      <w:r>
-        <w:t xml:space="preserve"> indikerar lokaler som ofta har en artrik mossflora som kräver jämn och hög markfuktighet, till exempel olika sumpskogar med höga naturvärden. Högst signalvärde har arten i södra och mellersta Sverige. Skogshakmossa är typisk art för </w:t>
-      </w:r>
-      <w:r>
-        <w:rPr>
-          <w:i/>
-        </w:rPr>
-        <w:t xml:space="preserve">9010 Taiga, 9050 Näringsrik granskog, 9080 Lövsumpskog </w:t>
-      </w:r>
-      <w:r>
-        <w:t xml:space="preserve">och </w:t>
-      </w:r>
-      <w:r>
-        <w:rPr>
-          <w:i/>
-        </w:rPr>
-        <w:t xml:space="preserve">9750 Svämlövskog </w:t>
-      </w:r>
-      <w:r>
-        <w:t>(Nitare &amp; Skogsstyrelsen, 2019; SLU Artdatabanken, 2025).</w:t>
-      </w:r>
-    </w:p>
-    <w:p>
-      <w:r>
-        <w:rPr>
-          <w:b/>
-        </w:rPr>
-        <w:t xml:space="preserve">Talltaggsvamp (NT) </w:t>
-      </w:r>
-      <w:r>
-        <w:t>förekommer främst i tallnaturskogar eller tallskogar av kontinuitetsskogskaraktär där den bildar mykorrhiza med tall. Särskilt frekvent är den i sandtallskogar med inslag av gamla träd, t.ex. på grusåsar, stränder och sandhedar. Arten hotas främst av skogsavverkning och tycks försvinna efter slutavverkning, markberedning och plantering. Talltaggsvamp är globalt rödlistad som nära hotad (NT) vilket innebär att Sverige har ett internationellt ansvar för arten (IUCN, 2025; SLU Artdatabanken, 2024).</w:t>
-      </w:r>
-    </w:p>
-    <w:p>
-      <w:r>
-        <w:rPr>
-          <w:b/>
-        </w:rPr>
-        <w:t xml:space="preserve">Ögonpyrola </w:t>
-      </w:r>
-      <w:r>
-        <w:t xml:space="preserve">är normalt en bra signalart som visar på områden med höga naturvärden och stabila förhållanden, särskilt inom näringsfattiga trakter. Växten är mycket känslig för markskador och försvinner snabbt efter slutavverkning. Den hotas också av skogsgödsling och markavvattning. Ögonpyrola är typisk art för </w:t>
-      </w:r>
-      <w:r>
-        <w:rPr>
-          <w:i/>
-        </w:rPr>
-        <w:t>9010 Taiga</w:t>
-      </w:r>
-      <w:r>
-        <w:t xml:space="preserve"> och</w:t>
-      </w:r>
-      <w:r>
-        <w:rPr>
-          <w:i/>
-        </w:rPr>
-        <w:t xml:space="preserve"> 9070 Trädklädd betesmark</w:t>
-      </w:r>
-      <w:r>
-        <w:t xml:space="preserve"> (Nitare &amp; Skogsstyrelsen, 2019; SLU Artdatabanken, 2024).</w:t>
+        <w:t>Nedan beskrivs fynd av naturvårdsarter och fridlysta arter som gjorts i det avverkningsanmälda området. I BILAGA 1 finns artfakta om fridlysta arter.</w:t>
       </w:r>
     </w:p>
     <w:p>
@@ -289,12 +91,30 @@
         <w:pStyle w:val="Heading1"/>
       </w:pPr>
       <w:r>
-        <w:t>Fridlysta arter</w:t>
+        <w:t>Naturvårdsarter</w:t>
       </w:r>
     </w:p>
     <w:p>
       <w:r>
-        <w:t>Följande fridlysta arter har sina livsmiljöer och växtplatser i den avverkningsanmälda skogen: järpe (NT, §4), plattlummer (S, §9) och revlummer (§9).</w:t>
+        <w:t>I och inom 22 meter från avverkningsanmälan har följande 11 naturvårdsarter hittats: garnlav (VU, T), talltaggsvamp (NT), äggvaxskivling (NT), lappranunkel (S, T, §7), mörk husmossa (S, T), norrlandslav (S, T), plattlummer (S, T, §9), skogshakmossa (S, T), ögonpyrola (S, T), järpe (T, §4) och revlummer (§9). Av dessa är 3 rödlistade. För rödlistade arter har rödlistekategorin angivits inom parentes. Arter som är signalarter enligt Skogsstyrelsen har markerats med (S). Typiska arter inom Natura 2000 som är kopplade till skogsekosystem har markerats med (T). För fridlysta arter anges även paragrafen i Artskyddsförordningen som arten är fridlyst enligt.</w:t>
+      </w:r>
+    </w:p>
+    <w:p>
+      <w:r>
+        <w:t>De påträffade naturvårdsarterna är ett tydligt kvitto på att det rör sig om en skog med höga naturvärden.</w:t>
+      </w:r>
+    </w:p>
+    <w:p>
+      <w:pPr>
+        <w:pStyle w:val="Heading2"/>
+      </w:pPr>
+      <w:r>
+        <w:t>Fridlysta arter</w:t>
+      </w:r>
+    </w:p>
+    <w:p>
+      <w:r>
+        <w:t>Följande fridlysta arter har sina livsmiljöer och växtplatser i den avverkningsanmälda skogen: lappranunkel (S, T, §7), plattlummer (S, T, §9), järpe (T, §4) och revlummer (§9).</w:t>
       </w:r>
     </w:p>
     <w:p>
@@ -345,6 +165,35 @@
         <w:rPr>
           <w:b/>
         </w:rPr>
+        <w:t>Lappranunkel (§7)</w:t>
+      </w:r>
+      <w:r>
+        <w:t xml:space="preserve"> omfattas av EU:s art- och habitatdirektiv och är fridlyst enligt 7 § artskyddsförordningen vilket innebär att artens livsmiljöer inte får förstöras. Den är knuten till granskogsmiljöer med ytligt liggande markvatten och konstant hög luftfuktighet. Arten är känslig för kalavverkning och markskador men kan kortvarigt står kvar en tid i fuktsvackor efter en avverkning. Lokaler med lappranunkel får inte avverkas. Lappranunkel är typisk art för </w:t>
+      </w:r>
+      <w:r>
+        <w:rPr>
+          <w:i/>
+        </w:rPr>
+        <w:t xml:space="preserve">9010 Taiga, 7160 Källor och källkärr </w:t>
+      </w:r>
+      <w:r>
+        <w:t>och</w:t>
+      </w:r>
+      <w:r>
+        <w:rPr>
+          <w:i/>
+        </w:rPr>
+        <w:t xml:space="preserve"> 9050 Näringsrik granskog</w:t>
+      </w:r>
+      <w:r>
+        <w:t xml:space="preserve"> (Nitare &amp; Skogsstyrelsen, 2019; SLU Artdatabanken, 2024).</w:t>
+      </w:r>
+    </w:p>
+    <w:p>
+      <w:r>
+        <w:rPr>
+          <w:b/>
+        </w:rPr>
         <w:t>Plattlummer (§9)</w:t>
       </w:r>
       <w:r>
@@ -372,6 +221,253 @@
     <w:p>
       <w:r>
         <w:t>I BILAGA 1 finns mer detaljerad information om ekologi samt krav på livsmiljö hos fridlysta arter.</w:t>
+      </w:r>
+    </w:p>
+    <w:p>
+      <w:pPr>
+        <w:pStyle w:val="Heading2"/>
+      </w:pPr>
+      <w:r>
+        <w:t>Övriga naturvårdsarter</w:t>
+      </w:r>
+    </w:p>
+    <w:p>
+      <w:r>
+        <w:rPr>
+          <w:b/>
+        </w:rPr>
+        <w:t>Garnlav (VU)</w:t>
+      </w:r>
+      <w:r>
+        <w:t xml:space="preserve"> är en utpräglad barrskogsart som ibland kan drapera träden i norrländska grannaturskogar med hög luftfuktighet. Den förekommer även i talldominerade bestånd där den, förutom i trädens grenverk, påträffas hängande över ojämnheter i tallbarken. Arten har minskat starkt i södra och mellersta Sverige och den minskar även i sitt nordliga utbredningsområde. Minskningstakten uppgår till 30 (20–50) % inom 50 år och överstiger gränsvärdet för Sårbar (VU). Orsaken till tillbakagången beror främst på slutavverkningar av naturskogsartade skogar. Bestånd med riklig förekomst bör regelmässigt sparas, vilket även gynnar flera andra sällsynta och rödlistade arter. Garnlav är värdväxt för den mycket sällsynta och akut hotade fjärilen barrskogslavfly (CR) som hör hemma i boreala barrskogar med riklig förekomst av värdväxten. Tidigare kunde arten konstateras årligen på flera platser vid Dala-Floda i Dalarna innan lokalerna kalavverkades. Senaste fyndet i landet av barrskogslavfly är från år 2000 då den påträffades vid Högberget i Sollefteå kommun. Garnlav är typisk art för </w:t>
+      </w:r>
+      <w:r>
+        <w:rPr>
+          <w:i/>
+        </w:rPr>
+        <w:t xml:space="preserve">9010 Taiga </w:t>
+      </w:r>
+      <w:r>
+        <w:t>och</w:t>
+      </w:r>
+      <w:r>
+        <w:rPr>
+          <w:i/>
+        </w:rPr>
+        <w:t xml:space="preserve"> 9070 Trädklädd betesmark</w:t>
+      </w:r>
+      <w:r>
+        <w:t xml:space="preserve"> (SLU Artdatabanken, 2026).</w:t>
+      </w:r>
+    </w:p>
+    <w:p>
+      <w:r>
+        <w:rPr>
+          <w:b/>
+        </w:rPr>
+        <w:t xml:space="preserve">Mörk husmossa </w:t>
+      </w:r>
+      <w:r>
+        <w:t xml:space="preserve">är en mycket bra signalart i södra och mellersta Sverige. Den är sannolikt svårspridd och växer huvudsakligen i skog med lång skoglig kontinuitet i områden med konstant hög luftfuktighet. Den är känslig för större avverkningar, men tål plockhuggning som lämnar ett tätare trädskikt och ett obrutet, fukthållande mosstäcke på marken. Ett par studier har klart visat att artens tillväxt försämras när skogen huggs ner intill växtplatsen, och att ett kalhygges påverkan på mörk husmossa avtar både med avståndet från kalhygget och ju fuktigare växtplatsen är. Mörk husmossa är typisk art för </w:t>
+      </w:r>
+      <w:r>
+        <w:rPr>
+          <w:i/>
+        </w:rPr>
+        <w:t xml:space="preserve">9010 Taiga, 9050 Näringsrik granskog, 9080 Lövsumpskog, 9750 Svämlövskog, 9020 Nordlig ädellövskog, 9160 Näringsrik ekskog </w:t>
+      </w:r>
+      <w:r>
+        <w:t>och</w:t>
+      </w:r>
+      <w:r>
+        <w:rPr>
+          <w:i/>
+        </w:rPr>
+        <w:t xml:space="preserve"> 9180 Ädellövskog i branter</w:t>
+      </w:r>
+      <w:r>
+        <w:t xml:space="preserve"> (SLU Artdatabanken, 2024; Nitare &amp; Skogsstyrelsen, 2019).</w:t>
+      </w:r>
+    </w:p>
+    <w:p>
+      <w:r>
+        <w:rPr>
+          <w:b/>
+        </w:rPr>
+        <w:t xml:space="preserve">Norrlandslav </w:t>
+      </w:r>
+      <w:r>
+        <w:t xml:space="preserve">indikerar söder om den naturliga norrlandsgränsen barrskogsbeklädda bergbranter eller andra ostörda skogsmiljöer med höga naturvärden. Norrlandslav är typisk art för </w:t>
+      </w:r>
+      <w:r>
+        <w:rPr>
+          <w:i/>
+        </w:rPr>
+        <w:t xml:space="preserve">9010 Taiga, 8110 Silikatrasmarker </w:t>
+      </w:r>
+      <w:r>
+        <w:t>och</w:t>
+      </w:r>
+      <w:r>
+        <w:rPr>
+          <w:i/>
+        </w:rPr>
+        <w:t xml:space="preserve"> 8120 Kalkrasmarker </w:t>
+      </w:r>
+      <w:r>
+        <w:t>(Nitare &amp; Skogsstyrelsen, 2000; SLU Artdatabanken, 2025).</w:t>
+      </w:r>
+    </w:p>
+    <w:p>
+      <w:r>
+        <w:rPr>
+          <w:b/>
+        </w:rPr>
+        <w:t>Skogshakmossa</w:t>
+      </w:r>
+      <w:r>
+        <w:t xml:space="preserve"> indikerar lokaler som ofta har en artrik mossflora som kräver jämn och hög markfuktighet, till exempel olika sumpskogar med höga naturvärden. Högst signalvärde har arten i södra och mellersta Sverige. Skogshakmossa är typisk art för </w:t>
+      </w:r>
+      <w:r>
+        <w:rPr>
+          <w:i/>
+        </w:rPr>
+        <w:t xml:space="preserve">9010 Taiga, 9050 Näringsrik granskog, 9080 Lövsumpskog </w:t>
+      </w:r>
+      <w:r>
+        <w:t xml:space="preserve">och </w:t>
+      </w:r>
+      <w:r>
+        <w:rPr>
+          <w:i/>
+        </w:rPr>
+        <w:t xml:space="preserve">9750 Svämlövskog </w:t>
+      </w:r>
+      <w:r>
+        <w:t>(Nitare &amp; Skogsstyrelsen, 2019; SLU Artdatabanken, 2025).</w:t>
+      </w:r>
+    </w:p>
+    <w:p>
+      <w:r>
+        <w:rPr>
+          <w:b/>
+        </w:rPr>
+        <w:t xml:space="preserve">Talltaggsvamp (NT) </w:t>
+      </w:r>
+      <w:r>
+        <w:t>förekommer främst i tallnaturskogar eller tallskogar av kontinuitetsskogskaraktär där den bildar mykorrhiza med tall. Särskilt frekvent är den i sandtallskogar med inslag av gamla träd, t.ex. på grusåsar, stränder och sandhedar. Arten hotas främst av skogsavverkning och tycks försvinna efter slutavverkning, markberedning och plantering. Talltaggsvamp är globalt rödlistad som nära hotad (NT) vilket innebär att Sverige har ett internationellt ansvar för arten (IUCN, 2025; SLU Artdatabanken, 2024).</w:t>
+      </w:r>
+    </w:p>
+    <w:p>
+      <w:r>
+        <w:rPr>
+          <w:b/>
+        </w:rPr>
+        <w:t>Äggvaxskivling (NT)</w:t>
+      </w:r>
+      <w:r>
+        <w:t xml:space="preserve"> bildar mykorrhiza med gran och förekommer huvudsakligen i äldre blåbärsgranskog. Har i Sverige en nordlig utbredningsbild och är relativt vanlig i norra Sverige. Total population i landet bedöms ha minskat kraftigt och fortgående att minska p.g.a. slutavverkningar av kontinuitetsskogar. Skogar med rik förekomst av äggvaxskivling brukar ha en artrik flora av mykorrhizasvampar och kan betraktas som nyckelbiotoper (SLU Artdatabanken, 2024).</w:t>
+      </w:r>
+    </w:p>
+    <w:p>
+      <w:r>
+        <w:rPr>
+          <w:b/>
+        </w:rPr>
+        <w:t xml:space="preserve">Ögonpyrola </w:t>
+      </w:r>
+      <w:r>
+        <w:t xml:space="preserve">är normalt en bra signalart som visar på områden med höga naturvärden och stabila förhållanden, särskilt inom näringsfattiga trakter. Växten är mycket känslig för markskador och försvinner snabbt efter slutavverkning. Den hotas också av skogsgödsling och markavvattning. Ögonpyrola är typisk art för </w:t>
+      </w:r>
+      <w:r>
+        <w:rPr>
+          <w:i/>
+        </w:rPr>
+        <w:t>9010 Taiga</w:t>
+      </w:r>
+      <w:r>
+        <w:t xml:space="preserve"> och</w:t>
+      </w:r>
+      <w:r>
+        <w:rPr>
+          <w:i/>
+        </w:rPr>
+        <w:t xml:space="preserve"> 9070 Trädklädd betesmark</w:t>
+      </w:r>
+      <w:r>
+        <w:t xml:space="preserve"> (Nitare &amp; Skogsstyrelsen, 2019; SLU Artdatabanken, 2024).</w:t>
+      </w:r>
+    </w:p>
+    <w:p>
+      <w:pPr>
+        <w:pStyle w:val="Heading1"/>
+      </w:pPr>
+      <w:r>
+        <w:t>Typiska arter och EU:s art- och habitatdirektiv</w:t>
+      </w:r>
+    </w:p>
+    <w:p>
+      <w:r>
+        <w:t>Typiska arter används för att lokalisera områden med gynnsam bevarandestatus för de naturtyper som är listade i EU:s art- och habitatdirektiv. Ett exempel är Västlig taiga (EU-kod 9010) som saknar gynnsam bevarandestatus och minskar starkt som naturtyp i Sverige. Naturvårdsverket skriver i sin vägledning för Västlig taiga att dylika miljöer förutsätter normalt att skogarna skyddas långsiktigt, eftersom skogsbruk inte är förenligt med bevarande av naturtypen i gynnsamt tillstånd (Naturvårdsverket, 2011).</w:t>
+      </w:r>
+    </w:p>
+    <w:p>
+      <w:r>
+        <w:t>Följande typiska arter har sina livsmiljöer och växtplatser i den avverkningsanmälda skogen: garnlav (VU, T), lappranunkel (S, T, §7), mörk husmossa (S, T), norrlandslav (S, T), plattlummer (S, T, §9), skogshakmossa (S, T), ögonpyrola (S, T) och järpe (T, §4).</w:t>
+      </w:r>
+    </w:p>
+    <w:p>
+      <w:r>
+        <w:t>Enligt Sveriges Artikel 17 rapportering 2013 och 2019 till EU, har naturtypen Västlig taiga (9010) dålig bevarandestatus med negativ trend inom Sveriges boreala region. Skogsbruksåtgärder som avverkning, röjning och gallring pekas ut som några av de främst bidragande orsakerna till naturtypens dåliga status och negativa trend (SLU Artdatabanken, 2019). I EU:s uppföljning av tillståndet för naturtyperna i Skandinavien 2013 – 2018 framgår det att i den boreala regionen är tillståndet så dåligt för Västlig taiga (9010) att habitatet löper allvarlig risk att försvinna regionalt (EEA, 2022). Det allvarliga läget för den biologiska mångfalden i skogen framhålls även i Skogsstyren rapport 2026/07:</w:t>
+      </w:r>
+    </w:p>
+    <w:p>
+      <w:r>
+        <w:rPr>
+          <w:i/>
+        </w:rPr>
+        <w:t>"All avverkning av kända skogliga värdekärnor och sannolika kontinuitetsskogar behöver upphöra för att fylla bristen om 1,56 miljoner hektar bevarad livsmiljötyp. På grund av begränsade kvarvarande arealer av värdekärnor, naturskogar och kontinuitetsskogar leder fortsatt förlust av dessa till en påtaglig risk för långsiktigt negativa effekter för biologisk mångfald i skogslandskapet. Att de återstående arealerna bevaras och ges ett långsiktigt skydd bedöms därför vara av avgörande betydelse."</w:t>
+      </w:r>
+      <w:r>
+        <w:t xml:space="preserve"> (Skogsstyrelsen, 2026).</w:t>
+      </w:r>
+    </w:p>
+    <w:p>
+      <w:r>
+        <w:t>Trots detta har statusen för Västlig taiga ändrats till otillräcklig i stället för dålig i den senaste Artikel 17 rapporteringen 2025. Av Naturvårdsverkets rapport framgår det dock att de ändrade statusbedömningarna jämfört med rapporteringen 2019 inte beror på faktiska miljöförändringar. Ändringarna är av teknisk karaktär och främst en följd av resultaten från genomförda regeringsuppdrag och beslut inför rapporteringen 2025. Det är alltså politisk styrning i stället för faktiska förhållanden i naturen som ändrat på naturtypernas status i rapporteringen, vilket rimmar dåligt med såväl art- och habitatdirektivets syften och mål som med naturrestaureringsförordningen. I praktiken har dock Sveriges nya sätt att rapportera bevarandestatus till EU inte någon betydelse eftersom Naturvårdsverkets rapportering 2025 visar att Västlig taiga</w:t>
+      </w:r>
+      <w:r>
+        <w:rPr>
+          <w:b/>
+        </w:rPr>
+        <w:t xml:space="preserve"> </w:t>
+      </w:r>
+      <w:r>
+        <w:t>inte har gynnsam bevarandestatus.</w:t>
+      </w:r>
+    </w:p>
+    <w:p>
+      <w:r>
+        <w:t>Åtgärder som vidtas i enlighet med art- och habitatdirektivet ska enligt Artikel 2 syfta till att bibehålla eller återställa en gynnsam bevarandestatus hos livsmiljöer samt arter och vilda djur och växter av gemenskapsintresse. Enligt prejudikat från EU-domstolen ska en skogsbruksverksamhet utföras på ett sådant sätt som utgör ett förebyggande och hållbart skogsbruk för att betraktas som förenlig med bevarandekraven i direktivet (se EU-domstolens dom i de förenade målen C 473-19 och C 474-19).</w:t>
+      </w:r>
+    </w:p>
+    <w:p>
+      <w:r>
+        <w:t xml:space="preserve">Av artikel 1.e samma direktiv framgår att en livsmiljös bevarandestatus anses " gynnsam" när — dess naturliga utbredningsområde och de ytor den täcker inom detta område är stabila eller ökande, och — den särskilda struktur och de särskilda funktioner som är nödvändiga för att den skall kunna bibehållas på lång sikt finns, och sannolikt kommer att finnas under en överskådlig framtid, och — bevarandestatusen hos dess </w:t>
+      </w:r>
+      <w:r>
+        <w:rPr>
+          <w:b/>
+        </w:rPr>
+        <w:t>typiska arter</w:t>
+      </w:r>
+      <w:r>
+        <w:t xml:space="preserve"> är gynnsam enligt definitionen i artikel 1.i.</w:t>
+      </w:r>
+    </w:p>
+    <w:p>
+      <w:r>
+        <w:t>EU-direktiv är bindande för EU:s medlemsländer varvid det ankommer på Skogsstyrelsen som nationell tillsynsmyndighet att beakta syftet med EU:s art- och habitatdirektiv vid prövningen av en skogsbruksverksamhet, se Rådets direktiv 92/43/EEG. Se ytterligare information om EU:s livsmiljödirektiv i bilaga 2.</w:t>
       </w:r>
     </w:p>
     <w:p>
@@ -443,6 +539,340 @@
       </w:r>
       <w:r>
         <w:t>SLU Artdatabanken, Uppsala</w:t>
+      </w:r>
+    </w:p>
+    <w:p>
+      <w:pPr>
+        <w:pStyle w:val="Heading1"/>
+      </w:pPr>
+      <w:r>
+        <w:t>Lappranunkel – ekologi samt krav på livsmiljön</w:t>
+      </w:r>
+    </w:p>
+    <w:p>
+      <w:r>
+        <w:t>Lappranunkel (§7) omfattas av EU:s art- och habitatdirektiv och fridlyst enligt 7 § artskyddsförordningen vilket innebär att artens livsmiljöer inte får förstöras.</w:t>
+      </w:r>
+    </w:p>
+    <w:p>
+      <w:pPr>
+        <w:pStyle w:val="ListBullet"/>
+      </w:pPr>
+      <w:r>
+        <w:t xml:space="preserve">7 § </w:t>
+      </w:r>
+      <w:r>
+        <w:rPr>
+          <w:i/>
+        </w:rPr>
+        <w:t>I fråga om sådana växtarter som i bilaga 1 till denna förordning har markerats med N är det förbjudet att avsiktligt plocka, samla in, skära av, dra upp med rötterna eller förstöra växter i deras naturliga utbredningsområde i naturen. Förbudet gäller alla stadier i växternas biologiska cykel.</w:t>
+      </w:r>
+    </w:p>
+    <w:p>
+      <w:r>
+        <w:t xml:space="preserve">Lappranunkel är knuten till granskogsmiljöer med ytligt liggande markvatten och konstant hög luftfuktighet. Arten är känslig för kalavverkning och markskador men kan kortvarigt står kvar en tid i fuktsvackor efter en avverkning. Dikade lokaler bör restaureras hydrologiskt. Lokaler med lappranunkel får inte avverkas. Lappranunkel är typisk art för </w:t>
+      </w:r>
+      <w:r>
+        <w:rPr>
+          <w:i/>
+        </w:rPr>
+        <w:t xml:space="preserve">9010 Taiga, 7160 Källor och källkärr </w:t>
+      </w:r>
+      <w:r>
+        <w:t>och</w:t>
+      </w:r>
+      <w:r>
+        <w:rPr>
+          <w:i/>
+        </w:rPr>
+        <w:t xml:space="preserve"> 9050 Näringsrik granskog</w:t>
+      </w:r>
+      <w:r>
+        <w:t xml:space="preserve"> (Nitare &amp; Skogsstyrelsen, 2019; SLU Artdatabanken, 2024).</w:t>
+      </w:r>
+    </w:p>
+    <w:p>
+      <w:pPr>
+        <w:pStyle w:val="Heading2"/>
+      </w:pPr>
+      <w:r>
+        <w:t>Referenser – lappranunkel</w:t>
+      </w:r>
+    </w:p>
+    <w:p>
+      <w:r>
+        <w:t xml:space="preserve">Nitare, J. &amp; Skogsstyrelsen, 2019. </w:t>
+      </w:r>
+      <w:r>
+        <w:rPr>
+          <w:i/>
+        </w:rPr>
+        <w:t xml:space="preserve">Skyddsvärd skog – Naturvårdsarter och andra kriterier för naturvärdesbedömning. </w:t>
+      </w:r>
+      <w:r>
+        <w:t>Skogsstyrelsen.</w:t>
+      </w:r>
+    </w:p>
+    <w:p>
+      <w:r>
+        <w:t xml:space="preserve">SLU Artdatabanken, 2024. </w:t>
+      </w:r>
+      <w:r>
+        <w:rPr>
+          <w:i/>
+        </w:rPr>
+        <w:t xml:space="preserve">Artfaktablad. Naturvård – artfakta. </w:t>
+      </w:r>
+      <w:r>
+        <w:t>SLU Artdatabanken, Uppsala</w:t>
+      </w:r>
+    </w:p>
+    <w:p>
+      <w:r>
+        <w:br w:type="page"/>
+      </w:r>
+    </w:p>
+    <w:p>
+      <w:pPr>
+        <w:pStyle w:val="Title"/>
+      </w:pPr>
+      <w:r>
+        <w:t>BILAGA 2 – EU:s art- och habitatdirektiv, fågeldirektiv och naturrestaureringsförordning</w:t>
+      </w:r>
+    </w:p>
+    <w:p>
+      <w:pPr>
+        <w:pStyle w:val="Heading2"/>
+      </w:pPr>
+      <w:r>
+        <w:t>Förenlighet med EU-direktiv</w:t>
+      </w:r>
+    </w:p>
+    <w:p>
+      <w:r>
+        <w:t>EU-direktiv är bindande för EU:s medlemsländer varvid det ankommer på Skogsstyrelsen som nationell tillsynsmyndighet att beakta syftet med EU:s art- och habitatdirektiv respektive fågeldirektiv vid prövningen av en skogsbruksverksamhet, se Rådets direktiv 92/43/EEG samt 2009/147/EG. Nationella regler som omfattas av ett EU-direktiv ska enligt fast rättspraxis tolkas i enlighet med direktivet, vilket medför en skyldighet för myndigheten att tolka bestämmelser i nationell rätt i ljuset av direktivets ordalydelse, sammanhang och de mål som eftersträvas med direktivet (se EU-domstolens dom i mål C 477/19).</w:t>
+      </w:r>
+    </w:p>
+    <w:p>
+      <w:r>
+        <w:t>EU:s medlemsstater åläggs i Artikel 3 i fågeldirektivet generella skyldigheter avseende skydd, bevarande och återställande av tillräckligt stora och varierande livsmiljöer för de fågelarter som omfattas av direktivet. Medlemsstaterna ska vidta de åtgärder som är nödvändiga för att bibehålla populationen av fågelarterna på en nivå som svarar särskilt mot ekologiska, vetenskapliga och kulturella behov, eller återupprätta populationen av dessa arter till en sådan nivå (se Europaparlamentets och rådets direktiv 2009/147/EG).</w:t>
+      </w:r>
+    </w:p>
+    <w:p>
+      <w:r>
+        <w:t>Åtgärder som vidtas i enlighet med art- och habitatdirektivet (92/43/EEG) ska enligt Artikel 2 syfta till att bibehålla eller återställa en gynnsam bevarandestatus hos livsmiljöer samt arter och vilda djur och växter av gemenskapsintresse. Enligt prejudikat från EU-domstolen ska en skogsbruksverksamhet utföras på ett sådant sätt som utgör ett förebyggande och hållbart skogsbruk för att betraktas som förenlig med bevarandekraven i direktivet (se EU-domstolens dom i de förenade målen C 473-19 och C 474-19).</w:t>
+      </w:r>
+    </w:p>
+    <w:p>
+      <w:r>
+        <w:t xml:space="preserve">Av artikel 1.e samma direktiv framgår att en livsmiljös bevarandestatus anses " gynnsam" när — dess naturliga utbredningsområde och de ytor den täcker inom detta område är stabila eller ökande, och — den särskilda struktur och de särskilda funktioner som är nödvändiga för att den skall kunna bibehållas på lång sikt finns, och sannolikt kommer att finnas under en överskådlig framtid, och — bevarandestatusen hos dess </w:t>
+      </w:r>
+      <w:r>
+        <w:rPr>
+          <w:b/>
+        </w:rPr>
+        <w:t>typiska arter</w:t>
+      </w:r>
+      <w:r>
+        <w:t xml:space="preserve"> är gynnsam enligt definitionen i artikel 1.i. Typiska arter används för att lokalisera områden med gynnsam bevarandestatus för de naturtyper som ingår i EU:s art- och habitatdirektiv.</w:t>
+      </w:r>
+    </w:p>
+    <w:p>
+      <w:r>
+        <w:t>Västlig taiga (EU-kod 9010) saknar gynnsam bevarandestatus och minskar starkt som naturtyp i Sverige. Naturvårdsverket skriver i sin vägledning för västlig taiga att dylika miljöer förutsätter normalt att skogarna skyddas långsiktigt, eftersom skogsbruk inte är förenligt med bevarande av naturtypen i gynnsamt tillstånd (Naturvårdsverket, 2011). Enligt Sveriges Artikel 17 rapportering 2013 och 2019 till EU, har naturtypen Västlig taiga (9010) dålig bevarandestatus med negativ trend inom Sveriges boreala region. Skogsbruksåtgärder som avverkning, röjning och gallring pekas ut som några av de främst bidragande orsakerna till naturtypens dåliga status och negativa trend (SLU Artdatabanken, 2019). I EU:s uppföljning av tillståndet för naturtyperna i Skandinavien 2013 – 2018 framgår det att i den boreala regionen är tillståndet så dåligt för Västlig taiga (9010) att habitatet löper allvarlig risk att försvinna regionalt (EEA, 2022). Det allvarliga läget för den biologiska mångfalden i skogen framhålls även i Skogsstyren rapport 2026/07:</w:t>
+      </w:r>
+    </w:p>
+    <w:p>
+      <w:r>
+        <w:rPr>
+          <w:i/>
+        </w:rPr>
+        <w:t>"All avverkning av kända skogliga värdekärnor och sannolika kontinuitetsskogar behöver upphöra för att fylla bristen om 1,56 miljoner hektar bevarad livsmiljötyp. På grund av begränsade kvarvarande arealer av värdekärnor, naturskogar och kontinuitetsskogar leder fortsatt förlust av dessa till en påtaglig risk för långsiktigt negativa effekter för biologisk mångfald i skogslandskapet. Att de återstående arealerna bevaras och ges ett långsiktigt skydd bedöms därför vara av avgörande betydelse."</w:t>
+      </w:r>
+      <w:r>
+        <w:t xml:space="preserve"> (Skogsstyrelsen, 2026).</w:t>
+      </w:r>
+    </w:p>
+    <w:p>
+      <w:pPr>
+        <w:pStyle w:val="Caption"/>
+      </w:pPr>
+      <w:r>
+        <w:drawing>
+          <wp:inline xmlns:a="http://schemas.openxmlformats.org/drawingml/2006/main" xmlns:pic="http://schemas.openxmlformats.org/drawingml/2006/picture">
+            <wp:extent cx="5486400" cy="2905862"/>
+            <wp:docPr id="2" name="Picture 2"/>
+            <wp:cNvGraphicFramePr>
+              <a:graphicFrameLocks noChangeAspect="1"/>
+            </wp:cNvGraphicFramePr>
+            <a:graphic>
+              <a:graphicData uri="http://schemas.openxmlformats.org/drawingml/2006/picture">
+                <pic:pic>
+                  <pic:nvPicPr>
+                    <pic:cNvPr id="0" name="uppföljning av västlig taiga.jpeg"/>
+                    <pic:cNvPicPr/>
+                  </pic:nvPicPr>
+                  <pic:blipFill>
+                    <a:blip r:embed="rId17"/>
+                    <a:stretch>
+                      <a:fillRect/>
+                    </a:stretch>
+                  </pic:blipFill>
+                  <pic:spPr>
+                    <a:xfrm>
+                      <a:off x="0" y="0"/>
+                      <a:ext cx="5486400" cy="2905862"/>
+                    </a:xfrm>
+                    <a:prstGeom prst="rect"/>
+                  </pic:spPr>
+                </pic:pic>
+              </a:graphicData>
+            </a:graphic>
+          </wp:inline>
+        </w:drawing>
+      </w:r>
+    </w:p>
+    <w:p>
+      <w:pPr>
+        <w:pStyle w:val="Caption"/>
+      </w:pPr>
+      <w:r>
+        <w:t>EU:s uppföljning av tillståndet för naturtypen Västlig taiga 9010 i Skandinavien 2013 - 2018. Av kartan framgår det att i den boreala regionen är tillståndet så dåligt (röd färg) att habitatet löper allvarlig risk att försvinna regionalt. Källa: European Environment Agency. https:// eunis.eea.europoa.eu/habitats/10176.</w:t>
+      </w:r>
+    </w:p>
+    <w:p>
+      <w:r>
+        <w:t>Trots det allvarliga läget har statusen för Västlig taiga ändrats till otillräcklig i stället för dålig i den senaste Artikel 17 rapporteringen 2025. Av Naturvårdsverkets rapport framgår det dock att de ändrade statusbedömningarna jämfört med rapporteringen 2019 inte beror på faktiska miljöförändringar. Ändringarna är av teknisk karaktär och främst en följd av resultaten från genomförda regeringsuppdrag och beslut inför rapporteringen 2025. Det är alltså politisk styrning i stället för faktiska förhållanden i naturen som ändrat på naturtypernas status i rapporteringen, vilket rimmar dåligt med såväl art- och habitatdirektivets syften och mål som med naturrestaureringsförordningen. I praktiken har dock Sveriges nya sätt att rapportera bevarandestatus till EU inte någon betydelse eftersom Naturvårdsverkets rapportering 2025 visar att Västlig taiga inte har gynnsam bevarandestatus.</w:t>
+      </w:r>
+    </w:p>
+    <w:p>
+      <w:pPr>
+        <w:pStyle w:val="Heading2"/>
+      </w:pPr>
+      <w:r>
+        <w:t>EU:s naturrestaureringsförordning</w:t>
+      </w:r>
+    </w:p>
+    <w:p>
+      <w:r>
+        <w:t>Enligt EU:s naturrestaureringsförordning (EU 2024/1991) ska minst 20 % av landområden och minst 20 % av havsarealen vara restaurerad senast 2030, samt alla ekosystem som är i behov av restaurering senast 2050. Det framgår också av förordningen att det är viktigt att livsmiljötyperna inte försämras innan eller efter att restaureringar genomförts, se exempelvis punkt 37 förordningen.</w:t>
+      </w:r>
+    </w:p>
+    <w:p>
+      <w:r>
+        <w:t>”</w:t>
+      </w:r>
+      <w:r>
+        <w:rPr>
+          <w:i/>
+        </w:rPr>
+        <w:t>Det är viktigt att medlemsstaterna vidtar åtgärder som syftar till att säkerställa att tillståndet för områden som täcks av livsmiljötyper som omfattas av denna förordning och som omfattas av restaureringsåtgärder uppvisar en kontinuerlig förbättring till dess att de uppnår ett gott tillstånd, och att medlemsstaterna vidtar åtgärder som syftar till att säkerställa att dessa livsmiljötyper, när de har uppnått ett gott tillstånd, inte försämras avsevärt, så att det långsiktiga bibehållandet eller uppnåendet av gott tillstånd inte äventyras. (..) Det är också viktigt att medlemsstaterna anstränger sig för att förhindra avsevärd försämring av områden som täcks av sådana livsmiljötyper som antingen redan är i gott skick eller som inte är i gott skick men ännu inte omfattas av restaureringsåtgärder.”</w:t>
+      </w:r>
+    </w:p>
+    <w:p>
+      <w:r>
+        <w:rPr>
+          <w:b/>
+          <w:i/>
+        </w:rPr>
+        <w:t>Artikel 4(12):</w:t>
+      </w:r>
+    </w:p>
+    <w:p>
+      <w:r>
+        <w:rPr>
+          <w:i/>
+        </w:rPr>
+        <w:t>Utan att det påverkar tillämpningen av direktiv 92/43/EEG ska medlemsstaterna, senast den dag då deras nationella restaureringsplaner offentliggörs i enlighet med artikel 17.6 i denna förordning, eftersträva att genomföra de åtgärder som krävs för att förhindra avsevärd försämring av områden där de livsmiljötyper som förtecknas i bilaga I till denna förordning förekommer och som är i gott tillstånd eller som krävs för att uppnå de restaureringsmål som anges i punkt 17 i den här artikeln.</w:t>
+      </w:r>
+    </w:p>
+    <w:p>
+      <w:r>
+        <w:rPr>
+          <w:b/>
+          <w:i/>
+        </w:rPr>
+        <w:t>Artikel 4 (17).   Medlemsstaterna ska säkerställa</w:t>
+      </w:r>
+    </w:p>
+    <w:p>
+      <w:r>
+        <w:rPr>
+          <w:i/>
+        </w:rPr>
+        <w:t>a) en ökning av arealen i gott tillstånd för de livsmiljötyper som förtecknas i bilaga I till dess att minst 90 % är i gott tillstånd och till dess att den gynnsamma referensarealen för varje livsmiljötyp i varje biogeografisk region inom den berörda medlemsstaten har uppnåtts.</w:t>
+      </w:r>
+    </w:p>
+    <w:p>
+      <w:r>
+        <w:t>Referenser</w:t>
+      </w:r>
+    </w:p>
+    <w:p>
+      <w:r>
+        <w:t xml:space="preserve">EEA European Environment Agency, 2022. </w:t>
+      </w:r>
+      <w:r>
+        <w:rPr>
+          <w:i/>
+        </w:rPr>
+        <w:t xml:space="preserve">Western taiga – Conservation status 2013-2018. </w:t>
+      </w:r>
+      <w:r>
+        <w:t>https:// eunis.eea.europoa.eu/habitats/10176.</w:t>
+      </w:r>
+    </w:p>
+    <w:p>
+      <w:r>
+        <w:t>EU-domstolens dom av den 2 juli 2020 i målet C 477/19 (Europeisk hamster) p. 23.</w:t>
+      </w:r>
+    </w:p>
+    <w:p>
+      <w:r>
+        <w:t>EU-domstolens dom av den 4 mars 2021 i de förenade målen C 473-19 och C 474-19 (Skydda skogen) p. 70 och 76.</w:t>
+      </w:r>
+    </w:p>
+    <w:p>
+      <w:r>
+        <w:t>Europaparlamentets och rådets direktiv 2009/147/EG av den 30 november 2009 om bevarande av vilda fåglar.</w:t>
+      </w:r>
+    </w:p>
+    <w:p>
+      <w:r>
+        <w:t>EUROPAPARLAMENTETS OCH RÅDETS FÖRORDNING (EU) 2024/1991 av den 24 juni 2024 om restaurering av natur och om ändring av förordning (EU) 2022/869.</w:t>
+      </w:r>
+    </w:p>
+    <w:p>
+      <w:r>
+        <w:t>Rådets direktiv 92/43/EEG av den 21 mj 1992 om bevarande av livsmiljöer samt vilda djur och växter.</w:t>
+      </w:r>
+    </w:p>
+    <w:p>
+      <w:r>
+        <w:t xml:space="preserve">Skogsstyrelsen, 2026. </w:t>
+      </w:r>
+      <w:r>
+        <w:rPr>
+          <w:i/>
+        </w:rPr>
+        <w:t>Biologisk mångfald i skogen.</w:t>
+      </w:r>
+      <w:r>
+        <w:t xml:space="preserve"> Rapport 2026/07.</w:t>
+      </w:r>
+    </w:p>
+    <w:p>
+      <w:r>
+        <w:t xml:space="preserve">SLU Artdatabanken, 2019. </w:t>
+      </w:r>
+      <w:r>
+        <w:rPr>
+          <w:i/>
+        </w:rPr>
+        <w:t>Sveriges arter och naturtyper i EU:s art- och habitatdirektiv.</w:t>
+      </w:r>
+      <w:r>
+        <w:t xml:space="preserve"> Resultat från rapportering 2019 till EU av bevarandestatus 2013-2018.</w:t>
       </w:r>
     </w:p>
     <w:sectPr>
@@ -463,7 +893,7 @@
 </file>
 
 <file path=word/endnotes.xml><?xml version="1.0" encoding="utf-8"?>
-<w:endnotes xmlns:wpc="http://schemas.microsoft.com/office/word/2010/wordprocessingCanvas" xmlns:cx="http://schemas.microsoft.com/office/drawing/2014/chartex" xmlns:cx1="http://schemas.microsoft.com/office/drawing/2015/9/8/chartex" xmlns:cx2="http://schemas.microsoft.com/office/drawing/2015/10/21/chartex" xmlns:cx3="http://schemas.microsoft.com/office/drawing/2016/5/9/chartex" xmlns:cx4="http://schemas.microsoft.com/office/drawing/2016/5/10/chartex" xmlns:cx5="http://schemas.microsoft.com/office/drawing/2016/5/11/chartex" xmlns:cx6="http://schemas.microsoft.com/office/drawing/2016/5/12/chartex" xmlns:cx7="http://schemas.microsoft.com/office/drawing/2016/5/13/chartex" xmlns:cx8="http://schemas.microsoft.com/office/drawing/2016/5/14/chartex" xmlns:mc="http://schemas.openxmlformats.org/markup-compatibility/2006" xmlns:aink="http://schemas.microsoft.com/office/drawing/2016/ink" xmlns:am3d="http://schemas.microsoft.com/office/drawing/2017/model3d" xmlns:o="urn:schemas-microsoft-com:office:office" xmlns:oel="http://schemas.microsoft.com/office/2019/extlst" xmlns:r="http://schemas.openxmlformats.org/officeDocument/2006/relationships" xmlns:m="http://schemas.openxmlformats.org/officeDocument/2006/math" xmlns:v="urn:schemas-microsoft-com:vml" xmlns:wp14="http://schemas.microsoft.com/office/word/2010/wordprocessingDrawing" xmlns:wp="http://schemas.openxmlformats.org/drawingml/2006/wordprocessingDrawing" xmlns:w10="urn:schemas-microsoft-com:office:word" xmlns:w="http://schemas.openxmlformats.org/wordprocessingml/2006/main" xmlns:w14="http://schemas.microsoft.com/office/word/2010/wordml" xmlns:w15="http://schemas.microsoft.com/office/word/2012/wordml" xmlns:w16cex="http://schemas.microsoft.com/office/word/2018/wordml/cex" xmlns:w16cid="http://schemas.microsoft.com/office/word/2016/wordml/cid" xmlns:w16="http://schemas.microsoft.com/office/word/2018/wordml" xmlns:w16sdtdh="http://schemas.microsoft.com/office/word/2020/wordml/sdtdatahash" xmlns:w16se="http://schemas.microsoft.com/office/word/2015/wordml/symex" xmlns:wpg="http://schemas.microsoft.com/office/word/2010/wordprocessingGroup" xmlns:wpi="http://schemas.microsoft.com/office/word/2010/wordprocessingInk" xmlns:wne="http://schemas.microsoft.com/office/word/2006/wordml" xmlns:wps="http://schemas.microsoft.com/office/word/2010/wordprocessingShape" mc:Ignorable="w14 w15 w16se w16cid w16 w16cex w16sdtdh wp14">
+<w:endnotes xmlns:wpc="http://schemas.microsoft.com/office/word/2010/wordprocessingCanvas" xmlns:cx="http://schemas.microsoft.com/office/drawing/2014/chartex" xmlns:cx1="http://schemas.microsoft.com/office/drawing/2015/9/8/chartex" xmlns:cx2="http://schemas.microsoft.com/office/drawing/2015/10/21/chartex" xmlns:cx3="http://schemas.microsoft.com/office/drawing/2016/5/9/chartex" xmlns:cx4="http://schemas.microsoft.com/office/drawing/2016/5/10/chartex" xmlns:cx5="http://schemas.microsoft.com/office/drawing/2016/5/11/chartex" xmlns:cx6="http://schemas.microsoft.com/office/drawing/2016/5/12/chartex" xmlns:cx7="http://schemas.microsoft.com/office/drawing/2016/5/13/chartex" xmlns:cx8="http://schemas.microsoft.com/office/drawing/2016/5/14/chartex" xmlns:mc="http://schemas.openxmlformats.org/markup-compatibility/2006" xmlns:aink="http://schemas.microsoft.com/office/drawing/2016/ink" xmlns:am3d="http://schemas.microsoft.com/office/drawing/2017/model3d" xmlns:o="urn:schemas-microsoft-com:office:office" xmlns:oel="http://schemas.microsoft.com/office/2019/extlst" xmlns:r="http://schemas.openxmlformats.org/officeDocument/2006/relationships" xmlns:m="http://schemas.openxmlformats.org/officeDocument/2006/math" xmlns:v="urn:schemas-microsoft-com:vml" xmlns:wp14="http://schemas.microsoft.com/office/word/2010/wordprocessingDrawing" xmlns:wp="http://schemas.openxmlformats.org/drawingml/2006/wordprocessingDrawing" xmlns:w10="urn:schemas-microsoft-com:office:word" xmlns:w="http://schemas.openxmlformats.org/wordprocessingml/2006/main" xmlns:w14="http://schemas.microsoft.com/office/word/2010/wordml" xmlns:w15="http://schemas.microsoft.com/office/word/2012/wordml" xmlns:w16cex="http://schemas.microsoft.com/office/word/2018/wordml/cex" xmlns:w16cid="http://schemas.microsoft.com/office/word/2016/wordml/cid" xmlns:w16="http://schemas.microsoft.com/office/word/2018/wordml" xmlns:w16du="http://schemas.microsoft.com/office/word/2023/wordml/word16du" xmlns:w16sdtdh="http://schemas.microsoft.com/office/word/2020/wordml/sdtdatahash" xmlns:w16sdtfl="http://schemas.microsoft.com/office/word/2024/wordml/sdtformatlock" xmlns:w16se="http://schemas.microsoft.com/office/word/2015/wordml/symex" xmlns:wpg="http://schemas.microsoft.com/office/word/2010/wordprocessingGroup" xmlns:wpi="http://schemas.microsoft.com/office/word/2010/wordprocessingInk" xmlns:wne="http://schemas.microsoft.com/office/word/2006/wordml" xmlns:wps="http://schemas.microsoft.com/office/word/2010/wordprocessingShape" mc:Ignorable="w14 w15 w16se w16cid w16 w16cex w16sdtdh w16sdtfl w16du wp14">
   <w:endnote w:type="separator" w:id="-1">
     <w:p>
       <w:pPr>
@@ -488,7 +918,7 @@
 </file>
 
 <file path=word/footer1.xml><?xml version="1.0" encoding="utf-8"?>
-<w:ftr xmlns:wpc="http://schemas.microsoft.com/office/word/2010/wordprocessingCanvas" xmlns:cx="http://schemas.microsoft.com/office/drawing/2014/chartex" xmlns:cx1="http://schemas.microsoft.com/office/drawing/2015/9/8/chartex" xmlns:cx2="http://schemas.microsoft.com/office/drawing/2015/10/21/chartex" xmlns:cx3="http://schemas.microsoft.com/office/drawing/2016/5/9/chartex" xmlns:cx4="http://schemas.microsoft.com/office/drawing/2016/5/10/chartex" xmlns:cx5="http://schemas.microsoft.com/office/drawing/2016/5/11/chartex" xmlns:cx6="http://schemas.microsoft.com/office/drawing/2016/5/12/chartex" xmlns:cx7="http://schemas.microsoft.com/office/drawing/2016/5/13/chartex" xmlns:cx8="http://schemas.microsoft.com/office/drawing/2016/5/14/chartex" xmlns:mc="http://schemas.openxmlformats.org/markup-compatibility/2006" xmlns:aink="http://schemas.microsoft.com/office/drawing/2016/ink" xmlns:am3d="http://schemas.microsoft.com/office/drawing/2017/model3d" xmlns:o="urn:schemas-microsoft-com:office:office" xmlns:oel="http://schemas.microsoft.com/office/2019/extlst" xmlns:r="http://schemas.openxmlformats.org/officeDocument/2006/relationships" xmlns:m="http://schemas.openxmlformats.org/officeDocument/2006/math" xmlns:v="urn:schemas-microsoft-com:vml" xmlns:wp14="http://schemas.microsoft.com/office/word/2010/wordprocessingDrawing" xmlns:wp="http://schemas.openxmlformats.org/drawingml/2006/wordprocessingDrawing" xmlns:w10="urn:schemas-microsoft-com:office:word" xmlns:w="http://schemas.openxmlformats.org/wordprocessingml/2006/main" xmlns:w14="http://schemas.microsoft.com/office/word/2010/wordml" xmlns:w15="http://schemas.microsoft.com/office/word/2012/wordml" xmlns:w16cex="http://schemas.microsoft.com/office/word/2018/wordml/cex" xmlns:w16cid="http://schemas.microsoft.com/office/word/2016/wordml/cid" xmlns:w16="http://schemas.microsoft.com/office/word/2018/wordml" xmlns:w16sdtdh="http://schemas.microsoft.com/office/word/2020/wordml/sdtdatahash" xmlns:w16se="http://schemas.microsoft.com/office/word/2015/wordml/symex" xmlns:wpg="http://schemas.microsoft.com/office/word/2010/wordprocessingGroup" xmlns:wpi="http://schemas.microsoft.com/office/word/2010/wordprocessingInk" xmlns:wne="http://schemas.microsoft.com/office/word/2006/wordml" xmlns:wps="http://schemas.microsoft.com/office/word/2010/wordprocessingShape" mc:Ignorable="w14 w15 w16se w16cid w16 w16cex w16sdtdh wp14">
+<w:ftr xmlns:wpc="http://schemas.microsoft.com/office/word/2010/wordprocessingCanvas" xmlns:cx="http://schemas.microsoft.com/office/drawing/2014/chartex" xmlns:cx1="http://schemas.microsoft.com/office/drawing/2015/9/8/chartex" xmlns:cx2="http://schemas.microsoft.com/office/drawing/2015/10/21/chartex" xmlns:cx3="http://schemas.microsoft.com/office/drawing/2016/5/9/chartex" xmlns:cx4="http://schemas.microsoft.com/office/drawing/2016/5/10/chartex" xmlns:cx5="http://schemas.microsoft.com/office/drawing/2016/5/11/chartex" xmlns:cx6="http://schemas.microsoft.com/office/drawing/2016/5/12/chartex" xmlns:cx7="http://schemas.microsoft.com/office/drawing/2016/5/13/chartex" xmlns:cx8="http://schemas.microsoft.com/office/drawing/2016/5/14/chartex" xmlns:mc="http://schemas.openxmlformats.org/markup-compatibility/2006" xmlns:aink="http://schemas.microsoft.com/office/drawing/2016/ink" xmlns:am3d="http://schemas.microsoft.com/office/drawing/2017/model3d" xmlns:o="urn:schemas-microsoft-com:office:office" xmlns:oel="http://schemas.microsoft.com/office/2019/extlst" xmlns:r="http://schemas.openxmlformats.org/officeDocument/2006/relationships" xmlns:m="http://schemas.openxmlformats.org/officeDocument/2006/math" xmlns:v="urn:schemas-microsoft-com:vml" xmlns:wp14="http://schemas.microsoft.com/office/word/2010/wordprocessingDrawing" xmlns:wp="http://schemas.openxmlformats.org/drawingml/2006/wordprocessingDrawing" xmlns:w10="urn:schemas-microsoft-com:office:word" xmlns:w="http://schemas.openxmlformats.org/wordprocessingml/2006/main" xmlns:w14="http://schemas.microsoft.com/office/word/2010/wordml" xmlns:w15="http://schemas.microsoft.com/office/word/2012/wordml" xmlns:w16cex="http://schemas.microsoft.com/office/word/2018/wordml/cex" xmlns:w16cid="http://schemas.microsoft.com/office/word/2016/wordml/cid" xmlns:w16="http://schemas.microsoft.com/office/word/2018/wordml" xmlns:w16du="http://schemas.microsoft.com/office/word/2023/wordml/word16du" xmlns:w16sdtdh="http://schemas.microsoft.com/office/word/2020/wordml/sdtdatahash" xmlns:w16sdtfl="http://schemas.microsoft.com/office/word/2024/wordml/sdtformatlock" xmlns:w16se="http://schemas.microsoft.com/office/word/2015/wordml/symex" xmlns:wpg="http://schemas.microsoft.com/office/word/2010/wordprocessingGroup" xmlns:wpi="http://schemas.microsoft.com/office/word/2010/wordprocessingInk" xmlns:wne="http://schemas.microsoft.com/office/word/2006/wordml" xmlns:wps="http://schemas.microsoft.com/office/word/2010/wordprocessingShape" mc:Ignorable="w14 w15 w16se w16cid w16 w16cex w16sdtdh w16sdtfl w16du wp14">
   <w:p>
     <w:pPr>
       <w:pStyle w:val="Footer"/>
@@ -498,7 +928,7 @@
 </file>
 
 <file path=word/footer2.xml><?xml version="1.0" encoding="utf-8"?>
-<w:ftr xmlns:wpc="http://schemas.microsoft.com/office/word/2010/wordprocessingCanvas" xmlns:cx="http://schemas.microsoft.com/office/drawing/2014/chartex" xmlns:cx1="http://schemas.microsoft.com/office/drawing/2015/9/8/chartex" xmlns:cx2="http://schemas.microsoft.com/office/drawing/2015/10/21/chartex" xmlns:cx3="http://schemas.microsoft.com/office/drawing/2016/5/9/chartex" xmlns:cx4="http://schemas.microsoft.com/office/drawing/2016/5/10/chartex" xmlns:cx5="http://schemas.microsoft.com/office/drawing/2016/5/11/chartex" xmlns:cx6="http://schemas.microsoft.com/office/drawing/2016/5/12/chartex" xmlns:cx7="http://schemas.microsoft.com/office/drawing/2016/5/13/chartex" xmlns:cx8="http://schemas.microsoft.com/office/drawing/2016/5/14/chartex" xmlns:mc="http://schemas.openxmlformats.org/markup-compatibility/2006" xmlns:aink="http://schemas.microsoft.com/office/drawing/2016/ink" xmlns:am3d="http://schemas.microsoft.com/office/drawing/2017/model3d" xmlns:o="urn:schemas-microsoft-com:office:office" xmlns:oel="http://schemas.microsoft.com/office/2019/extlst" xmlns:r="http://schemas.openxmlformats.org/officeDocument/2006/relationships" xmlns:m="http://schemas.openxmlformats.org/officeDocument/2006/math" xmlns:v="urn:schemas-microsoft-com:vml" xmlns:wp14="http://schemas.microsoft.com/office/word/2010/wordprocessingDrawing" xmlns:wp="http://schemas.openxmlformats.org/drawingml/2006/wordprocessingDrawing" xmlns:w10="urn:schemas-microsoft-com:office:word" xmlns:w="http://schemas.openxmlformats.org/wordprocessingml/2006/main" xmlns:w14="http://schemas.microsoft.com/office/word/2010/wordml" xmlns:w15="http://schemas.microsoft.com/office/word/2012/wordml" xmlns:w16cex="http://schemas.microsoft.com/office/word/2018/wordml/cex" xmlns:w16cid="http://schemas.microsoft.com/office/word/2016/wordml/cid" xmlns:w16="http://schemas.microsoft.com/office/word/2018/wordml" xmlns:w16sdtdh="http://schemas.microsoft.com/office/word/2020/wordml/sdtdatahash" xmlns:w16se="http://schemas.microsoft.com/office/word/2015/wordml/symex" xmlns:wpg="http://schemas.microsoft.com/office/word/2010/wordprocessingGroup" xmlns:wpi="http://schemas.microsoft.com/office/word/2010/wordprocessingInk" xmlns:wne="http://schemas.microsoft.com/office/word/2006/wordml" xmlns:wps="http://schemas.microsoft.com/office/word/2010/wordprocessingShape" mc:Ignorable="w14 w15 w16se w16cid w16 w16cex w16sdtdh wp14">
+<w:ftr xmlns:wpc="http://schemas.microsoft.com/office/word/2010/wordprocessingCanvas" xmlns:cx="http://schemas.microsoft.com/office/drawing/2014/chartex" xmlns:cx1="http://schemas.microsoft.com/office/drawing/2015/9/8/chartex" xmlns:cx2="http://schemas.microsoft.com/office/drawing/2015/10/21/chartex" xmlns:cx3="http://schemas.microsoft.com/office/drawing/2016/5/9/chartex" xmlns:cx4="http://schemas.microsoft.com/office/drawing/2016/5/10/chartex" xmlns:cx5="http://schemas.microsoft.com/office/drawing/2016/5/11/chartex" xmlns:cx6="http://schemas.microsoft.com/office/drawing/2016/5/12/chartex" xmlns:cx7="http://schemas.microsoft.com/office/drawing/2016/5/13/chartex" xmlns:cx8="http://schemas.microsoft.com/office/drawing/2016/5/14/chartex" xmlns:mc="http://schemas.openxmlformats.org/markup-compatibility/2006" xmlns:aink="http://schemas.microsoft.com/office/drawing/2016/ink" xmlns:am3d="http://schemas.microsoft.com/office/drawing/2017/model3d" xmlns:o="urn:schemas-microsoft-com:office:office" xmlns:oel="http://schemas.microsoft.com/office/2019/extlst" xmlns:r="http://schemas.openxmlformats.org/officeDocument/2006/relationships" xmlns:m="http://schemas.openxmlformats.org/officeDocument/2006/math" xmlns:v="urn:schemas-microsoft-com:vml" xmlns:wp14="http://schemas.microsoft.com/office/word/2010/wordprocessingDrawing" xmlns:wp="http://schemas.openxmlformats.org/drawingml/2006/wordprocessingDrawing" xmlns:w10="urn:schemas-microsoft-com:office:word" xmlns:w="http://schemas.openxmlformats.org/wordprocessingml/2006/main" xmlns:w14="http://schemas.microsoft.com/office/word/2010/wordml" xmlns:w15="http://schemas.microsoft.com/office/word/2012/wordml" xmlns:w16cex="http://schemas.microsoft.com/office/word/2018/wordml/cex" xmlns:w16cid="http://schemas.microsoft.com/office/word/2016/wordml/cid" xmlns:w16="http://schemas.microsoft.com/office/word/2018/wordml" xmlns:w16du="http://schemas.microsoft.com/office/word/2023/wordml/word16du" xmlns:w16sdtdh="http://schemas.microsoft.com/office/word/2020/wordml/sdtdatahash" xmlns:w16sdtfl="http://schemas.microsoft.com/office/word/2024/wordml/sdtformatlock" xmlns:w16se="http://schemas.microsoft.com/office/word/2015/wordml/symex" xmlns:wpg="http://schemas.microsoft.com/office/word/2010/wordprocessingGroup" xmlns:wpi="http://schemas.microsoft.com/office/word/2010/wordprocessingInk" xmlns:wne="http://schemas.microsoft.com/office/word/2006/wordml" xmlns:wps="http://schemas.microsoft.com/office/word/2010/wordprocessingShape" mc:Ignorable="w14 w15 w16se w16cid w16 w16cex w16sdtdh w16sdtfl w16du wp14">
   <w:p>
     <w:pPr>
       <w:pStyle w:val="Footer"/>
@@ -508,7 +938,7 @@
 </file>
 
 <file path=word/footer3.xml><?xml version="1.0" encoding="utf-8"?>
-<w:ftr xmlns:wpc="http://schemas.microsoft.com/office/word/2010/wordprocessingCanvas" xmlns:cx="http://schemas.microsoft.com/office/drawing/2014/chartex" xmlns:cx1="http://schemas.microsoft.com/office/drawing/2015/9/8/chartex" xmlns:cx2="http://schemas.microsoft.com/office/drawing/2015/10/21/chartex" xmlns:cx3="http://schemas.microsoft.com/office/drawing/2016/5/9/chartex" xmlns:cx4="http://schemas.microsoft.com/office/drawing/2016/5/10/chartex" xmlns:cx5="http://schemas.microsoft.com/office/drawing/2016/5/11/chartex" xmlns:cx6="http://schemas.microsoft.com/office/drawing/2016/5/12/chartex" xmlns:cx7="http://schemas.microsoft.com/office/drawing/2016/5/13/chartex" xmlns:cx8="http://schemas.microsoft.com/office/drawing/2016/5/14/chartex" xmlns:mc="http://schemas.openxmlformats.org/markup-compatibility/2006" xmlns:aink="http://schemas.microsoft.com/office/drawing/2016/ink" xmlns:am3d="http://schemas.microsoft.com/office/drawing/2017/model3d" xmlns:o="urn:schemas-microsoft-com:office:office" xmlns:oel="http://schemas.microsoft.com/office/2019/extlst" xmlns:r="http://schemas.openxmlformats.org/officeDocument/2006/relationships" xmlns:m="http://schemas.openxmlformats.org/officeDocument/2006/math" xmlns:v="urn:schemas-microsoft-com:vml" xmlns:wp14="http://schemas.microsoft.com/office/word/2010/wordprocessingDrawing" xmlns:wp="http://schemas.openxmlformats.org/drawingml/2006/wordprocessingDrawing" xmlns:w10="urn:schemas-microsoft-com:office:word" xmlns:w="http://schemas.openxmlformats.org/wordprocessingml/2006/main" xmlns:w14="http://schemas.microsoft.com/office/word/2010/wordml" xmlns:w15="http://schemas.microsoft.com/office/word/2012/wordml" xmlns:w16cex="http://schemas.microsoft.com/office/word/2018/wordml/cex" xmlns:w16cid="http://schemas.microsoft.com/office/word/2016/wordml/cid" xmlns:w16="http://schemas.microsoft.com/office/word/2018/wordml" xmlns:w16sdtdh="http://schemas.microsoft.com/office/word/2020/wordml/sdtdatahash" xmlns:w16se="http://schemas.microsoft.com/office/word/2015/wordml/symex" xmlns:wpg="http://schemas.microsoft.com/office/word/2010/wordprocessingGroup" xmlns:wpi="http://schemas.microsoft.com/office/word/2010/wordprocessingInk" xmlns:wne="http://schemas.microsoft.com/office/word/2006/wordml" xmlns:wps="http://schemas.microsoft.com/office/word/2010/wordprocessingShape" mc:Ignorable="w14 w15 w16se w16cid w16 w16cex w16sdtdh wp14">
+<w:ftr xmlns:wpc="http://schemas.microsoft.com/office/word/2010/wordprocessingCanvas" xmlns:cx="http://schemas.microsoft.com/office/drawing/2014/chartex" xmlns:cx1="http://schemas.microsoft.com/office/drawing/2015/9/8/chartex" xmlns:cx2="http://schemas.microsoft.com/office/drawing/2015/10/21/chartex" xmlns:cx3="http://schemas.microsoft.com/office/drawing/2016/5/9/chartex" xmlns:cx4="http://schemas.microsoft.com/office/drawing/2016/5/10/chartex" xmlns:cx5="http://schemas.microsoft.com/office/drawing/2016/5/11/chartex" xmlns:cx6="http://schemas.microsoft.com/office/drawing/2016/5/12/chartex" xmlns:cx7="http://schemas.microsoft.com/office/drawing/2016/5/13/chartex" xmlns:cx8="http://schemas.microsoft.com/office/drawing/2016/5/14/chartex" xmlns:mc="http://schemas.openxmlformats.org/markup-compatibility/2006" xmlns:aink="http://schemas.microsoft.com/office/drawing/2016/ink" xmlns:am3d="http://schemas.microsoft.com/office/drawing/2017/model3d" xmlns:o="urn:schemas-microsoft-com:office:office" xmlns:oel="http://schemas.microsoft.com/office/2019/extlst" xmlns:r="http://schemas.openxmlformats.org/officeDocument/2006/relationships" xmlns:m="http://schemas.openxmlformats.org/officeDocument/2006/math" xmlns:v="urn:schemas-microsoft-com:vml" xmlns:wp14="http://schemas.microsoft.com/office/word/2010/wordprocessingDrawing" xmlns:wp="http://schemas.openxmlformats.org/drawingml/2006/wordprocessingDrawing" xmlns:w10="urn:schemas-microsoft-com:office:word" xmlns:w="http://schemas.openxmlformats.org/wordprocessingml/2006/main" xmlns:w14="http://schemas.microsoft.com/office/word/2010/wordml" xmlns:w15="http://schemas.microsoft.com/office/word/2012/wordml" xmlns:w16cex="http://schemas.microsoft.com/office/word/2018/wordml/cex" xmlns:w16cid="http://schemas.microsoft.com/office/word/2016/wordml/cid" xmlns:w16="http://schemas.microsoft.com/office/word/2018/wordml" xmlns:w16du="http://schemas.microsoft.com/office/word/2023/wordml/word16du" xmlns:w16sdtdh="http://schemas.microsoft.com/office/word/2020/wordml/sdtdatahash" xmlns:w16sdtfl="http://schemas.microsoft.com/office/word/2024/wordml/sdtformatlock" xmlns:w16se="http://schemas.microsoft.com/office/word/2015/wordml/symex" xmlns:wpg="http://schemas.microsoft.com/office/word/2010/wordprocessingGroup" xmlns:wpi="http://schemas.microsoft.com/office/word/2010/wordprocessingInk" xmlns:wne="http://schemas.microsoft.com/office/word/2006/wordml" xmlns:wps="http://schemas.microsoft.com/office/word/2010/wordprocessingShape" mc:Ignorable="w14 w15 w16se w16cid w16 w16cex w16sdtdh w16sdtfl w16du wp14">
   <w:p>
     <w:pPr>
       <w:pStyle w:val="Footer"/>
@@ -518,7 +948,7 @@
 </file>
 
 <file path=word/footnotes.xml><?xml version="1.0" encoding="utf-8"?>
-<w:footnotes xmlns:wpc="http://schemas.microsoft.com/office/word/2010/wordprocessingCanvas" xmlns:cx="http://schemas.microsoft.com/office/drawing/2014/chartex" xmlns:cx1="http://schemas.microsoft.com/office/drawing/2015/9/8/chartex" xmlns:cx2="http://schemas.microsoft.com/office/drawing/2015/10/21/chartex" xmlns:cx3="http://schemas.microsoft.com/office/drawing/2016/5/9/chartex" xmlns:cx4="http://schemas.microsoft.com/office/drawing/2016/5/10/chartex" xmlns:cx5="http://schemas.microsoft.com/office/drawing/2016/5/11/chartex" xmlns:cx6="http://schemas.microsoft.com/office/drawing/2016/5/12/chartex" xmlns:cx7="http://schemas.microsoft.com/office/drawing/2016/5/13/chartex" xmlns:cx8="http://schemas.microsoft.com/office/drawing/2016/5/14/chartex" xmlns:mc="http://schemas.openxmlformats.org/markup-compatibility/2006" xmlns:aink="http://schemas.microsoft.com/office/drawing/2016/ink" xmlns:am3d="http://schemas.microsoft.com/office/drawing/2017/model3d" xmlns:o="urn:schemas-microsoft-com:office:office" xmlns:oel="http://schemas.microsoft.com/office/2019/extlst" xmlns:r="http://schemas.openxmlformats.org/officeDocument/2006/relationships" xmlns:m="http://schemas.openxmlformats.org/officeDocument/2006/math" xmlns:v="urn:schemas-microsoft-com:vml" xmlns:wp14="http://schemas.microsoft.com/office/word/2010/wordprocessingDrawing" xmlns:wp="http://schemas.openxmlformats.org/drawingml/2006/wordprocessingDrawing" xmlns:w10="urn:schemas-microsoft-com:office:word" xmlns:w="http://schemas.openxmlformats.org/wordprocessingml/2006/main" xmlns:w14="http://schemas.microsoft.com/office/word/2010/wordml" xmlns:w15="http://schemas.microsoft.com/office/word/2012/wordml" xmlns:w16cex="http://schemas.microsoft.com/office/word/2018/wordml/cex" xmlns:w16cid="http://schemas.microsoft.com/office/word/2016/wordml/cid" xmlns:w16="http://schemas.microsoft.com/office/word/2018/wordml" xmlns:w16sdtdh="http://schemas.microsoft.com/office/word/2020/wordml/sdtdatahash" xmlns:w16se="http://schemas.microsoft.com/office/word/2015/wordml/symex" xmlns:wpg="http://schemas.microsoft.com/office/word/2010/wordprocessingGroup" xmlns:wpi="http://schemas.microsoft.com/office/word/2010/wordprocessingInk" xmlns:wne="http://schemas.microsoft.com/office/word/2006/wordml" xmlns:wps="http://schemas.microsoft.com/office/word/2010/wordprocessingShape" mc:Ignorable="w14 w15 w16se w16cid w16 w16cex w16sdtdh wp14">
+<w:footnotes xmlns:wpc="http://schemas.microsoft.com/office/word/2010/wordprocessingCanvas" xmlns:cx="http://schemas.microsoft.com/office/drawing/2014/chartex" xmlns:cx1="http://schemas.microsoft.com/office/drawing/2015/9/8/chartex" xmlns:cx2="http://schemas.microsoft.com/office/drawing/2015/10/21/chartex" xmlns:cx3="http://schemas.microsoft.com/office/drawing/2016/5/9/chartex" xmlns:cx4="http://schemas.microsoft.com/office/drawing/2016/5/10/chartex" xmlns:cx5="http://schemas.microsoft.com/office/drawing/2016/5/11/chartex" xmlns:cx6="http://schemas.microsoft.com/office/drawing/2016/5/12/chartex" xmlns:cx7="http://schemas.microsoft.com/office/drawing/2016/5/13/chartex" xmlns:cx8="http://schemas.microsoft.com/office/drawing/2016/5/14/chartex" xmlns:mc="http://schemas.openxmlformats.org/markup-compatibility/2006" xmlns:aink="http://schemas.microsoft.com/office/drawing/2016/ink" xmlns:am3d="http://schemas.microsoft.com/office/drawing/2017/model3d" xmlns:o="urn:schemas-microsoft-com:office:office" xmlns:oel="http://schemas.microsoft.com/office/2019/extlst" xmlns:r="http://schemas.openxmlformats.org/officeDocument/2006/relationships" xmlns:m="http://schemas.openxmlformats.org/officeDocument/2006/math" xmlns:v="urn:schemas-microsoft-com:vml" xmlns:wp14="http://schemas.microsoft.com/office/word/2010/wordprocessingDrawing" xmlns:wp="http://schemas.openxmlformats.org/drawingml/2006/wordprocessingDrawing" xmlns:w10="urn:schemas-microsoft-com:office:word" xmlns:w="http://schemas.openxmlformats.org/wordprocessingml/2006/main" xmlns:w14="http://schemas.microsoft.com/office/word/2010/wordml" xmlns:w15="http://schemas.microsoft.com/office/word/2012/wordml" xmlns:w16cex="http://schemas.microsoft.com/office/word/2018/wordml/cex" xmlns:w16cid="http://schemas.microsoft.com/office/word/2016/wordml/cid" xmlns:w16="http://schemas.microsoft.com/office/word/2018/wordml" xmlns:w16du="http://schemas.microsoft.com/office/word/2023/wordml/word16du" xmlns:w16sdtdh="http://schemas.microsoft.com/office/word/2020/wordml/sdtdatahash" xmlns:w16sdtfl="http://schemas.microsoft.com/office/word/2024/wordml/sdtformatlock" xmlns:w16se="http://schemas.microsoft.com/office/word/2015/wordml/symex" xmlns:wpg="http://schemas.microsoft.com/office/word/2010/wordprocessingGroup" xmlns:wpi="http://schemas.microsoft.com/office/word/2010/wordprocessingInk" xmlns:wne="http://schemas.microsoft.com/office/word/2006/wordml" xmlns:wps="http://schemas.microsoft.com/office/word/2010/wordprocessingShape" mc:Ignorable="w14 w15 w16se w16cid w16 w16cex w16sdtdh w16sdtfl w16du wp14">
   <w:footnote w:type="separator" w:id="-1">
     <w:p>
       <w:pPr>
@@ -543,7 +973,7 @@
 </file>
 
 <file path=word/header1.xml><?xml version="1.0" encoding="utf-8"?>
-<w:hdr xmlns:wpc="http://schemas.microsoft.com/office/word/2010/wordprocessingCanvas" xmlns:cx="http://schemas.microsoft.com/office/drawing/2014/chartex" xmlns:cx1="http://schemas.microsoft.com/office/drawing/2015/9/8/chartex" xmlns:cx2="http://schemas.microsoft.com/office/drawing/2015/10/21/chartex" xmlns:cx3="http://schemas.microsoft.com/office/drawing/2016/5/9/chartex" xmlns:cx4="http://schemas.microsoft.com/office/drawing/2016/5/10/chartex" xmlns:cx5="http://schemas.microsoft.com/office/drawing/2016/5/11/chartex" xmlns:cx6="http://schemas.microsoft.com/office/drawing/2016/5/12/chartex" xmlns:cx7="http://schemas.microsoft.com/office/drawing/2016/5/13/chartex" xmlns:cx8="http://schemas.microsoft.com/office/drawing/2016/5/14/chartex" xmlns:mc="http://schemas.openxmlformats.org/markup-compatibility/2006" xmlns:aink="http://schemas.microsoft.com/office/drawing/2016/ink" xmlns:am3d="http://schemas.microsoft.com/office/drawing/2017/model3d" xmlns:o="urn:schemas-microsoft-com:office:office" xmlns:oel="http://schemas.microsoft.com/office/2019/extlst" xmlns:r="http://schemas.openxmlformats.org/officeDocument/2006/relationships" xmlns:m="http://schemas.openxmlformats.org/officeDocument/2006/math" xmlns:v="urn:schemas-microsoft-com:vml" xmlns:wp14="http://schemas.microsoft.com/office/word/2010/wordprocessingDrawing" xmlns:wp="http://schemas.openxmlformats.org/drawingml/2006/wordprocessingDrawing" xmlns:w10="urn:schemas-microsoft-com:office:word" xmlns:w="http://schemas.openxmlformats.org/wordprocessingml/2006/main" xmlns:w14="http://schemas.microsoft.com/office/word/2010/wordml" xmlns:w15="http://schemas.microsoft.com/office/word/2012/wordml" xmlns:w16cex="http://schemas.microsoft.com/office/word/2018/wordml/cex" xmlns:w16cid="http://schemas.microsoft.com/office/word/2016/wordml/cid" xmlns:w16="http://schemas.microsoft.com/office/word/2018/wordml" xmlns:w16sdtdh="http://schemas.microsoft.com/office/word/2020/wordml/sdtdatahash" xmlns:w16se="http://schemas.microsoft.com/office/word/2015/wordml/symex" xmlns:wpg="http://schemas.microsoft.com/office/word/2010/wordprocessingGroup" xmlns:wpi="http://schemas.microsoft.com/office/word/2010/wordprocessingInk" xmlns:wne="http://schemas.microsoft.com/office/word/2006/wordml" xmlns:wps="http://schemas.microsoft.com/office/word/2010/wordprocessingShape" mc:Ignorable="w14 w15 w16se w16cid w16 w16cex w16sdtdh wp14">
+<w:hdr xmlns:wpc="http://schemas.microsoft.com/office/word/2010/wordprocessingCanvas" xmlns:cx="http://schemas.microsoft.com/office/drawing/2014/chartex" xmlns:cx1="http://schemas.microsoft.com/office/drawing/2015/9/8/chartex" xmlns:cx2="http://schemas.microsoft.com/office/drawing/2015/10/21/chartex" xmlns:cx3="http://schemas.microsoft.com/office/drawing/2016/5/9/chartex" xmlns:cx4="http://schemas.microsoft.com/office/drawing/2016/5/10/chartex" xmlns:cx5="http://schemas.microsoft.com/office/drawing/2016/5/11/chartex" xmlns:cx6="http://schemas.microsoft.com/office/drawing/2016/5/12/chartex" xmlns:cx7="http://schemas.microsoft.com/office/drawing/2016/5/13/chartex" xmlns:cx8="http://schemas.microsoft.com/office/drawing/2016/5/14/chartex" xmlns:mc="http://schemas.openxmlformats.org/markup-compatibility/2006" xmlns:aink="http://schemas.microsoft.com/office/drawing/2016/ink" xmlns:am3d="http://schemas.microsoft.com/office/drawing/2017/model3d" xmlns:o="urn:schemas-microsoft-com:office:office" xmlns:oel="http://schemas.microsoft.com/office/2019/extlst" xmlns:r="http://schemas.openxmlformats.org/officeDocument/2006/relationships" xmlns:m="http://schemas.openxmlformats.org/officeDocument/2006/math" xmlns:v="urn:schemas-microsoft-com:vml" xmlns:wp14="http://schemas.microsoft.com/office/word/2010/wordprocessingDrawing" xmlns:wp="http://schemas.openxmlformats.org/drawingml/2006/wordprocessingDrawing" xmlns:w10="urn:schemas-microsoft-com:office:word" xmlns:w="http://schemas.openxmlformats.org/wordprocessingml/2006/main" xmlns:w14="http://schemas.microsoft.com/office/word/2010/wordml" xmlns:w15="http://schemas.microsoft.com/office/word/2012/wordml" xmlns:w16cex="http://schemas.microsoft.com/office/word/2018/wordml/cex" xmlns:w16cid="http://schemas.microsoft.com/office/word/2016/wordml/cid" xmlns:w16="http://schemas.microsoft.com/office/word/2018/wordml" xmlns:w16du="http://schemas.microsoft.com/office/word/2023/wordml/word16du" xmlns:w16sdtdh="http://schemas.microsoft.com/office/word/2020/wordml/sdtdatahash" xmlns:w16sdtfl="http://schemas.microsoft.com/office/word/2024/wordml/sdtformatlock" xmlns:w16se="http://schemas.microsoft.com/office/word/2015/wordml/symex" xmlns:wpg="http://schemas.microsoft.com/office/word/2010/wordprocessingGroup" xmlns:wpi="http://schemas.microsoft.com/office/word/2010/wordprocessingInk" xmlns:wne="http://schemas.microsoft.com/office/word/2006/wordml" xmlns:wps="http://schemas.microsoft.com/office/word/2010/wordprocessingShape" mc:Ignorable="w14 w15 w16se w16cid w16 w16cex w16sdtdh w16sdtfl w16du wp14">
   <w:p>
     <w:pPr>
       <w:pStyle w:val="Header"/>
@@ -553,7 +983,7 @@
 </file>
 
 <file path=word/header2.xml><?xml version="1.0" encoding="utf-8"?>
-<w:hdr xmlns:wpc="http://schemas.microsoft.com/office/word/2010/wordprocessingCanvas" xmlns:cx="http://schemas.microsoft.com/office/drawing/2014/chartex" xmlns:cx1="http://schemas.microsoft.com/office/drawing/2015/9/8/chartex" xmlns:cx2="http://schemas.microsoft.com/office/drawing/2015/10/21/chartex" xmlns:cx3="http://schemas.microsoft.com/office/drawing/2016/5/9/chartex" xmlns:cx4="http://schemas.microsoft.com/office/drawing/2016/5/10/chartex" xmlns:cx5="http://schemas.microsoft.com/office/drawing/2016/5/11/chartex" xmlns:cx6="http://schemas.microsoft.com/office/drawing/2016/5/12/chartex" xmlns:cx7="http://schemas.microsoft.com/office/drawing/2016/5/13/chartex" xmlns:cx8="http://schemas.microsoft.com/office/drawing/2016/5/14/chartex" xmlns:mc="http://schemas.openxmlformats.org/markup-compatibility/2006" xmlns:aink="http://schemas.microsoft.com/office/drawing/2016/ink" xmlns:am3d="http://schemas.microsoft.com/office/drawing/2017/model3d" xmlns:o="urn:schemas-microsoft-com:office:office" xmlns:oel="http://schemas.microsoft.com/office/2019/extlst" xmlns:r="http://schemas.openxmlformats.org/officeDocument/2006/relationships" xmlns:m="http://schemas.openxmlformats.org/officeDocument/2006/math" xmlns:v="urn:schemas-microsoft-com:vml" xmlns:wp14="http://schemas.microsoft.com/office/word/2010/wordprocessingDrawing" xmlns:wp="http://schemas.openxmlformats.org/drawingml/2006/wordprocessingDrawing" xmlns:w10="urn:schemas-microsoft-com:office:word" xmlns:w="http://schemas.openxmlformats.org/wordprocessingml/2006/main" xmlns:w14="http://schemas.microsoft.com/office/word/2010/wordml" xmlns:w15="http://schemas.microsoft.com/office/word/2012/wordml" xmlns:w16cex="http://schemas.microsoft.com/office/word/2018/wordml/cex" xmlns:w16cid="http://schemas.microsoft.com/office/word/2016/wordml/cid" xmlns:w16="http://schemas.microsoft.com/office/word/2018/wordml" xmlns:w16sdtdh="http://schemas.microsoft.com/office/word/2020/wordml/sdtdatahash" xmlns:w16se="http://schemas.microsoft.com/office/word/2015/wordml/symex" xmlns:wpg="http://schemas.microsoft.com/office/word/2010/wordprocessingGroup" xmlns:wpi="http://schemas.microsoft.com/office/word/2010/wordprocessingInk" xmlns:wne="http://schemas.microsoft.com/office/word/2006/wordml" xmlns:wps="http://schemas.microsoft.com/office/word/2010/wordprocessingShape" mc:Ignorable="w14 w15 w16se w16cid w16 w16cex w16sdtdh wp14">
+<w:hdr xmlns:wpc="http://schemas.microsoft.com/office/word/2010/wordprocessingCanvas" xmlns:cx="http://schemas.microsoft.com/office/drawing/2014/chartex" xmlns:cx1="http://schemas.microsoft.com/office/drawing/2015/9/8/chartex" xmlns:cx2="http://schemas.microsoft.com/office/drawing/2015/10/21/chartex" xmlns:cx3="http://schemas.microsoft.com/office/drawing/2016/5/9/chartex" xmlns:cx4="http://schemas.microsoft.com/office/drawing/2016/5/10/chartex" xmlns:cx5="http://schemas.microsoft.com/office/drawing/2016/5/11/chartex" xmlns:cx6="http://schemas.microsoft.com/office/drawing/2016/5/12/chartex" xmlns:cx7="http://schemas.microsoft.com/office/drawing/2016/5/13/chartex" xmlns:cx8="http://schemas.microsoft.com/office/drawing/2016/5/14/chartex" xmlns:mc="http://schemas.openxmlformats.org/markup-compatibility/2006" xmlns:aink="http://schemas.microsoft.com/office/drawing/2016/ink" xmlns:am3d="http://schemas.microsoft.com/office/drawing/2017/model3d" xmlns:o="urn:schemas-microsoft-com:office:office" xmlns:oel="http://schemas.microsoft.com/office/2019/extlst" xmlns:r="http://schemas.openxmlformats.org/officeDocument/2006/relationships" xmlns:m="http://schemas.openxmlformats.org/officeDocument/2006/math" xmlns:v="urn:schemas-microsoft-com:vml" xmlns:wp14="http://schemas.microsoft.com/office/word/2010/wordprocessingDrawing" xmlns:wp="http://schemas.openxmlformats.org/drawingml/2006/wordprocessingDrawing" xmlns:w10="urn:schemas-microsoft-com:office:word" xmlns:w="http://schemas.openxmlformats.org/wordprocessingml/2006/main" xmlns:w14="http://schemas.microsoft.com/office/word/2010/wordml" xmlns:w15="http://schemas.microsoft.com/office/word/2012/wordml" xmlns:w16cex="http://schemas.microsoft.com/office/word/2018/wordml/cex" xmlns:w16cid="http://schemas.microsoft.com/office/word/2016/wordml/cid" xmlns:w16="http://schemas.microsoft.com/office/word/2018/wordml" xmlns:w16du="http://schemas.microsoft.com/office/word/2023/wordml/word16du" xmlns:w16sdtdh="http://schemas.microsoft.com/office/word/2020/wordml/sdtdatahash" xmlns:w16sdtfl="http://schemas.microsoft.com/office/word/2024/wordml/sdtformatlock" xmlns:w16se="http://schemas.microsoft.com/office/word/2015/wordml/symex" xmlns:wpg="http://schemas.microsoft.com/office/word/2010/wordprocessingGroup" xmlns:wpi="http://schemas.microsoft.com/office/word/2010/wordprocessingInk" xmlns:wne="http://schemas.microsoft.com/office/word/2006/wordml" xmlns:wps="http://schemas.microsoft.com/office/word/2010/wordprocessingShape" mc:Ignorable="w14 w15 w16se w16cid w16 w16cex w16sdtdh w16sdtfl w16du wp14">
   <w:p>
     <w:pPr>
       <w:pStyle w:val="Header"/>
@@ -564,7 +994,7 @@
 </file>
 
 <file path=word/header3.xml><?xml version="1.0" encoding="utf-8"?>
-<w:hdr xmlns:wpc="http://schemas.microsoft.com/office/word/2010/wordprocessingCanvas" xmlns:cx="http://schemas.microsoft.com/office/drawing/2014/chartex" xmlns:cx1="http://schemas.microsoft.com/office/drawing/2015/9/8/chartex" xmlns:cx2="http://schemas.microsoft.com/office/drawing/2015/10/21/chartex" xmlns:cx3="http://schemas.microsoft.com/office/drawing/2016/5/9/chartex" xmlns:cx4="http://schemas.microsoft.com/office/drawing/2016/5/10/chartex" xmlns:cx5="http://schemas.microsoft.com/office/drawing/2016/5/11/chartex" xmlns:cx6="http://schemas.microsoft.com/office/drawing/2016/5/12/chartex" xmlns:cx7="http://schemas.microsoft.com/office/drawing/2016/5/13/chartex" xmlns:cx8="http://schemas.microsoft.com/office/drawing/2016/5/14/chartex" xmlns:mc="http://schemas.openxmlformats.org/markup-compatibility/2006" xmlns:aink="http://schemas.microsoft.com/office/drawing/2016/ink" xmlns:am3d="http://schemas.microsoft.com/office/drawing/2017/model3d" xmlns:o="urn:schemas-microsoft-com:office:office" xmlns:oel="http://schemas.microsoft.com/office/2019/extlst" xmlns:r="http://schemas.openxmlformats.org/officeDocument/2006/relationships" xmlns:m="http://schemas.openxmlformats.org/officeDocument/2006/math" xmlns:v="urn:schemas-microsoft-com:vml" xmlns:wp14="http://schemas.microsoft.com/office/word/2010/wordprocessingDrawing" xmlns:wp="http://schemas.openxmlformats.org/drawingml/2006/wordprocessingDrawing" xmlns:w10="urn:schemas-microsoft-com:office:word" xmlns:w="http://schemas.openxmlformats.org/wordprocessingml/2006/main" xmlns:w14="http://schemas.microsoft.com/office/word/2010/wordml" xmlns:w15="http://schemas.microsoft.com/office/word/2012/wordml" xmlns:w16cex="http://schemas.microsoft.com/office/word/2018/wordml/cex" xmlns:w16cid="http://schemas.microsoft.com/office/word/2016/wordml/cid" xmlns:w16="http://schemas.microsoft.com/office/word/2018/wordml" xmlns:w16sdtdh="http://schemas.microsoft.com/office/word/2020/wordml/sdtdatahash" xmlns:w16se="http://schemas.microsoft.com/office/word/2015/wordml/symex" xmlns:wpg="http://schemas.microsoft.com/office/word/2010/wordprocessingGroup" xmlns:wpi="http://schemas.microsoft.com/office/word/2010/wordprocessingInk" xmlns:wne="http://schemas.microsoft.com/office/word/2006/wordml" xmlns:wps="http://schemas.microsoft.com/office/word/2010/wordprocessingShape" mc:Ignorable="w14 w15 w16se w16cid w16 w16cex w16sdtdh wp14">
+<w:hdr xmlns:wpc="http://schemas.microsoft.com/office/word/2010/wordprocessingCanvas" xmlns:cx="http://schemas.microsoft.com/office/drawing/2014/chartex" xmlns:cx1="http://schemas.microsoft.com/office/drawing/2015/9/8/chartex" xmlns:cx2="http://schemas.microsoft.com/office/drawing/2015/10/21/chartex" xmlns:cx3="http://schemas.microsoft.com/office/drawing/2016/5/9/chartex" xmlns:cx4="http://schemas.microsoft.com/office/drawing/2016/5/10/chartex" xmlns:cx5="http://schemas.microsoft.com/office/drawing/2016/5/11/chartex" xmlns:cx6="http://schemas.microsoft.com/office/drawing/2016/5/12/chartex" xmlns:cx7="http://schemas.microsoft.com/office/drawing/2016/5/13/chartex" xmlns:cx8="http://schemas.microsoft.com/office/drawing/2016/5/14/chartex" xmlns:mc="http://schemas.openxmlformats.org/markup-compatibility/2006" xmlns:aink="http://schemas.microsoft.com/office/drawing/2016/ink" xmlns:am3d="http://schemas.microsoft.com/office/drawing/2017/model3d" xmlns:o="urn:schemas-microsoft-com:office:office" xmlns:oel="http://schemas.microsoft.com/office/2019/extlst" xmlns:r="http://schemas.openxmlformats.org/officeDocument/2006/relationships" xmlns:m="http://schemas.openxmlformats.org/officeDocument/2006/math" xmlns:v="urn:schemas-microsoft-com:vml" xmlns:wp14="http://schemas.microsoft.com/office/word/2010/wordprocessingDrawing" xmlns:wp="http://schemas.openxmlformats.org/drawingml/2006/wordprocessingDrawing" xmlns:w10="urn:schemas-microsoft-com:office:word" xmlns:w="http://schemas.openxmlformats.org/wordprocessingml/2006/main" xmlns:w14="http://schemas.microsoft.com/office/word/2010/wordml" xmlns:w15="http://schemas.microsoft.com/office/word/2012/wordml" xmlns:w16cex="http://schemas.microsoft.com/office/word/2018/wordml/cex" xmlns:w16cid="http://schemas.microsoft.com/office/word/2016/wordml/cid" xmlns:w16="http://schemas.microsoft.com/office/word/2018/wordml" xmlns:w16du="http://schemas.microsoft.com/office/word/2023/wordml/word16du" xmlns:w16sdtdh="http://schemas.microsoft.com/office/word/2020/wordml/sdtdatahash" xmlns:w16sdtfl="http://schemas.microsoft.com/office/word/2024/wordml/sdtformatlock" xmlns:w16se="http://schemas.microsoft.com/office/word/2015/wordml/symex" xmlns:wpg="http://schemas.microsoft.com/office/word/2010/wordprocessingGroup" xmlns:wpi="http://schemas.microsoft.com/office/word/2010/wordprocessingInk" xmlns:wne="http://schemas.microsoft.com/office/word/2006/wordml" xmlns:wps="http://schemas.microsoft.com/office/word/2010/wordprocessingShape" mc:Ignorable="w14 w15 w16se w16cid w16 w16cex w16sdtdh w16sdtfl w16du wp14">
   <w:p>
     <w:pPr>
       <w:pStyle w:val="Header"/>
@@ -573,7 +1003,7 @@
     <w:r>
       <w:tab/>
       <w:tab/>
-      <w:t>2026-06-17</w:t>
+      <w:t>2026-06-18</w:t>
       <w:br/>
       <w:br/>
     </w:r>
@@ -586,7 +1016,7 @@
 </file>
 
 <file path=word/numbering.xml><?xml version="1.0" encoding="utf-8"?>
-<w:numbering xmlns:wpc="http://schemas.microsoft.com/office/word/2010/wordprocessingCanvas" xmlns:cx="http://schemas.microsoft.com/office/drawing/2014/chartex" xmlns:cx1="http://schemas.microsoft.com/office/drawing/2015/9/8/chartex" xmlns:cx2="http://schemas.microsoft.com/office/drawing/2015/10/21/chartex" xmlns:cx3="http://schemas.microsoft.com/office/drawing/2016/5/9/chartex" xmlns:cx4="http://schemas.microsoft.com/office/drawing/2016/5/10/chartex" xmlns:cx5="http://schemas.microsoft.com/office/drawing/2016/5/11/chartex" xmlns:cx6="http://schemas.microsoft.com/office/drawing/2016/5/12/chartex" xmlns:cx7="http://schemas.microsoft.com/office/drawing/2016/5/13/chartex" xmlns:cx8="http://schemas.microsoft.com/office/drawing/2016/5/14/chartex" xmlns:mc="http://schemas.openxmlformats.org/markup-compatibility/2006" xmlns:aink="http://schemas.microsoft.com/office/drawing/2016/ink" xmlns:am3d="http://schemas.microsoft.com/office/drawing/2017/model3d" xmlns:o="urn:schemas-microsoft-com:office:office" xmlns:oel="http://schemas.microsoft.com/office/2019/extlst" xmlns:r="http://schemas.openxmlformats.org/officeDocument/2006/relationships" xmlns:m="http://schemas.openxmlformats.org/officeDocument/2006/math" xmlns:v="urn:schemas-microsoft-com:vml" xmlns:wp14="http://schemas.microsoft.com/office/word/2010/wordprocessingDrawing" xmlns:wp="http://schemas.openxmlformats.org/drawingml/2006/wordprocessingDrawing" xmlns:w10="urn:schemas-microsoft-com:office:word" xmlns:w="http://schemas.openxmlformats.org/wordprocessingml/2006/main" xmlns:w14="http://schemas.microsoft.com/office/word/2010/wordml" xmlns:w15="http://schemas.microsoft.com/office/word/2012/wordml" xmlns:w16cex="http://schemas.microsoft.com/office/word/2018/wordml/cex" xmlns:w16cid="http://schemas.microsoft.com/office/word/2016/wordml/cid" xmlns:w16="http://schemas.microsoft.com/office/word/2018/wordml" xmlns:w16sdtdh="http://schemas.microsoft.com/office/word/2020/wordml/sdtdatahash" xmlns:w16se="http://schemas.microsoft.com/office/word/2015/wordml/symex" xmlns:wpg="http://schemas.microsoft.com/office/word/2010/wordprocessingGroup" xmlns:wpi="http://schemas.microsoft.com/office/word/2010/wordprocessingInk" xmlns:wne="http://schemas.microsoft.com/office/word/2006/wordml" xmlns:wps="http://schemas.microsoft.com/office/word/2010/wordprocessingShape" mc:Ignorable="w14 w15 w16se w16cid w16 w16cex w16sdtdh wp14">
+<w:numbering xmlns:wpc="http://schemas.microsoft.com/office/word/2010/wordprocessingCanvas" xmlns:cx="http://schemas.microsoft.com/office/drawing/2014/chartex" xmlns:cx1="http://schemas.microsoft.com/office/drawing/2015/9/8/chartex" xmlns:cx2="http://schemas.microsoft.com/office/drawing/2015/10/21/chartex" xmlns:cx3="http://schemas.microsoft.com/office/drawing/2016/5/9/chartex" xmlns:cx4="http://schemas.microsoft.com/office/drawing/2016/5/10/chartex" xmlns:cx5="http://schemas.microsoft.com/office/drawing/2016/5/11/chartex" xmlns:cx6="http://schemas.microsoft.com/office/drawing/2016/5/12/chartex" xmlns:cx7="http://schemas.microsoft.com/office/drawing/2016/5/13/chartex" xmlns:cx8="http://schemas.microsoft.com/office/drawing/2016/5/14/chartex" xmlns:mc="http://schemas.openxmlformats.org/markup-compatibility/2006" xmlns:aink="http://schemas.microsoft.com/office/drawing/2016/ink" xmlns:am3d="http://schemas.microsoft.com/office/drawing/2017/model3d" xmlns:o="urn:schemas-microsoft-com:office:office" xmlns:oel="http://schemas.microsoft.com/office/2019/extlst" xmlns:r="http://schemas.openxmlformats.org/officeDocument/2006/relationships" xmlns:m="http://schemas.openxmlformats.org/officeDocument/2006/math" xmlns:v="urn:schemas-microsoft-com:vml" xmlns:wp14="http://schemas.microsoft.com/office/word/2010/wordprocessingDrawing" xmlns:wp="http://schemas.openxmlformats.org/drawingml/2006/wordprocessingDrawing" xmlns:w10="urn:schemas-microsoft-com:office:word" xmlns:w="http://schemas.openxmlformats.org/wordprocessingml/2006/main" xmlns:w14="http://schemas.microsoft.com/office/word/2010/wordml" xmlns:w15="http://schemas.microsoft.com/office/word/2012/wordml" xmlns:w16cex="http://schemas.microsoft.com/office/word/2018/wordml/cex" xmlns:w16cid="http://schemas.microsoft.com/office/word/2016/wordml/cid" xmlns:w16="http://schemas.microsoft.com/office/word/2018/wordml" xmlns:w16du="http://schemas.microsoft.com/office/word/2023/wordml/word16du" xmlns:w16sdtdh="http://schemas.microsoft.com/office/word/2020/wordml/sdtdatahash" xmlns:w16sdtfl="http://schemas.microsoft.com/office/word/2024/wordml/sdtformatlock" xmlns:w16se="http://schemas.microsoft.com/office/word/2015/wordml/symex" xmlns:wpg="http://schemas.microsoft.com/office/word/2010/wordprocessingGroup" xmlns:wpi="http://schemas.microsoft.com/office/word/2010/wordprocessingInk" xmlns:wne="http://schemas.microsoft.com/office/word/2006/wordml" xmlns:wps="http://schemas.microsoft.com/office/word/2010/wordprocessingShape" mc:Ignorable="w14 w15 w16se w16cid w16 w16cex w16sdtdh w16sdtfl w16du wp14">
   <w:abstractNum w:abstractNumId="0" w15:restartNumberingAfterBreak="0">
     <w:nsid w:val="FFFFFF7C"/>
     <w:multiLevelType w:val="singleLevel"/>
@@ -789,7 +1219,7 @@
 </file>
 
 <file path=word/styles.xml><?xml version="1.0" encoding="utf-8"?>
-<w:styles xmlns:mc="http://schemas.openxmlformats.org/markup-compatibility/2006" xmlns:r="http://schemas.openxmlformats.org/officeDocument/2006/relationships" xmlns:w="http://schemas.openxmlformats.org/wordprocessingml/2006/main" xmlns:w14="http://schemas.microsoft.com/office/word/2010/wordml" xmlns:w15="http://schemas.microsoft.com/office/word/2012/wordml" xmlns:w16cex="http://schemas.microsoft.com/office/word/2018/wordml/cex" xmlns:w16cid="http://schemas.microsoft.com/office/word/2016/wordml/cid" xmlns:w16="http://schemas.microsoft.com/office/word/2018/wordml" xmlns:w16sdtdh="http://schemas.microsoft.com/office/word/2020/wordml/sdtdatahash" xmlns:w16se="http://schemas.microsoft.com/office/word/2015/wordml/symex" mc:Ignorable="w14 w15 w16se w16cid w16 w16cex w16sdtdh">
+<w:styles xmlns:mc="http://schemas.openxmlformats.org/markup-compatibility/2006" xmlns:r="http://schemas.openxmlformats.org/officeDocument/2006/relationships" xmlns:w="http://schemas.openxmlformats.org/wordprocessingml/2006/main" xmlns:w14="http://schemas.microsoft.com/office/word/2010/wordml" xmlns:w15="http://schemas.microsoft.com/office/word/2012/wordml" xmlns:w16cex="http://schemas.microsoft.com/office/word/2018/wordml/cex" xmlns:w16cid="http://schemas.microsoft.com/office/word/2016/wordml/cid" xmlns:w16="http://schemas.microsoft.com/office/word/2018/wordml" xmlns:w16du="http://schemas.microsoft.com/office/word/2023/wordml/word16du" xmlns:w16sdtdh="http://schemas.microsoft.com/office/word/2020/wordml/sdtdatahash" xmlns:w16sdtfl="http://schemas.microsoft.com/office/word/2024/wordml/sdtformatlock" xmlns:w16se="http://schemas.microsoft.com/office/word/2015/wordml/symex" mc:Ignorable="w14 w15 w16se w16cid w16 w16cex w16sdtdh w16sdtfl w16du">
   <w:docDefaults>
     <w:rPrDefault>
       <w:rPr>
@@ -1547,7 +1977,7 @@
     <w:link w:val="TitleChar"/>
     <w:uiPriority w:val="10"/>
     <w:qFormat/>
-    <w:rsid w:val="007106C8"/>
+    <w:rsid w:val="00E854FA"/>
     <w:pPr>
       <w:spacing w:after="300" w:line="240" w:lineRule="auto"/>
       <w:contextualSpacing/>
@@ -1557,7 +1987,7 @@
       <w:rFonts w:eastAsiaTheme="majorEastAsia" w:cstheme="majorBidi"/>
       <w:spacing w:val="5"/>
       <w:kern w:val="28"/>
-      <w:sz w:val="52"/>
+      <w:sz w:val="40"/>
       <w:szCs w:val="52"/>
       <w:lang w:val="sv-SE" w:eastAsia="en-US" w:bidi="ar-SA"/>
     </w:rPr>
@@ -1567,12 +1997,12 @@
     <w:basedOn w:val="DefaultParagraphFont"/>
     <w:link w:val="Title"/>
     <w:uiPriority w:val="10"/>
-    <w:rsid w:val="007106C8"/>
+    <w:rsid w:val="00E854FA"/>
     <w:rPr>
       <w:rFonts w:ascii="Times New Roman" w:eastAsiaTheme="majorEastAsia" w:hAnsi="Times New Roman" w:cstheme="majorBidi"/>
       <w:spacing w:val="5"/>
       <w:kern w:val="28"/>
-      <w:sz w:val="52"/>
+      <w:sz w:val="40"/>
       <w:szCs w:val="52"/>
       <w:lang w:val="sv-SE" w:eastAsia="en-US" w:bidi="ar-SA"/>
     </w:rPr>

--- a/tillsyn/A 14999-2024 tillsynsbegäran.docx
+++ b/tillsyn/A 14999-2024 tillsynsbegäran.docx
@@ -1003,7 +1003,7 @@
     <w:r>
       <w:tab/>
       <w:tab/>
-      <w:t>2026-06-18</w:t>
+      <w:t>2026-06-19</w:t>
       <w:br/>
       <w:br/>
     </w:r>

--- a/tillsyn/A 14999-2024 tillsynsbegäran.docx
+++ b/tillsyn/A 14999-2024 tillsynsbegäran.docx
@@ -1003,7 +1003,7 @@
     <w:r>
       <w:tab/>
       <w:tab/>
-      <w:t>2026-06-19</w:t>
+      <w:t>2026-06-20</w:t>
       <w:br/>
       <w:br/>
     </w:r>

--- a/tillsyn/A 14999-2024 tillsynsbegäran.docx
+++ b/tillsyn/A 14999-2024 tillsynsbegäran.docx
@@ -12,10 +12,7 @@
     </w:p>
     <w:p>
       <w:r>
-        <w:t>Detta dokument behandlar höga naturvärden i avverkningsanmälan A 14999-2024 i Gällivare kommun som inkom 2024-04-17 och omfattar 12,5 ha.</w:t>
-      </w:r>
-      <w:r>
-        <w:t xml:space="preserve"> I Figur 1 visas fyndplatser för naturvårdsarter i området, som finns registrerade på Artportalen.</w:t>
+        <w:t>Denna tillsynsbegäran behandlar höga naturvärden i avverkningsanmälan A 14999-2024 i Gällivare kommun som inkom 2024-04-17 och omfattar 12,5 ha.</w:t>
       </w:r>
     </w:p>
     <w:p>
@@ -63,27 +60,12 @@
         <w:spacing w:after="240"/>
       </w:pPr>
       <w:r>
-        <w:t>Figur 1. Fyndplatser för naturvårdsarter i och inom 22 meter från avverkningsanmälan (röd linje). Inom parentes anges rödlistekategorier, S för signalarter, Tför typiska arter och fridlysningsparagrafer i artskyddsförordningen.Markörer utan svart kant är placerade på fyndplatsen. Markörer med svart kant är placerade vid sidan av fyndplatsen och har ett svart streck som visar fyndplatsens exakta position. Kartans mittpunktskoordinat är N 7456049, E 747823 i SWEREF 99 TM.</w:t>
+        <w:t>Figur 1. Fyndplatser för naturvårdsarter i och inom 22 meter från avverkningsanmälan. Markörer utan svart kant är placerade på fyndplatsen. Markörer med svart kant är placerade vid sidan av fyndplatsen har ett svart streck som visar fyndplatsens exakta position. Kartans mittpunktskoordinat är N 7456049, E 747823 i SWEREF 99 TM.</w:t>
       </w:r>
     </w:p>
     <w:p>
       <w:r>
-        <w:t>Vi begär härmed att Skogsstyrelsen fattar beslut enligt miljöbalken som säkerställer att skogens höga naturvärden bevaras samt att EU-lagstiftning efterlevs och att artskyddsbrott förhindras.</w:t>
-      </w:r>
-    </w:p>
-    <w:p>
-      <w:r>
-        <w:t>Vi begär vidare att Skogsstyrelsen säkerställer att inga skador eller försämringar av naturtypens bevarandestatus i området tillåts ske. Se Rådets direktiv 92/43/EEG samt ickeförsämringskravet i EU:s naturrestaureringsförordning (EU 2024/1991).</w:t>
-      </w:r>
-    </w:p>
-    <w:p>
-      <w:r>
-        <w:t>Vi önskar även ta del av de ställningstaganden och beslut som myndigheten meddelar till följd av aktuell avverkningsanmälan och föreningens inlaga (se 34 § förvaltningslagen).</w:t>
-      </w:r>
-    </w:p>
-    <w:p>
-      <w:r>
-        <w:t>Nedan beskrivs fynd av naturvårdsarter och fridlysta arter som gjorts i det avverkningsanmälda området. I BILAGA 1 finns artfakta om fridlysta arter.</w:t>
+        <w:t>I och inom 22 meter från avverkningsanmälan finns fynd av 11 naturvårdsarter, varav 3 är rödlistade, 4 är fridlysta, 8 är typiska (T) och 6 är signalarter (S): garnlav (VU, T), talltaggsvamp (NT), äggvaxskivling (NT), lappranunkel (S, T, §7), mörk husmossa (S, T), norrlandslav (S, T), plattlummer (S, T, §9), skogshakmossa (S, T), ögonpyrola (S, T), järpe (T, §4) och revlummer (§9). Se Figur 1.</w:t>
       </w:r>
     </w:p>
     <w:p>
@@ -91,17 +73,446 @@
         <w:pStyle w:val="Heading1"/>
       </w:pPr>
       <w:r>
-        <w:t>Naturvårdsarter</w:t>
+        <w:t>Tillsynsbegäran</w:t>
       </w:r>
     </w:p>
     <w:p>
       <w:r>
-        <w:t>I och inom 22 meter från avverkningsanmälan har följande 11 naturvårdsarter hittats: garnlav (VU, T), talltaggsvamp (NT), äggvaxskivling (NT), lappranunkel (S, T, §7), mörk husmossa (S, T), norrlandslav (S, T), plattlummer (S, T, §9), skogshakmossa (S, T), ögonpyrola (S, T), järpe (T, §4) och revlummer (§9). Av dessa är 3 rödlistade. För rödlistade arter har rödlistekategorin angivits inom parentes. Arter som är signalarter enligt Skogsstyrelsen har markerats med (S). Typiska arter inom Natura 2000 som är kopplade till skogsekosystem har markerats med (T). För fridlysta arter anges även paragrafen i Artskyddsförordningen som arten är fridlyst enligt.</w:t>
+        <w:t>Vi begär härmed att Skogsstyrelsen fattar beslut enligt miljöbalken som säkerställer att skogens höga naturvärden bevaras samt att EU-lagstiftning efterlevs och att artskyddsbrott förhindras.</w:t>
       </w:r>
     </w:p>
     <w:p>
       <w:r>
-        <w:t>De påträffade naturvårdsarterna är ett tydligt kvitto på att det rör sig om en skog med höga naturvärden.</w:t>
+        <w:t>Vi begär vidare att Skogsstyrelsen säkerställer att inga skador eller försämringar av naturtypens bevarandestatus i området tillåts ske. Se Rådets direktiv 92/43/EEG samt ickeförsämringskravet i EU:s naturrestaureringsförordning (EU 2024/1991).</w:t>
+      </w:r>
+    </w:p>
+    <w:p>
+      <w:r>
+        <w:t>Vi önskar även ta del av de ställningstaganden och beslut som myndigheten meddelar till följd av aktuell avverkningsanmälan och föreningens inlaga (se 34 § förvaltningslagen).</w:t>
+      </w:r>
+    </w:p>
+    <w:p>
+      <w:pPr>
+        <w:pStyle w:val="Heading1"/>
+      </w:pPr>
+      <w:r>
+        <w:t>Naturvårdsarter och fridlysta arter</w:t>
+      </w:r>
+    </w:p>
+    <w:p>
+      <w:r>
+        <w:t>Nedan följer beskrivningar av de naturvårdsarter och fridlysta arter som har sina livsmiljöer och växtplatser i den avverkningsanmälda skogen. Se även ytterligare artfakta i BILAGA 1. De påträffade naturvårdsarterna är ett tydligt kvitto på att det rör sig om en skog med höga naturvärden.</w:t>
+      </w:r>
+    </w:p>
+    <w:p>
+      <w:r>
+        <w:rPr>
+          <w:b/>
+        </w:rPr>
+        <w:t>Garnlav (VU)</w:t>
+      </w:r>
+      <w:r>
+        <w:t xml:space="preserve"> är en utpräglad barrskogsart som ibland kan drapera träden i norrländska grannaturskogar med hög luftfuktighet. Den förekommer även i talldominerade bestånd där den, förutom i trädens grenverk, påträffas hängande över ojämnheter i tallbarken. Arten har minskat starkt i södra och mellersta Sverige och den minskar även i sitt nordliga utbredningsområde. Minskningstakten uppgår till 30 (20–50) % inom 50 år och överstiger gränsvärdet för Sårbar (VU). Orsaken till tillbakagången beror främst på slutavverkningar av naturskogsartade skogar. Bestånd med riklig förekomst bör regelmässigt sparas, vilket även gynnar flera andra sällsynta och rödlistade arter. Garnlav är värdväxt för den mycket sällsynta och akut hotade fjärilen barrskogslavfly (CR) som hör hemma i boreala barrskogar med riklig förekomst av värdväxten. Tidigare kunde arten konstateras årligen på flera platser vid Dala-Floda i Dalarna innan lokalerna kalavverkades. Senaste fyndet i landet av barrskogslavfly är från år 2000 då den påträffades vid Högberget i Sollefteå kommun. Garnlav är typisk art för </w:t>
+      </w:r>
+      <w:r>
+        <w:rPr>
+          <w:i/>
+        </w:rPr>
+        <w:t xml:space="preserve">9010 Taiga </w:t>
+      </w:r>
+      <w:r>
+        <w:t>och</w:t>
+      </w:r>
+      <w:r>
+        <w:rPr>
+          <w:i/>
+        </w:rPr>
+        <w:t xml:space="preserve"> 9070 Trädklädd betesmark</w:t>
+      </w:r>
+      <w:r>
+        <w:t xml:space="preserve"> (SLU Artdatabanken, 2026).</w:t>
+      </w:r>
+    </w:p>
+    <w:p>
+      <w:r>
+        <w:rPr>
+          <w:b/>
+        </w:rPr>
+        <w:t xml:space="preserve">Talltaggsvamp (NT) </w:t>
+      </w:r>
+      <w:r>
+        <w:t>förekommer främst i tallnaturskogar eller tallskogar av kontinuitetsskogskaraktär där den bildar mykorrhiza med tall. Särskilt frekvent är den i sandtallskogar med inslag av gamla träd, t.ex. på grusåsar, stränder och sandhedar. Arten hotas främst av skogsavverkning och tycks försvinna efter slutavverkning, markberedning och plantering. Talltaggsvamp är globalt rödlistad som nära hotad (NT) vilket innebär att Sverige har ett internationellt ansvar för arten (IUCN, 2025; SLU Artdatabanken, 2024).</w:t>
+      </w:r>
+    </w:p>
+    <w:p>
+      <w:r>
+        <w:rPr>
+          <w:b/>
+        </w:rPr>
+        <w:t>Äggvaxskivling (NT)</w:t>
+      </w:r>
+      <w:r>
+        <w:t xml:space="preserve"> bildar mykorrhiza med gran och förekommer huvudsakligen i äldre blåbärsgranskog. Har i Sverige en nordlig utbredningsbild och är relativt vanlig i norra Sverige. Total population i landet bedöms ha minskat kraftigt och fortgående att minska p.g.a. slutavverkningar av kontinuitetsskogar. Skogar med rik förekomst av äggvaxskivling brukar ha en artrik flora av mykorrhizasvampar och kan betraktas som nyckelbiotoper (SLU Artdatabanken, 2024).</w:t>
+      </w:r>
+    </w:p>
+    <w:p>
+      <w:r>
+        <w:rPr>
+          <w:b/>
+        </w:rPr>
+        <w:t>Lappranunkel (§7)</w:t>
+      </w:r>
+      <w:r>
+        <w:t xml:space="preserve"> omfattas av EU:s art- och habitatdirektiv och är fridlyst enligt 7 § artskyddsförordningen vilket innebär att artens livsmiljöer inte får förstöras. Den är knuten till granskogsmiljöer med ytligt liggande markvatten och konstant hög luftfuktighet. Arten är känslig för kalavverkning och markskador men kan kortvarigt står kvar en tid i fuktsvackor efter en avverkning. Lokaler med lappranunkel får inte avverkas. Lappranunkel är typisk art för </w:t>
+      </w:r>
+      <w:r>
+        <w:rPr>
+          <w:i/>
+        </w:rPr>
+        <w:t xml:space="preserve">9010 Taiga, 7160 Källor och källkärr </w:t>
+      </w:r>
+      <w:r>
+        <w:t>och</w:t>
+      </w:r>
+      <w:r>
+        <w:rPr>
+          <w:i/>
+        </w:rPr>
+        <w:t xml:space="preserve"> 9050 Näringsrik granskog</w:t>
+      </w:r>
+      <w:r>
+        <w:t xml:space="preserve"> (Nitare &amp; Skogsstyrelsen, 2019; SLU Artdatabanken, 2024).</w:t>
+      </w:r>
+    </w:p>
+    <w:p>
+      <w:r>
+        <w:rPr>
+          <w:b/>
+        </w:rPr>
+        <w:t xml:space="preserve">Mörk husmossa </w:t>
+      </w:r>
+      <w:r>
+        <w:t xml:space="preserve">är en mycket bra signalart i södra och mellersta Sverige. Den är sannolikt svårspridd och växer huvudsakligen i skog med lång skoglig kontinuitet i områden med konstant hög luftfuktighet. Den är känslig för större avverkningar, men tål plockhuggning som lämnar ett tätare trädskikt och ett obrutet, fukthållande mosstäcke på marken. Ett par studier har klart visat att artens tillväxt försämras när skogen huggs ner intill växtplatsen, och att ett kalhygges påverkan på mörk husmossa avtar både med avståndet från kalhygget och ju fuktigare växtplatsen är. Mörk husmossa är typisk art för </w:t>
+      </w:r>
+      <w:r>
+        <w:rPr>
+          <w:i/>
+        </w:rPr>
+        <w:t xml:space="preserve">9010 Taiga, 9050 Näringsrik granskog, 9080 Lövsumpskog, 9750 Svämlövskog, 9020 Nordlig ädellövskog, 9160 Näringsrik ekskog </w:t>
+      </w:r>
+      <w:r>
+        <w:t>och</w:t>
+      </w:r>
+      <w:r>
+        <w:rPr>
+          <w:i/>
+        </w:rPr>
+        <w:t xml:space="preserve"> 9180 Ädellövskog i branter</w:t>
+      </w:r>
+      <w:r>
+        <w:t xml:space="preserve"> (SLU Artdatabanken, 2024; Nitare &amp; Skogsstyrelsen, 2019).</w:t>
+      </w:r>
+    </w:p>
+    <w:p>
+      <w:r>
+        <w:rPr>
+          <w:b/>
+        </w:rPr>
+        <w:t xml:space="preserve">Norrlandslav </w:t>
+      </w:r>
+      <w:r>
+        <w:t xml:space="preserve">indikerar söder om den naturliga norrlandsgränsen barrskogsbeklädda bergbranter eller andra ostörda skogsmiljöer med höga naturvärden. Norrlandslav är typisk art för </w:t>
+      </w:r>
+      <w:r>
+        <w:rPr>
+          <w:i/>
+        </w:rPr>
+        <w:t xml:space="preserve">9010 Taiga, 8110 Silikatrasmarker </w:t>
+      </w:r>
+      <w:r>
+        <w:t>och</w:t>
+      </w:r>
+      <w:r>
+        <w:rPr>
+          <w:i/>
+        </w:rPr>
+        <w:t xml:space="preserve"> 8120 Kalkrasmarker </w:t>
+      </w:r>
+      <w:r>
+        <w:t>(Nitare &amp; Skogsstyrelsen, 2000; SLU Artdatabanken, 2025).</w:t>
+      </w:r>
+    </w:p>
+    <w:p>
+      <w:r>
+        <w:rPr>
+          <w:b/>
+        </w:rPr>
+        <w:t>Plattlummer (§9)</w:t>
+      </w:r>
+      <w:r>
+        <w:t xml:space="preserve"> växer främst i ljusöppna sandtallskogar eller annan gles, torr och brandpräglad hedbarrskog. Den är mest frekvent i olika typer av naturskogar och kontinuitetsskogar och missgynnas markant av slutavverkning och maskinell markberedning. Söder ut i landet förekommer de närstående arterna cypresslummer (VU, §8) och mellanlummer (VU, §9), vilka båda omfattas av EU:s art- och habitatdirektiv. Plattlummer är typisk art för </w:t>
+      </w:r>
+      <w:r>
+        <w:rPr>
+          <w:i/>
+        </w:rPr>
+        <w:t xml:space="preserve">9010 Taiga </w:t>
+      </w:r>
+      <w:r>
+        <w:t>och</w:t>
+      </w:r>
+      <w:r>
+        <w:rPr>
+          <w:i/>
+        </w:rPr>
+        <w:t xml:space="preserve"> 2320 Rissandhedar </w:t>
+      </w:r>
+      <w:r>
+        <w:t>(Nitare &amp; Skogsstyrelsen, 2019; SLU Artdatabanken, 2025).</w:t>
+      </w:r>
+    </w:p>
+    <w:p>
+      <w:r>
+        <w:rPr>
+          <w:b/>
+        </w:rPr>
+        <w:t>Skogshakmossa</w:t>
+      </w:r>
+      <w:r>
+        <w:t xml:space="preserve"> indikerar lokaler som ofta har en artrik mossflora som kräver jämn och hög markfuktighet, till exempel olika sumpskogar med höga naturvärden. Högst signalvärde har arten i södra och mellersta Sverige. Skogshakmossa är typisk art för </w:t>
+      </w:r>
+      <w:r>
+        <w:rPr>
+          <w:i/>
+        </w:rPr>
+        <w:t xml:space="preserve">9010 Taiga, 9050 Näringsrik granskog, 9080 Lövsumpskog </w:t>
+      </w:r>
+      <w:r>
+        <w:t xml:space="preserve">och </w:t>
+      </w:r>
+      <w:r>
+        <w:rPr>
+          <w:i/>
+        </w:rPr>
+        <w:t xml:space="preserve">9750 Svämlövskog </w:t>
+      </w:r>
+      <w:r>
+        <w:t>(Nitare &amp; Skogsstyrelsen, 2019; SLU Artdatabanken, 2025).</w:t>
+      </w:r>
+    </w:p>
+    <w:p>
+      <w:r>
+        <w:rPr>
+          <w:b/>
+        </w:rPr>
+        <w:t xml:space="preserve">Ögonpyrola </w:t>
+      </w:r>
+      <w:r>
+        <w:t xml:space="preserve">är normalt en bra signalart som visar på områden med höga naturvärden och stabila förhållanden, särskilt inom näringsfattiga trakter. Växten är mycket känslig för markskador och försvinner snabbt efter slutavverkning. Den hotas också av skogsgödsling och markavvattning. Ögonpyrola är typisk art för </w:t>
+      </w:r>
+      <w:r>
+        <w:rPr>
+          <w:i/>
+        </w:rPr>
+        <w:t>9010 Taiga</w:t>
+      </w:r>
+      <w:r>
+        <w:t xml:space="preserve"> och</w:t>
+      </w:r>
+      <w:r>
+        <w:rPr>
+          <w:i/>
+        </w:rPr>
+        <w:t xml:space="preserve"> 9070 Trädklädd betesmark</w:t>
+      </w:r>
+      <w:r>
+        <w:t xml:space="preserve"> (Nitare &amp; Skogsstyrelsen, 2019; SLU Artdatabanken, 2024).</w:t>
+      </w:r>
+    </w:p>
+    <w:p>
+      <w:r>
+        <w:rPr>
+          <w:b/>
+        </w:rPr>
+        <w:t>Järpe (§4)</w:t>
+      </w:r>
+      <w:r>
+        <w:t xml:space="preserve">, som är upptagen i bilaga 1 och 2 EU:s fågeldirektiv, är mycket stationär inom sitt revir som är minst 25 hektar stort. Livsmiljöerna utgörs av tät barrskog med inblandning av lövträd och en väl utvecklad flerskiktad struktur med bärris och yngre eller undertryckta, täta granar i ett lägre skikt, ofta utmed bäckar och åar inne i den skyddande granskogen. Den överlever inte om dess livsmiljö kalavverkas och är även känslig för röjning, gallring och avverkning där unga granar och lövträd inte sparas i tillräcklig omfattning. Arten finns i sammanhängande grandominerad skog över hela Sverige men förekomsterna är betydligt glesare i Götaland än i övriga landet. Järpe är typisk art för </w:t>
+      </w:r>
+      <w:r>
+        <w:rPr>
+          <w:i/>
+        </w:rPr>
+        <w:t xml:space="preserve">9010 Taiga, 9080 Lövsumpskog </w:t>
+      </w:r>
+      <w:r>
+        <w:t xml:space="preserve">och </w:t>
+      </w:r>
+      <w:r>
+        <w:rPr>
+          <w:i/>
+        </w:rPr>
+        <w:t xml:space="preserve">9740 Skogsbevuxen myr </w:t>
+      </w:r>
+      <w:r>
+        <w:t>(SLU Artdatabanken, 2026).</w:t>
+      </w:r>
+    </w:p>
+    <w:p>
+      <w:pPr>
+        <w:pStyle w:val="Heading1"/>
+      </w:pPr>
+      <w:r>
+        <w:t>EU:s fågeldirektiv</w:t>
+      </w:r>
+    </w:p>
+    <w:p>
+      <w:r>
+        <w:t xml:space="preserve">Europeiska unionens medlemsländer är skyldiga att agera i enlighet med EU:s fågeldirektiv där det uttryckligen står att direktivet gäller för fåglar samt för deras ägg, bon och </w:t>
+      </w:r>
+      <w:r>
+        <w:rPr>
+          <w:b/>
+        </w:rPr>
+        <w:t xml:space="preserve">livsmiljöer </w:t>
+      </w:r>
+      <w:r>
+        <w:t>(artikel 1). Vidare att de åtgärder som vidtas inte får leda till en försämring av den nuvarande situationen beträffande bevarandet av de fågelarter som avses i artikel 1 (artikel 13). Fågeldirektivet är styrande för tillsynsansvariga myndigheters ärendehantering, ställningstaganden och beslutsfattande.</w:t>
+      </w:r>
+    </w:p>
+    <w:p>
+      <w:pPr>
+        <w:pStyle w:val="Heading1"/>
+      </w:pPr>
+      <w:r>
+        <w:t>Typiska arter och EU:s art- och habitatdirektiv</w:t>
+      </w:r>
+    </w:p>
+    <w:p>
+      <w:r>
+        <w:t>Typiska arter används för att lokalisera områden med gynnsam bevarandestatus för de naturtyper som är listade i EU:s art- och habitatdirektiv. Ett exempel är Västlig taiga (EU-kod 9010) som saknar gynnsam bevarandestatus och minskar starkt som naturtyp i Sverige. Naturvårdsverket skriver i sin vägledning för Västlig taiga att dylika miljöer förutsätter normalt att skogarna skyddas långsiktigt, eftersom skogsbruk inte är förenligt med bevarande av naturtypen i gynnsamt tillstånd (Naturvårdsverket, 2011).</w:t>
+      </w:r>
+    </w:p>
+    <w:p>
+      <w:r>
+        <w:t>Följande typiska arter har sina livsmiljöer och växtplatser i den avverkningsanmälda skogen: garnlav (VU, T), lappranunkel (S, T, §7), mörk husmossa (S, T), norrlandslav (S, T), plattlummer (S, T, §9), skogshakmossa (S, T), ögonpyrola (S, T) och järpe (T, §4).</w:t>
+      </w:r>
+    </w:p>
+    <w:p>
+      <w:r>
+        <w:t>Enligt Sveriges Artikel 17 rapportering 2013 och 2019 till EU, har naturtypen Västlig taiga (9010) dålig bevarandestatus med negativ trend inom Sveriges boreala region. Skogsbruksåtgärder som avverkning, röjning och gallring pekas ut som några av de främst bidragande orsakerna till naturtypens dåliga status och negativa trend (SLU Artdatabanken, 2019). I EU:s uppföljning av tillståndet för naturtyperna i Skandinavien 2013 – 2018 framgår det att i den boreala regionen är tillståndet så dåligt för Västlig taiga (9010) att habitatet löper allvarlig risk att försvinna regionalt (EEA, 2022). Det allvarliga läget för den biologiska mångfalden i skogen framhålls även i Skogsstyren rapport 2026/07:</w:t>
+      </w:r>
+    </w:p>
+    <w:p>
+      <w:r>
+        <w:rPr>
+          <w:i/>
+        </w:rPr>
+        <w:t>"All avverkning av kända skogliga värdekärnor och sannolika kontinuitetsskogar behöver upphöra för att fylla bristen om 1,56 miljoner hektar bevarad livsmiljötyp. På grund av begränsade kvarvarande arealer av värdekärnor, naturskogar och kontinuitetsskogar leder fortsatt förlust av dessa till en påtaglig risk för långsiktigt negativa effekter för biologisk mångfald i skogslandskapet. Att de återstående arealerna bevaras och ges ett långsiktigt skydd bedöms därför vara av avgörande betydelse."</w:t>
+      </w:r>
+      <w:r>
+        <w:t xml:space="preserve"> (Skogsstyrelsen, 2026).</w:t>
+      </w:r>
+    </w:p>
+    <w:p>
+      <w:r>
+        <w:t>Trots detta har statusen för Västlig taiga ändrats till otillräcklig i stället för dålig i den senaste Artikel 17 rapporteringen 2025. Av Naturvårdsverkets rapport framgår det dock att de ändrade statusbedömningarna jämfört med rapporteringen 2019 inte beror på faktiska miljöförändringar. Ändringarna är av teknisk karaktär och främst en följd av resultaten från genomförda regeringsuppdrag och beslut inför rapporteringen 2025. Det är alltså politisk styrning i stället för faktiska förhållanden i naturen som ändrat på naturtypernas status i rapporteringen, vilket rimmar dåligt med såväl art- och habitatdirektivets syften och mål som med naturrestaureringsförordningen. I praktiken har dock Sveriges nya sätt att rapportera bevarandestatus till EU inte någon betydelse eftersom Naturvårdsverkets rapportering 2025 visar att Västlig taiga</w:t>
+      </w:r>
+      <w:r>
+        <w:rPr>
+          <w:b/>
+        </w:rPr>
+        <w:t xml:space="preserve"> </w:t>
+      </w:r>
+      <w:r>
+        <w:t>inte har gynnsam bevarandestatus.</w:t>
+      </w:r>
+    </w:p>
+    <w:p>
+      <w:r>
+        <w:t>Åtgärder som vidtas i enlighet med art- och habitatdirektivet ska enligt Artikel 2 syfta till att bibehålla eller återställa en gynnsam bevarandestatus hos livsmiljöer samt arter och vilda djur och växter av gemenskapsintresse. Enligt prejudikat från EU-domstolen ska en skogsbruksverksamhet utföras på ett sådant sätt som utgör ett förebyggande och hållbart skogsbruk för att betraktas som förenlig med bevarandekraven i direktivet (se EU-domstolens dom i de förenade målen C 473-19 och C 474-19).</w:t>
+      </w:r>
+    </w:p>
+    <w:p>
+      <w:r>
+        <w:t xml:space="preserve">Av artikel 1.e samma direktiv framgår att en livsmiljös bevarandestatus anses " gynnsam" när — dess naturliga utbredningsområde och de ytor den täcker inom detta område är stabila eller ökande, och — den särskilda struktur och de särskilda funktioner som är nödvändiga för att den skall kunna bibehållas på lång sikt finns, och sannolikt kommer att finnas under en överskådlig framtid, och — bevarandestatusen hos dess </w:t>
+      </w:r>
+      <w:r>
+        <w:rPr>
+          <w:b/>
+        </w:rPr>
+        <w:t>typiska arter</w:t>
+      </w:r>
+      <w:r>
+        <w:t xml:space="preserve"> är gynnsam enligt definitionen i artikel 1.i.</w:t>
+      </w:r>
+    </w:p>
+    <w:p>
+      <w:r>
+        <w:t>EU-direktiv är bindande för EU:s medlemsländer varvid det ankommer på Skogsstyrelsen som nationell tillsynsmyndighet att beakta syftet med EU:s art- och habitatdirektiv vid prövningen av en skogsbruksverksamhet, se Rådets direktiv 92/43/EEG. Se ytterligare information om EU:s livsmiljödirektiv i bilaga 2.</w:t>
+      </w:r>
+    </w:p>
+    <w:p>
+      <w:r>
+        <w:br w:type="page"/>
+      </w:r>
+    </w:p>
+    <w:p>
+      <w:pPr>
+        <w:pStyle w:val="Title"/>
+      </w:pPr>
+      <w:r>
+        <w:t>BILAGA 1 – Fridlysta arter</w:t>
+      </w:r>
+    </w:p>
+    <w:p>
+      <w:pPr>
+        <w:pStyle w:val="Heading1"/>
+      </w:pPr>
+      <w:r>
+        <w:t>Lappranunkel – ekologi samt krav på livsmiljön</w:t>
+      </w:r>
+    </w:p>
+    <w:p>
+      <w:r>
+        <w:t>Lappranunkel (§7) omfattas av EU:s art- och habitatdirektiv och fridlyst enligt 7 § artskyddsförordningen vilket innebär att artens livsmiljöer inte får förstöras.</w:t>
+      </w:r>
+    </w:p>
+    <w:p>
+      <w:pPr>
+        <w:pStyle w:val="ListBullet"/>
+      </w:pPr>
+      <w:r>
+        <w:t xml:space="preserve">7 § </w:t>
+      </w:r>
+      <w:r>
+        <w:rPr>
+          <w:i/>
+        </w:rPr>
+        <w:t>I fråga om sådana växtarter som i bilaga 1 till denna förordning har markerats med N är det förbjudet att avsiktligt plocka, samla in, skära av, dra upp med rötterna eller förstöra växter i deras naturliga utbredningsområde i naturen. Förbudet gäller alla stadier i växternas biologiska cykel.</w:t>
+      </w:r>
+    </w:p>
+    <w:p>
+      <w:r>
+        <w:t xml:space="preserve">Lappranunkel är knuten till granskogsmiljöer med ytligt liggande markvatten och konstant hög luftfuktighet. Arten är känslig för kalavverkning och markskador men kan kortvarigt står kvar en tid i fuktsvackor efter en avverkning. Dikade lokaler bör restaureras hydrologiskt. Lokaler med lappranunkel får inte avverkas. Lappranunkel är typisk art för </w:t>
+      </w:r>
+      <w:r>
+        <w:rPr>
+          <w:i/>
+        </w:rPr>
+        <w:t xml:space="preserve">9010 Taiga, 7160 Källor och källkärr </w:t>
+      </w:r>
+      <w:r>
+        <w:t>och</w:t>
+      </w:r>
+      <w:r>
+        <w:rPr>
+          <w:i/>
+        </w:rPr>
+        <w:t xml:space="preserve"> 9050 Näringsrik granskog</w:t>
+      </w:r>
+      <w:r>
+        <w:t xml:space="preserve"> (Nitare &amp; Skogsstyrelsen, 2019; SLU Artdatabanken, 2024).</w:t>
       </w:r>
     </w:p>
     <w:p>
@@ -109,118 +520,71 @@
         <w:pStyle w:val="Heading2"/>
       </w:pPr>
       <w:r>
-        <w:t>Fridlysta arter</w:t>
+        <w:t>Referenser – lappranunkel</w:t>
       </w:r>
     </w:p>
     <w:p>
       <w:r>
-        <w:t>Följande fridlysta arter har sina livsmiljöer och växtplatser i den avverkningsanmälda skogen: lappranunkel (S, T, §7), plattlummer (S, T, §9), järpe (T, §4) och revlummer (§9).</w:t>
-      </w:r>
-    </w:p>
-    <w:p>
-      <w:r>
-        <w:t xml:space="preserve">Observera att medlemsländerna är skyldiga att agera i enlighet med EU:s fågeldirektiv där det uttryckligen står att direktivet gäller för fåglar samt för deras ägg, bon och </w:t>
-      </w:r>
-      <w:r>
-        <w:rPr>
-          <w:b/>
-        </w:rPr>
-        <w:t xml:space="preserve">livsmiljöer </w:t>
-      </w:r>
-      <w:r>
-        <w:t>(artikel 1). Vidare att de åtgärder som vidtas inte får leda till en försämring av den nuvarande situationen beträffande bevarandet av de fågelarter som avses i artikel 1 (artikel 13). Fågeldirektivet är styrande för tillsynsansvariga myndigheters ärendehantering, ställningstaganden och beslutsfattande.</w:t>
-      </w:r>
-    </w:p>
-    <w:p>
-      <w:r>
-        <w:rPr>
-          <w:b/>
-        </w:rPr>
-        <w:t>Järpe (§4)</w:t>
-      </w:r>
-      <w:r>
-        <w:t xml:space="preserve">, som är upptagen i bilaga 1 och 2 EU:s fågeldirektiv, är mycket stationär inom sitt revir som är minst 25 hektar stort. Livsmiljöerna utgörs av tät barrskog med inblandning av lövträd och en väl utvecklad flerskiktad struktur med bärris och yngre eller undertryckta, täta granar i ett lägre skikt, ofta utmed bäckar och åar inne i den skyddande granskogen. Den överlever inte om dess livsmiljö kalavverkas och är även känslig för röjning, gallring och avverkning där unga granar och lövträd inte sparas i tillräcklig omfattning. Arten finns i sammanhängande grandominerad skog över hela Sverige men förekomsterna är betydligt glesare i Götaland än i övriga landet. Järpe är typisk art för </w:t>
+        <w:t xml:space="preserve">Nitare, J. &amp; Skogsstyrelsen, 2019. </w:t>
       </w:r>
       <w:r>
         <w:rPr>
           <w:i/>
         </w:rPr>
-        <w:t xml:space="preserve">9010 Taiga, 9080 Lövsumpskog </w:t>
-      </w:r>
-      <w:r>
-        <w:t xml:space="preserve">och </w:t>
+        <w:t xml:space="preserve">Skyddsvärd skog – Naturvårdsarter och andra kriterier för naturvärdesbedömning. </w:t>
+      </w:r>
+      <w:r>
+        <w:t>Skogsstyrelsen.</w:t>
+      </w:r>
+    </w:p>
+    <w:p>
+      <w:r>
+        <w:t xml:space="preserve">SLU Artdatabanken, 2024. </w:t>
       </w:r>
       <w:r>
         <w:rPr>
           <w:i/>
         </w:rPr>
-        <w:t xml:space="preserve">9740 Skogsbevuxen myr </w:t>
-      </w:r>
-      <w:r>
-        <w:t>(SLU Artdatabanken, 2026).</w:t>
+        <w:t xml:space="preserve">Artfaktablad. Naturvård – artfakta. </w:t>
+      </w:r>
+      <w:r>
+        <w:t>SLU Artdatabanken, Uppsala</w:t>
       </w:r>
     </w:p>
     <w:p>
-      <w:r>
-        <w:rPr>
-          <w:b/>
-        </w:rPr>
-        <w:t>Lappranunkel (§7)</w:t>
-      </w:r>
-      <w:r>
-        <w:t xml:space="preserve"> omfattas av EU:s art- och habitatdirektiv och är fridlyst enligt 7 § artskyddsförordningen vilket innebär att artens livsmiljöer inte får förstöras. Den är knuten till granskogsmiljöer med ytligt liggande markvatten och konstant hög luftfuktighet. Arten är känslig för kalavverkning och markskador men kan kortvarigt står kvar en tid i fuktsvackor efter en avverkning. Lokaler med lappranunkel får inte avverkas. Lappranunkel är typisk art för </w:t>
+      <w:pPr>
+        <w:pStyle w:val="Heading1"/>
+      </w:pPr>
+      <w:r>
+        <w:t>Järpe – ekologi samt krav på livsmiljön</w:t>
+      </w:r>
+    </w:p>
+    <w:p>
+      <w:r>
+        <w:t>Järpe är fridlyst enligt 4§ artskyddsförordningen och upptagen i bilaga 1 och 2 EU:s fågeldirektiv. Den finns i sammanhängande grandominerad skog över hela Sverige men förekomsterna är betydligt glesare i Götaland än i övriga landet. Järpen har sina livsmiljöer i tät barrskog med inblandning av lövträd och en väl utvecklad flerskiktad struktur med bärris och yngre eller undertryckta, täta granar i ett lägre skikt, ofta utmed bäckar och åar inne i den skyddande granskogen (SLU Artdatabanken, 2026).</w:t>
+      </w:r>
+    </w:p>
+    <w:p>
+      <w:r>
+        <w:t xml:space="preserve">Arten behöver lämpliga skogsbestånd om sammanlagt minst 25 hektar. Den är mycket stationär inom sitt revir och när ett par etablerat sig stannar de så länge miljön är intakt. Den undviker öppen mark och förﬂyttar sig sällan över större öppna myrar eller åkermark, och är därför känslig för fragmentering. Järpen överlever inte om dess livsmiljö kalavverkas och är även känslig för röjning, gallring och avverkning där unga granar och lövträd inte sparas i tillräcklig omfattning.  Järpe är typisk art för </w:t>
       </w:r>
       <w:r>
         <w:rPr>
           <w:i/>
         </w:rPr>
-        <w:t xml:space="preserve">9010 Taiga, 7160 Källor och källkärr </w:t>
-      </w:r>
-      <w:r>
-        <w:t>och</w:t>
+        <w:t>9010 Taiga, 9740 Skogsbevuxen myr</w:t>
+      </w:r>
+      <w:r>
+        <w:t xml:space="preserve"> och </w:t>
       </w:r>
       <w:r>
         <w:rPr>
           <w:i/>
         </w:rPr>
-        <w:t xml:space="preserve"> 9050 Näringsrik granskog</w:t>
-      </w:r>
-      <w:r>
-        <w:t xml:space="preserve"> (Nitare &amp; Skogsstyrelsen, 2019; SLU Artdatabanken, 2024).</w:t>
-      </w:r>
-    </w:p>
-    <w:p>
-      <w:r>
-        <w:rPr>
-          <w:b/>
-        </w:rPr>
-        <w:t>Plattlummer (§9)</w:t>
-      </w:r>
-      <w:r>
-        <w:t xml:space="preserve"> växer främst i ljusöppna sandtallskogar eller annan gles, torr och brandpräglad hedbarrskog. Den är mest frekvent i olika typer av naturskogar och kontinuitetsskogar och missgynnas markant av slutavverkning och maskinell markberedning. Söder ut i landet förekommer de närstående arterna cypresslummer (VU, §8) och mellanlummer (VU, §9), vilka båda omfattas av EU:s art- och habitatdirektiv. Plattlummer är typisk art för </w:t>
-      </w:r>
-      <w:r>
-        <w:rPr>
-          <w:i/>
-        </w:rPr>
-        <w:t xml:space="preserve">9010 Taiga </w:t>
-      </w:r>
-      <w:r>
-        <w:t>och</w:t>
-      </w:r>
-      <w:r>
-        <w:rPr>
-          <w:i/>
-        </w:rPr>
-        <w:t xml:space="preserve"> 2320 Rissandhedar </w:t>
-      </w:r>
-      <w:r>
-        <w:t>(Nitare &amp; Skogsstyrelsen, 2019; SLU Artdatabanken, 2025).</w:t>
-      </w:r>
-    </w:p>
-    <w:p>
-      <w:r>
-        <w:t>I BILAGA 1 finns mer detaljerad information om ekologi samt krav på livsmiljö hos fridlysta arter.</w:t>
+        <w:t>9080 Lövsumpskog</w:t>
+      </w:r>
+      <w:r>
+        <w:t xml:space="preserve"> (SLU Artdatabanken, 2026).</w:t>
       </w:r>
     </w:p>
     <w:p>
@@ -228,394 +592,12 @@
         <w:pStyle w:val="Heading2"/>
       </w:pPr>
       <w:r>
-        <w:t>Övriga naturvårdsarter</w:t>
+        <w:t>Referenser – järpe</w:t>
       </w:r>
     </w:p>
     <w:p>
       <w:r>
-        <w:rPr>
-          <w:b/>
-        </w:rPr>
-        <w:t>Garnlav (VU)</w:t>
-      </w:r>
-      <w:r>
-        <w:t xml:space="preserve"> är en utpräglad barrskogsart som ibland kan drapera träden i norrländska grannaturskogar med hög luftfuktighet. Den förekommer även i talldominerade bestånd där den, förutom i trädens grenverk, påträffas hängande över ojämnheter i tallbarken. Arten har minskat starkt i södra och mellersta Sverige och den minskar även i sitt nordliga utbredningsområde. Minskningstakten uppgår till 30 (20–50) % inom 50 år och överstiger gränsvärdet för Sårbar (VU). Orsaken till tillbakagången beror främst på slutavverkningar av naturskogsartade skogar. Bestånd med riklig förekomst bör regelmässigt sparas, vilket även gynnar flera andra sällsynta och rödlistade arter. Garnlav är värdväxt för den mycket sällsynta och akut hotade fjärilen barrskogslavfly (CR) som hör hemma i boreala barrskogar med riklig förekomst av värdväxten. Tidigare kunde arten konstateras årligen på flera platser vid Dala-Floda i Dalarna innan lokalerna kalavverkades. Senaste fyndet i landet av barrskogslavfly är från år 2000 då den påträffades vid Högberget i Sollefteå kommun. Garnlav är typisk art för </w:t>
-      </w:r>
-      <w:r>
-        <w:rPr>
-          <w:i/>
-        </w:rPr>
-        <w:t xml:space="preserve">9010 Taiga </w:t>
-      </w:r>
-      <w:r>
-        <w:t>och</w:t>
-      </w:r>
-      <w:r>
-        <w:rPr>
-          <w:i/>
-        </w:rPr>
-        <w:t xml:space="preserve"> 9070 Trädklädd betesmark</w:t>
-      </w:r>
-      <w:r>
-        <w:t xml:space="preserve"> (SLU Artdatabanken, 2026).</w:t>
-      </w:r>
-    </w:p>
-    <w:p>
-      <w:r>
-        <w:rPr>
-          <w:b/>
-        </w:rPr>
-        <w:t xml:space="preserve">Mörk husmossa </w:t>
-      </w:r>
-      <w:r>
-        <w:t xml:space="preserve">är en mycket bra signalart i södra och mellersta Sverige. Den är sannolikt svårspridd och växer huvudsakligen i skog med lång skoglig kontinuitet i områden med konstant hög luftfuktighet. Den är känslig för större avverkningar, men tål plockhuggning som lämnar ett tätare trädskikt och ett obrutet, fukthållande mosstäcke på marken. Ett par studier har klart visat att artens tillväxt försämras när skogen huggs ner intill växtplatsen, och att ett kalhygges påverkan på mörk husmossa avtar både med avståndet från kalhygget och ju fuktigare växtplatsen är. Mörk husmossa är typisk art för </w:t>
-      </w:r>
-      <w:r>
-        <w:rPr>
-          <w:i/>
-        </w:rPr>
-        <w:t xml:space="preserve">9010 Taiga, 9050 Näringsrik granskog, 9080 Lövsumpskog, 9750 Svämlövskog, 9020 Nordlig ädellövskog, 9160 Näringsrik ekskog </w:t>
-      </w:r>
-      <w:r>
-        <w:t>och</w:t>
-      </w:r>
-      <w:r>
-        <w:rPr>
-          <w:i/>
-        </w:rPr>
-        <w:t xml:space="preserve"> 9180 Ädellövskog i branter</w:t>
-      </w:r>
-      <w:r>
-        <w:t xml:space="preserve"> (SLU Artdatabanken, 2024; Nitare &amp; Skogsstyrelsen, 2019).</w:t>
-      </w:r>
-    </w:p>
-    <w:p>
-      <w:r>
-        <w:rPr>
-          <w:b/>
-        </w:rPr>
-        <w:t xml:space="preserve">Norrlandslav </w:t>
-      </w:r>
-      <w:r>
-        <w:t xml:space="preserve">indikerar söder om den naturliga norrlandsgränsen barrskogsbeklädda bergbranter eller andra ostörda skogsmiljöer med höga naturvärden. Norrlandslav är typisk art för </w:t>
-      </w:r>
-      <w:r>
-        <w:rPr>
-          <w:i/>
-        </w:rPr>
-        <w:t xml:space="preserve">9010 Taiga, 8110 Silikatrasmarker </w:t>
-      </w:r>
-      <w:r>
-        <w:t>och</w:t>
-      </w:r>
-      <w:r>
-        <w:rPr>
-          <w:i/>
-        </w:rPr>
-        <w:t xml:space="preserve"> 8120 Kalkrasmarker </w:t>
-      </w:r>
-      <w:r>
-        <w:t>(Nitare &amp; Skogsstyrelsen, 2000; SLU Artdatabanken, 2025).</w:t>
-      </w:r>
-    </w:p>
-    <w:p>
-      <w:r>
-        <w:rPr>
-          <w:b/>
-        </w:rPr>
-        <w:t>Skogshakmossa</w:t>
-      </w:r>
-      <w:r>
-        <w:t xml:space="preserve"> indikerar lokaler som ofta har en artrik mossflora som kräver jämn och hög markfuktighet, till exempel olika sumpskogar med höga naturvärden. Högst signalvärde har arten i södra och mellersta Sverige. Skogshakmossa är typisk art för </w:t>
-      </w:r>
-      <w:r>
-        <w:rPr>
-          <w:i/>
-        </w:rPr>
-        <w:t xml:space="preserve">9010 Taiga, 9050 Näringsrik granskog, 9080 Lövsumpskog </w:t>
-      </w:r>
-      <w:r>
-        <w:t xml:space="preserve">och </w:t>
-      </w:r>
-      <w:r>
-        <w:rPr>
-          <w:i/>
-        </w:rPr>
-        <w:t xml:space="preserve">9750 Svämlövskog </w:t>
-      </w:r>
-      <w:r>
-        <w:t>(Nitare &amp; Skogsstyrelsen, 2019; SLU Artdatabanken, 2025).</w:t>
-      </w:r>
-    </w:p>
-    <w:p>
-      <w:r>
-        <w:rPr>
-          <w:b/>
-        </w:rPr>
-        <w:t xml:space="preserve">Talltaggsvamp (NT) </w:t>
-      </w:r>
-      <w:r>
-        <w:t>förekommer främst i tallnaturskogar eller tallskogar av kontinuitetsskogskaraktär där den bildar mykorrhiza med tall. Särskilt frekvent är den i sandtallskogar med inslag av gamla träd, t.ex. på grusåsar, stränder och sandhedar. Arten hotas främst av skogsavverkning och tycks försvinna efter slutavverkning, markberedning och plantering. Talltaggsvamp är globalt rödlistad som nära hotad (NT) vilket innebär att Sverige har ett internationellt ansvar för arten (IUCN, 2025; SLU Artdatabanken, 2024).</w:t>
-      </w:r>
-    </w:p>
-    <w:p>
-      <w:r>
-        <w:rPr>
-          <w:b/>
-        </w:rPr>
-        <w:t>Äggvaxskivling (NT)</w:t>
-      </w:r>
-      <w:r>
-        <w:t xml:space="preserve"> bildar mykorrhiza med gran och förekommer huvudsakligen i äldre blåbärsgranskog. Har i Sverige en nordlig utbredningsbild och är relativt vanlig i norra Sverige. Total population i landet bedöms ha minskat kraftigt och fortgående att minska p.g.a. slutavverkningar av kontinuitetsskogar. Skogar med rik förekomst av äggvaxskivling brukar ha en artrik flora av mykorrhizasvampar och kan betraktas som nyckelbiotoper (SLU Artdatabanken, 2024).</w:t>
-      </w:r>
-    </w:p>
-    <w:p>
-      <w:r>
-        <w:rPr>
-          <w:b/>
-        </w:rPr>
-        <w:t xml:space="preserve">Ögonpyrola </w:t>
-      </w:r>
-      <w:r>
-        <w:t xml:space="preserve">är normalt en bra signalart som visar på områden med höga naturvärden och stabila förhållanden, särskilt inom näringsfattiga trakter. Växten är mycket känslig för markskador och försvinner snabbt efter slutavverkning. Den hotas också av skogsgödsling och markavvattning. Ögonpyrola är typisk art för </w:t>
-      </w:r>
-      <w:r>
-        <w:rPr>
-          <w:i/>
-        </w:rPr>
-        <w:t>9010 Taiga</w:t>
-      </w:r>
-      <w:r>
-        <w:t xml:space="preserve"> och</w:t>
-      </w:r>
-      <w:r>
-        <w:rPr>
-          <w:i/>
-        </w:rPr>
-        <w:t xml:space="preserve"> 9070 Trädklädd betesmark</w:t>
-      </w:r>
-      <w:r>
-        <w:t xml:space="preserve"> (Nitare &amp; Skogsstyrelsen, 2019; SLU Artdatabanken, 2024).</w:t>
-      </w:r>
-    </w:p>
-    <w:p>
-      <w:pPr>
-        <w:pStyle w:val="Heading1"/>
-      </w:pPr>
-      <w:r>
-        <w:t>Typiska arter och EU:s art- och habitatdirektiv</w:t>
-      </w:r>
-    </w:p>
-    <w:p>
-      <w:r>
-        <w:t>Typiska arter används för att lokalisera områden med gynnsam bevarandestatus för de naturtyper som är listade i EU:s art- och habitatdirektiv. Ett exempel är Västlig taiga (EU-kod 9010) som saknar gynnsam bevarandestatus och minskar starkt som naturtyp i Sverige. Naturvårdsverket skriver i sin vägledning för Västlig taiga att dylika miljöer förutsätter normalt att skogarna skyddas långsiktigt, eftersom skogsbruk inte är förenligt med bevarande av naturtypen i gynnsamt tillstånd (Naturvårdsverket, 2011).</w:t>
-      </w:r>
-    </w:p>
-    <w:p>
-      <w:r>
-        <w:t>Följande typiska arter har sina livsmiljöer och växtplatser i den avverkningsanmälda skogen: garnlav (VU, T), lappranunkel (S, T, §7), mörk husmossa (S, T), norrlandslav (S, T), plattlummer (S, T, §9), skogshakmossa (S, T), ögonpyrola (S, T) och järpe (T, §4).</w:t>
-      </w:r>
-    </w:p>
-    <w:p>
-      <w:r>
-        <w:t>Enligt Sveriges Artikel 17 rapportering 2013 och 2019 till EU, har naturtypen Västlig taiga (9010) dålig bevarandestatus med negativ trend inom Sveriges boreala region. Skogsbruksåtgärder som avverkning, röjning och gallring pekas ut som några av de främst bidragande orsakerna till naturtypens dåliga status och negativa trend (SLU Artdatabanken, 2019). I EU:s uppföljning av tillståndet för naturtyperna i Skandinavien 2013 – 2018 framgår det att i den boreala regionen är tillståndet så dåligt för Västlig taiga (9010) att habitatet löper allvarlig risk att försvinna regionalt (EEA, 2022). Det allvarliga läget för den biologiska mångfalden i skogen framhålls även i Skogsstyren rapport 2026/07:</w:t>
-      </w:r>
-    </w:p>
-    <w:p>
-      <w:r>
-        <w:rPr>
-          <w:i/>
-        </w:rPr>
-        <w:t>"All avverkning av kända skogliga värdekärnor och sannolika kontinuitetsskogar behöver upphöra för att fylla bristen om 1,56 miljoner hektar bevarad livsmiljötyp. På grund av begränsade kvarvarande arealer av värdekärnor, naturskogar och kontinuitetsskogar leder fortsatt förlust av dessa till en påtaglig risk för långsiktigt negativa effekter för biologisk mångfald i skogslandskapet. Att de återstående arealerna bevaras och ges ett långsiktigt skydd bedöms därför vara av avgörande betydelse."</w:t>
-      </w:r>
-      <w:r>
-        <w:t xml:space="preserve"> (Skogsstyrelsen, 2026).</w:t>
-      </w:r>
-    </w:p>
-    <w:p>
-      <w:r>
-        <w:t>Trots detta har statusen för Västlig taiga ändrats till otillräcklig i stället för dålig i den senaste Artikel 17 rapporteringen 2025. Av Naturvårdsverkets rapport framgår det dock att de ändrade statusbedömningarna jämfört med rapporteringen 2019 inte beror på faktiska miljöförändringar. Ändringarna är av teknisk karaktär och främst en följd av resultaten från genomförda regeringsuppdrag och beslut inför rapporteringen 2025. Det är alltså politisk styrning i stället för faktiska förhållanden i naturen som ändrat på naturtypernas status i rapporteringen, vilket rimmar dåligt med såväl art- och habitatdirektivets syften och mål som med naturrestaureringsförordningen. I praktiken har dock Sveriges nya sätt att rapportera bevarandestatus till EU inte någon betydelse eftersom Naturvårdsverkets rapportering 2025 visar att Västlig taiga</w:t>
-      </w:r>
-      <w:r>
-        <w:rPr>
-          <w:b/>
-        </w:rPr>
-        <w:t xml:space="preserve"> </w:t>
-      </w:r>
-      <w:r>
-        <w:t>inte har gynnsam bevarandestatus.</w:t>
-      </w:r>
-    </w:p>
-    <w:p>
-      <w:r>
-        <w:t>Åtgärder som vidtas i enlighet med art- och habitatdirektivet ska enligt Artikel 2 syfta till att bibehålla eller återställa en gynnsam bevarandestatus hos livsmiljöer samt arter och vilda djur och växter av gemenskapsintresse. Enligt prejudikat från EU-domstolen ska en skogsbruksverksamhet utföras på ett sådant sätt som utgör ett förebyggande och hållbart skogsbruk för att betraktas som förenlig med bevarandekraven i direktivet (se EU-domstolens dom i de förenade målen C 473-19 och C 474-19).</w:t>
-      </w:r>
-    </w:p>
-    <w:p>
-      <w:r>
-        <w:t xml:space="preserve">Av artikel 1.e samma direktiv framgår att en livsmiljös bevarandestatus anses " gynnsam" när — dess naturliga utbredningsområde och de ytor den täcker inom detta område är stabila eller ökande, och — den särskilda struktur och de särskilda funktioner som är nödvändiga för att den skall kunna bibehållas på lång sikt finns, och sannolikt kommer att finnas under en överskådlig framtid, och — bevarandestatusen hos dess </w:t>
-      </w:r>
-      <w:r>
-        <w:rPr>
-          <w:b/>
-        </w:rPr>
-        <w:t>typiska arter</w:t>
-      </w:r>
-      <w:r>
-        <w:t xml:space="preserve"> är gynnsam enligt definitionen i artikel 1.i.</w:t>
-      </w:r>
-    </w:p>
-    <w:p>
-      <w:r>
-        <w:t>EU-direktiv är bindande för EU:s medlemsländer varvid det ankommer på Skogsstyrelsen som nationell tillsynsmyndighet att beakta syftet med EU:s art- och habitatdirektiv vid prövningen av en skogsbruksverksamhet, se Rådets direktiv 92/43/EEG. Se ytterligare information om EU:s livsmiljödirektiv i bilaga 2.</w:t>
-      </w:r>
-    </w:p>
-    <w:p>
-      <w:r>
-        <w:br w:type="page"/>
-      </w:r>
-    </w:p>
-    <w:p>
-      <w:pPr>
-        <w:pStyle w:val="Title"/>
-      </w:pPr>
-      <w:r>
-        <w:t>BILAGA 1 – Fridlysta arter</w:t>
-      </w:r>
-    </w:p>
-    <w:p>
-      <w:pPr>
-        <w:pStyle w:val="Heading1"/>
-      </w:pPr>
-      <w:r>
-        <w:t>Järpe – ekologi samt krav på livsmiljön</w:t>
-      </w:r>
-    </w:p>
-    <w:p>
-      <w:r>
-        <w:t>Järpe är fridlyst enligt 4§ artskyddsförordningen och upptagen i bilaga 1 och 2 EU:s fågeldirektiv. Den finns i sammanhängande grandominerad skog över hela Sverige men förekomsterna är betydligt glesare i Götaland än i övriga landet. Järpen har sina livsmiljöer i tät barrskog med inblandning av lövträd och en väl utvecklad flerskiktad struktur med bärris och yngre eller undertryckta, täta granar i ett lägre skikt, ofta utmed bäckar och åar inne i den skyddande granskogen (SLU Artdatabanken, 2026).</w:t>
-      </w:r>
-    </w:p>
-    <w:p>
-      <w:r>
-        <w:t xml:space="preserve">Arten behöver lämpliga skogsbestånd om sammanlagt minst 25 hektar. Den är mycket stationär inom sitt revir och när ett par etablerat sig stannar de så länge miljön är intakt. Den undviker öppen mark och förﬂyttar sig sällan över större öppna myrar eller åkermark, och är därför känslig för fragmentering. Järpen överlever inte om dess livsmiljö kalavverkas och är även känslig för röjning, gallring och avverkning där unga granar och lövträd inte sparas i tillräcklig omfattning.  Järpe är typisk art för </w:t>
-      </w:r>
-      <w:r>
-        <w:rPr>
-          <w:i/>
-        </w:rPr>
-        <w:t>9010 Taiga, 9740 Skogsbevuxen myr</w:t>
-      </w:r>
-      <w:r>
-        <w:t xml:space="preserve"> och </w:t>
-      </w:r>
-      <w:r>
-        <w:rPr>
-          <w:i/>
-        </w:rPr>
-        <w:t>9080 Lövsumpskog</w:t>
-      </w:r>
-      <w:r>
-        <w:t xml:space="preserve"> (SLU Artdatabanken, 2026).</w:t>
-      </w:r>
-    </w:p>
-    <w:p>
-      <w:pPr>
-        <w:pStyle w:val="Heading2"/>
-      </w:pPr>
-      <w:r>
-        <w:t>Referenser – järpe</w:t>
-      </w:r>
-    </w:p>
-    <w:p>
-      <w:r>
         <w:t xml:space="preserve">SLU Artdatabanken, 2026. </w:t>
-      </w:r>
-      <w:r>
-        <w:rPr>
-          <w:i/>
-        </w:rPr>
-        <w:t xml:space="preserve">Artfaktablad. Naturvård – artfakta. </w:t>
-      </w:r>
-      <w:r>
-        <w:t>SLU Artdatabanken, Uppsala</w:t>
-      </w:r>
-    </w:p>
-    <w:p>
-      <w:pPr>
-        <w:pStyle w:val="Heading1"/>
-      </w:pPr>
-      <w:r>
-        <w:t>Lappranunkel – ekologi samt krav på livsmiljön</w:t>
-      </w:r>
-    </w:p>
-    <w:p>
-      <w:r>
-        <w:t>Lappranunkel (§7) omfattas av EU:s art- och habitatdirektiv och fridlyst enligt 7 § artskyddsförordningen vilket innebär att artens livsmiljöer inte får förstöras.</w:t>
-      </w:r>
-    </w:p>
-    <w:p>
-      <w:pPr>
-        <w:pStyle w:val="ListBullet"/>
-      </w:pPr>
-      <w:r>
-        <w:t xml:space="preserve">7 § </w:t>
-      </w:r>
-      <w:r>
-        <w:rPr>
-          <w:i/>
-        </w:rPr>
-        <w:t>I fråga om sådana växtarter som i bilaga 1 till denna förordning har markerats med N är det förbjudet att avsiktligt plocka, samla in, skära av, dra upp med rötterna eller förstöra växter i deras naturliga utbredningsområde i naturen. Förbudet gäller alla stadier i växternas biologiska cykel.</w:t>
-      </w:r>
-    </w:p>
-    <w:p>
-      <w:r>
-        <w:t xml:space="preserve">Lappranunkel är knuten till granskogsmiljöer med ytligt liggande markvatten och konstant hög luftfuktighet. Arten är känslig för kalavverkning och markskador men kan kortvarigt står kvar en tid i fuktsvackor efter en avverkning. Dikade lokaler bör restaureras hydrologiskt. Lokaler med lappranunkel får inte avverkas. Lappranunkel är typisk art för </w:t>
-      </w:r>
-      <w:r>
-        <w:rPr>
-          <w:i/>
-        </w:rPr>
-        <w:t xml:space="preserve">9010 Taiga, 7160 Källor och källkärr </w:t>
-      </w:r>
-      <w:r>
-        <w:t>och</w:t>
-      </w:r>
-      <w:r>
-        <w:rPr>
-          <w:i/>
-        </w:rPr>
-        <w:t xml:space="preserve"> 9050 Näringsrik granskog</w:t>
-      </w:r>
-      <w:r>
-        <w:t xml:space="preserve"> (Nitare &amp; Skogsstyrelsen, 2019; SLU Artdatabanken, 2024).</w:t>
-      </w:r>
-    </w:p>
-    <w:p>
-      <w:pPr>
-        <w:pStyle w:val="Heading2"/>
-      </w:pPr>
-      <w:r>
-        <w:t>Referenser – lappranunkel</w:t>
-      </w:r>
-    </w:p>
-    <w:p>
-      <w:r>
-        <w:t xml:space="preserve">Nitare, J. &amp; Skogsstyrelsen, 2019. </w:t>
-      </w:r>
-      <w:r>
-        <w:rPr>
-          <w:i/>
-        </w:rPr>
-        <w:t xml:space="preserve">Skyddsvärd skog – Naturvårdsarter och andra kriterier för naturvärdesbedömning. </w:t>
-      </w:r>
-      <w:r>
-        <w:t>Skogsstyrelsen.</w:t>
-      </w:r>
-    </w:p>
-    <w:p>
-      <w:r>
-        <w:t xml:space="preserve">SLU Artdatabanken, 2024. </w:t>
       </w:r>
       <w:r>
         <w:rPr>
@@ -1003,7 +985,7 @@
     <w:r>
       <w:tab/>
       <w:tab/>
-      <w:t>2026-06-20</w:t>
+      <w:t>2026-06-21</w:t>
       <w:br/>
       <w:br/>
     </w:r>

--- a/tillsyn/A 14999-2024 tillsynsbegäran.docx
+++ b/tillsyn/A 14999-2024 tillsynsbegäran.docx
@@ -985,7 +985,7 @@
     <w:r>
       <w:tab/>
       <w:tab/>
-      <w:t>2026-06-21</w:t>
+      <w:t>2026-06-22</w:t>
       <w:br/>
       <w:br/>
     </w:r>

--- a/tillsyn/A 14999-2024 tillsynsbegäran.docx
+++ b/tillsyn/A 14999-2024 tillsynsbegäran.docx
@@ -985,7 +985,7 @@
     <w:r>
       <w:tab/>
       <w:tab/>
-      <w:t>2026-06-22</w:t>
+      <w:t>2026-06-23</w:t>
       <w:br/>
       <w:br/>
     </w:r>

--- a/tillsyn/A 14999-2024 tillsynsbegäran.docx
+++ b/tillsyn/A 14999-2024 tillsynsbegäran.docx
@@ -985,7 +985,7 @@
     <w:r>
       <w:tab/>
       <w:tab/>
-      <w:t>2026-06-23</w:t>
+      <w:t>2026-06-24</w:t>
       <w:br/>
       <w:br/>
     </w:r>

--- a/tillsyn/A 14999-2024 tillsynsbegäran.docx
+++ b/tillsyn/A 14999-2024 tillsynsbegäran.docx
@@ -985,7 +985,7 @@
     <w:r>
       <w:tab/>
       <w:tab/>
-      <w:t>2026-06-24</w:t>
+      <w:t>2026-06-25</w:t>
       <w:br/>
       <w:br/>
     </w:r>

--- a/tillsyn/A 14999-2024 tillsynsbegäran.docx
+++ b/tillsyn/A 14999-2024 tillsynsbegäran.docx
@@ -985,7 +985,7 @@
     <w:r>
       <w:tab/>
       <w:tab/>
-      <w:t>2026-06-25</w:t>
+      <w:t>2026-06-26</w:t>
       <w:br/>
       <w:br/>
     </w:r>

--- a/tillsyn/A 14999-2024 tillsynsbegäran.docx
+++ b/tillsyn/A 14999-2024 tillsynsbegäran.docx
@@ -985,7 +985,7 @@
     <w:r>
       <w:tab/>
       <w:tab/>
-      <w:t>2026-06-26</w:t>
+      <w:t>2026-06-27</w:t>
       <w:br/>
       <w:br/>
     </w:r>

--- a/tillsyn/A 14999-2024 tillsynsbegäran.docx
+++ b/tillsyn/A 14999-2024 tillsynsbegäran.docx
@@ -985,7 +985,7 @@
     <w:r>
       <w:tab/>
       <w:tab/>
-      <w:t>2026-06-27</w:t>
+      <w:t>2026-06-28</w:t>
       <w:br/>
       <w:br/>
     </w:r>

--- a/tillsyn/A 14999-2024 tillsynsbegäran.docx
+++ b/tillsyn/A 14999-2024 tillsynsbegäran.docx
@@ -985,7 +985,7 @@
     <w:r>
       <w:tab/>
       <w:tab/>
-      <w:t>2026-06-28</w:t>
+      <w:t>2026-06-29</w:t>
       <w:br/>
       <w:br/>
     </w:r>

--- a/tillsyn/A 14999-2024 tillsynsbegäran.docx
+++ b/tillsyn/A 14999-2024 tillsynsbegäran.docx
@@ -985,7 +985,7 @@
     <w:r>
       <w:tab/>
       <w:tab/>
-      <w:t>2026-06-29</w:t>
+      <w:t>2026-06-30</w:t>
       <w:br/>
       <w:br/>
     </w:r>

--- a/tillsyn/A 14999-2024 tillsynsbegäran.docx
+++ b/tillsyn/A 14999-2024 tillsynsbegäran.docx
@@ -985,7 +985,7 @@
     <w:r>
       <w:tab/>
       <w:tab/>
-      <w:t>2026-06-30</w:t>
+      <w:t>2026-07-01</w:t>
       <w:br/>
       <w:br/>
     </w:r>

--- a/tillsyn/A 14999-2024 tillsynsbegäran.docx
+++ b/tillsyn/A 14999-2024 tillsynsbegäran.docx
@@ -985,7 +985,7 @@
     <w:r>
       <w:tab/>
       <w:tab/>
-      <w:t>2026-07-01</w:t>
+      <w:t>2026-07-02</w:t>
       <w:br/>
       <w:br/>
     </w:r>

--- a/tillsyn/A 14999-2024 tillsynsbegäran.docx
+++ b/tillsyn/A 14999-2024 tillsynsbegäran.docx
@@ -985,7 +985,7 @@
     <w:r>
       <w:tab/>
       <w:tab/>
-      <w:t>2026-07-13</w:t>
+      <w:t>2026-07-14</w:t>
       <w:br/>
       <w:br/>
     </w:r>

--- a/tillsyn/A 14999-2024 tillsynsbegäran.docx
+++ b/tillsyn/A 14999-2024 tillsynsbegäran.docx
@@ -985,7 +985,7 @@
     <w:r>
       <w:tab/>
       <w:tab/>
-      <w:t>2026-07-14</w:t>
+      <w:t>2026-07-15</w:t>
       <w:br/>
       <w:br/>
     </w:r>

--- a/tillsyn/A 14999-2024 tillsynsbegäran.docx
+++ b/tillsyn/A 14999-2024 tillsynsbegäran.docx
@@ -985,7 +985,7 @@
     <w:r>
       <w:tab/>
       <w:tab/>
-      <w:t>2026-07-15</w:t>
+      <w:t>2026-07-16</w:t>
       <w:br/>
       <w:br/>
     </w:r>

--- a/tillsyn/A 14999-2024 tillsynsbegäran.docx
+++ b/tillsyn/A 14999-2024 tillsynsbegäran.docx
@@ -985,7 +985,7 @@
     <w:r>
       <w:tab/>
       <w:tab/>
-      <w:t>2026-07-16</w:t>
+      <w:t>2026-07-17</w:t>
       <w:br/>
       <w:br/>
     </w:r>

--- a/tillsyn/A 14999-2024 tillsynsbegäran.docx
+++ b/tillsyn/A 14999-2024 tillsynsbegäran.docx
@@ -985,7 +985,7 @@
     <w:r>
       <w:tab/>
       <w:tab/>
-      <w:t>2026-07-17</w:t>
+      <w:t>2026-07-18</w:t>
       <w:br/>
       <w:br/>
     </w:r>

--- a/tillsyn/A 14999-2024 tillsynsbegäran.docx
+++ b/tillsyn/A 14999-2024 tillsynsbegäran.docx
@@ -985,7 +985,7 @@
     <w:r>
       <w:tab/>
       <w:tab/>
-      <w:t>2026-07-18</w:t>
+      <w:t>2026-07-19</w:t>
       <w:br/>
       <w:br/>
     </w:r>

--- a/tillsyn/A 14999-2024 tillsynsbegäran.docx
+++ b/tillsyn/A 14999-2024 tillsynsbegäran.docx
@@ -985,7 +985,7 @@
     <w:r>
       <w:tab/>
       <w:tab/>
-      <w:t>2026-07-19</w:t>
+      <w:t>2026-07-20</w:t>
       <w:br/>
       <w:br/>
     </w:r>

--- a/tillsyn/A 14999-2024 tillsynsbegäran.docx
+++ b/tillsyn/A 14999-2024 tillsynsbegäran.docx
@@ -985,7 +985,7 @@
     <w:r>
       <w:tab/>
       <w:tab/>
-      <w:t>2026-07-20</w:t>
+      <w:t>2026-07-21</w:t>
       <w:br/>
       <w:br/>
     </w:r>

--- a/tillsyn/A 14999-2024 tillsynsbegäran.docx
+++ b/tillsyn/A 14999-2024 tillsynsbegäran.docx
@@ -985,7 +985,7 @@
     <w:r>
       <w:tab/>
       <w:tab/>
-      <w:t>2026-07-21</w:t>
+      <w:t>2026-07-22</w:t>
       <w:br/>
       <w:br/>
     </w:r>

--- a/tillsyn/A 14999-2024 tillsynsbegäran.docx
+++ b/tillsyn/A 14999-2024 tillsynsbegäran.docx
@@ -985,7 +985,7 @@
     <w:r>
       <w:tab/>
       <w:tab/>
-      <w:t>2026-07-22</w:t>
+      <w:t>2026-07-23</w:t>
       <w:br/>
       <w:br/>
     </w:r>

--- a/tillsyn/A 14999-2024 tillsynsbegäran.docx
+++ b/tillsyn/A 14999-2024 tillsynsbegäran.docx
@@ -985,7 +985,7 @@
     <w:r>
       <w:tab/>
       <w:tab/>
-      <w:t>2026-07-23</w:t>
+      <w:t>2026-07-24</w:t>
       <w:br/>
       <w:br/>
     </w:r>

--- a/tillsyn/A 14999-2024 tillsynsbegäran.docx
+++ b/tillsyn/A 14999-2024 tillsynsbegäran.docx
@@ -985,7 +985,7 @@
     <w:r>
       <w:tab/>
       <w:tab/>
-      <w:t>2026-07-24</w:t>
+      <w:t>2026-07-25</w:t>
       <w:br/>
       <w:br/>
     </w:r>

--- a/tillsyn/A 14999-2024 tillsynsbegäran.docx
+++ b/tillsyn/A 14999-2024 tillsynsbegäran.docx
@@ -985,7 +985,7 @@
     <w:r>
       <w:tab/>
       <w:tab/>
-      <w:t>2026-07-25</w:t>
+      <w:t>2026-07-26</w:t>
       <w:br/>
       <w:br/>
     </w:r>

--- a/tillsyn/A 14999-2024 tillsynsbegäran.docx
+++ b/tillsyn/A 14999-2024 tillsynsbegäran.docx
@@ -985,7 +985,7 @@
     <w:r>
       <w:tab/>
       <w:tab/>
-      <w:t>2026-07-26</w:t>
+      <w:t>2026-07-27</w:t>
       <w:br/>
       <w:br/>
     </w:r>

--- a/tillsyn/A 14999-2024 tillsynsbegäran.docx
+++ b/tillsyn/A 14999-2024 tillsynsbegäran.docx
@@ -985,7 +985,7 @@
     <w:r>
       <w:tab/>
       <w:tab/>
-      <w:t>2026-07-27</w:t>
+      <w:t>2026-07-28</w:t>
       <w:br/>
       <w:br/>
     </w:r>

--- a/tillsyn/A 14999-2024 tillsynsbegäran.docx
+++ b/tillsyn/A 14999-2024 tillsynsbegäran.docx
@@ -985,7 +985,7 @@
     <w:r>
       <w:tab/>
       <w:tab/>
-      <w:t>2026-07-28</w:t>
+      <w:t>2026-07-29</w:t>
       <w:br/>
       <w:br/>
     </w:r>

--- a/tillsyn/A 14999-2024 tillsynsbegäran.docx
+++ b/tillsyn/A 14999-2024 tillsynsbegäran.docx
@@ -985,7 +985,7 @@
     <w:r>
       <w:tab/>
       <w:tab/>
-      <w:t>2026-07-29</w:t>
+      <w:t>2026-07-30</w:t>
       <w:br/>
       <w:br/>
     </w:r>

--- a/tillsyn/A 14999-2024 tillsynsbegäran.docx
+++ b/tillsyn/A 14999-2024 tillsynsbegäran.docx
@@ -985,7 +985,7 @@
     <w:r>
       <w:tab/>
       <w:tab/>
-      <w:t>2026-07-30</w:t>
+      <w:t>2026-07-31</w:t>
       <w:br/>
       <w:br/>
     </w:r>

--- a/tillsyn/A 14999-2024 tillsynsbegäran.docx
+++ b/tillsyn/A 14999-2024 tillsynsbegäran.docx
@@ -985,7 +985,7 @@
     <w:r>
       <w:tab/>
       <w:tab/>
-      <w:t>2026-07-31</w:t>
+      <w:t>2026-08-01</w:t>
       <w:br/>
       <w:br/>
     </w:r>

--- a/tillsyn/A 14999-2024 tillsynsbegäran.docx
+++ b/tillsyn/A 14999-2024 tillsynsbegäran.docx
@@ -985,7 +985,7 @@
     <w:r>
       <w:tab/>
       <w:tab/>
-      <w:t>2026-08-01</w:t>
+      <w:t>2026-08-02</w:t>
       <w:br/>
       <w:br/>
     </w:r>

--- a/tillsyn/A 14999-2024 tillsynsbegäran.docx
+++ b/tillsyn/A 14999-2024 tillsynsbegäran.docx
@@ -985,7 +985,7 @@
     <w:r>
       <w:tab/>
       <w:tab/>
-      <w:t>2026-08-02</w:t>
+      <w:t>2026-08-03</w:t>
       <w:br/>
       <w:br/>
     </w:r>

--- a/tillsyn/A 14999-2024 tillsynsbegäran.docx
+++ b/tillsyn/A 14999-2024 tillsynsbegäran.docx
@@ -985,7 +985,7 @@
     <w:r>
       <w:tab/>
       <w:tab/>
-      <w:t>2026-08-03</w:t>
+      <w:t>2026-08-05</w:t>
       <w:br/>
       <w:br/>
     </w:r>

--- a/tillsyn/A 14999-2024 tillsynsbegäran.docx
+++ b/tillsyn/A 14999-2024 tillsynsbegäran.docx
@@ -985,7 +985,7 @@
     <w:r>
       <w:tab/>
       <w:tab/>
-      <w:t>2026-08-05</w:t>
+      <w:t>2026-08-07</w:t>
       <w:br/>
       <w:br/>
     </w:r>

--- a/tillsyn/A 14999-2024 tillsynsbegäran.docx
+++ b/tillsyn/A 14999-2024 tillsynsbegäran.docx
@@ -985,7 +985,7 @@
     <w:r>
       <w:tab/>
       <w:tab/>
-      <w:t>2026-08-07</w:t>
+      <w:t>2026-08-08</w:t>
       <w:br/>
       <w:br/>
     </w:r>

--- a/tillsyn/A 14999-2024 tillsynsbegäran.docx
+++ b/tillsyn/A 14999-2024 tillsynsbegäran.docx
@@ -60,7 +60,7 @@
         <w:spacing w:after="240"/>
       </w:pPr>
       <w:r>
-        <w:t>Figur 1. Fyndplatser för naturvårdsarter i och inom 22 meter från avverkningsanmälan. Markörer utan svart kant är placerade på fyndplatsen. Markörer med svart kant är placerade vid sidan av fyndplatsen har ett svart streck som visar fyndplatsens exakta position. Kartans mittpunktskoordinat är N 7456049, E 747823 i SWEREF 99 TM.</w:t>
+        <w:t>Figur 1. Fyndplatser för naturvårdsarter i och inom 22 meter från avverkningsanmälan. Markörer utan svart kant är placerade på fyndplatsen. Markörer med svart kant är placerade vid sidan av fyndplatsen och har ett svart streck som visar fyndplatsens exakta position. Kartans mittpunktskoordinat är N 7456049, E 747823 i SWEREF 99 TM.</w:t>
       </w:r>
     </w:p>
     <w:p>
@@ -985,7 +985,7 @@
     <w:r>
       <w:tab/>
       <w:tab/>
-      <w:t>2026-08-14</w:t>
+      <w:t>2026-08-15</w:t>
       <w:br/>
       <w:br/>
     </w:r>

--- a/tillsyn/A 14999-2024 tillsynsbegäran.docx
+++ b/tillsyn/A 14999-2024 tillsynsbegäran.docx
@@ -985,7 +985,7 @@
     <w:r>
       <w:tab/>
       <w:tab/>
-      <w:t>2026-08-15</w:t>
+      <w:t>2026-08-16</w:t>
       <w:br/>
       <w:br/>
     </w:r>

--- a/tillsyn/A 14999-2024 tillsynsbegäran.docx
+++ b/tillsyn/A 14999-2024 tillsynsbegäran.docx
@@ -985,7 +985,7 @@
     <w:r>
       <w:tab/>
       <w:tab/>
-      <w:t>2026-08-16</w:t>
+      <w:t>2026-08-17</w:t>
       <w:br/>
       <w:br/>
     </w:r>

--- a/tillsyn/A 14999-2024 tillsynsbegäran.docx
+++ b/tillsyn/A 14999-2024 tillsynsbegäran.docx
@@ -985,7 +985,7 @@
     <w:r>
       <w:tab/>
       <w:tab/>
-      <w:t>2026-08-17</w:t>
+      <w:t>2026-08-18</w:t>
       <w:br/>
       <w:br/>
     </w:r>

--- a/tillsyn/A 14999-2024 tillsynsbegäran.docx
+++ b/tillsyn/A 14999-2024 tillsynsbegäran.docx
@@ -985,7 +985,7 @@
     <w:r>
       <w:tab/>
       <w:tab/>
-      <w:t>2026-08-18</w:t>
+      <w:t>2026-08-19</w:t>
       <w:br/>
       <w:br/>
     </w:r>

--- a/tillsyn/A 14999-2024 tillsynsbegäran.docx
+++ b/tillsyn/A 14999-2024 tillsynsbegäran.docx
@@ -985,7 +985,7 @@
     <w:r>
       <w:tab/>
       <w:tab/>
-      <w:t>2026-08-19</w:t>
+      <w:t>2026-08-20</w:t>
       <w:br/>
       <w:br/>
     </w:r>

--- a/tillsyn/A 14999-2024 tillsynsbegäran.docx
+++ b/tillsyn/A 14999-2024 tillsynsbegäran.docx
@@ -985,7 +985,7 @@
     <w:r>
       <w:tab/>
       <w:tab/>
-      <w:t>2026-08-20</w:t>
+      <w:t>2026-08-21</w:t>
       <w:br/>
       <w:br/>
     </w:r>

--- a/tillsyn/A 14999-2024 tillsynsbegäran.docx
+++ b/tillsyn/A 14999-2024 tillsynsbegäran.docx
@@ -985,7 +985,7 @@
     <w:r>
       <w:tab/>
       <w:tab/>
-      <w:t>2026-08-21</w:t>
+      <w:t>2026-08-22</w:t>
       <w:br/>
       <w:br/>
     </w:r>

--- a/tillsyn/A 14999-2024 tillsynsbegäran.docx
+++ b/tillsyn/A 14999-2024 tillsynsbegäran.docx
@@ -985,7 +985,7 @@
     <w:r>
       <w:tab/>
       <w:tab/>
-      <w:t>2026-08-22</w:t>
+      <w:t>2026-08-23</w:t>
       <w:br/>
       <w:br/>
     </w:r>

--- a/tillsyn/A 14999-2024 tillsynsbegäran.docx
+++ b/tillsyn/A 14999-2024 tillsynsbegäran.docx
@@ -985,7 +985,7 @@
     <w:r>
       <w:tab/>
       <w:tab/>
-      <w:t>2026-08-23</w:t>
+      <w:t>2026-08-24</w:t>
       <w:br/>
       <w:br/>
     </w:r>

--- a/tillsyn/A 14999-2024 tillsynsbegäran.docx
+++ b/tillsyn/A 14999-2024 tillsynsbegäran.docx
@@ -985,7 +985,7 @@
     <w:r>
       <w:tab/>
       <w:tab/>
-      <w:t>2026-08-24</w:t>
+      <w:t>2026-08-25</w:t>
       <w:br/>
       <w:br/>
     </w:r>

--- a/tillsyn/A 14999-2024 tillsynsbegäran.docx
+++ b/tillsyn/A 14999-2024 tillsynsbegäran.docx
@@ -985,7 +985,7 @@
     <w:r>
       <w:tab/>
       <w:tab/>
-      <w:t>2026-08-25</w:t>
+      <w:t>2026-08-26</w:t>
       <w:br/>
       <w:br/>
     </w:r>

--- a/tillsyn/A 14999-2024 tillsynsbegäran.docx
+++ b/tillsyn/A 14999-2024 tillsynsbegäran.docx
@@ -985,7 +985,7 @@
     <w:r>
       <w:tab/>
       <w:tab/>
-      <w:t>2026-08-26</w:t>
+      <w:t>2026-08-27</w:t>
       <w:br/>
       <w:br/>
     </w:r>

--- a/tillsyn/A 14999-2024 tillsynsbegäran.docx
+++ b/tillsyn/A 14999-2024 tillsynsbegäran.docx
@@ -985,7 +985,7 @@
     <w:r>
       <w:tab/>
       <w:tab/>
-      <w:t>2026-08-27</w:t>
+      <w:t>2026-08-28</w:t>
       <w:br/>
       <w:br/>
     </w:r>

--- a/tillsyn/A 14999-2024 tillsynsbegäran.docx
+++ b/tillsyn/A 14999-2024 tillsynsbegäran.docx
@@ -985,7 +985,7 @@
     <w:r>
       <w:tab/>
       <w:tab/>
-      <w:t>2026-08-28</w:t>
+      <w:t>2026-08-29</w:t>
       <w:br/>
       <w:br/>
     </w:r>

--- a/tillsyn/A 14999-2024 tillsynsbegäran.docx
+++ b/tillsyn/A 14999-2024 tillsynsbegäran.docx
@@ -985,7 +985,7 @@
     <w:r>
       <w:tab/>
       <w:tab/>
-      <w:t>2026-08-29</w:t>
+      <w:t>2026-08-31</w:t>
       <w:br/>
       <w:br/>
     </w:r>

--- a/tillsyn/A 14999-2024 tillsynsbegäran.docx
+++ b/tillsyn/A 14999-2024 tillsynsbegäran.docx
@@ -985,7 +985,7 @@
     <w:r>
       <w:tab/>
       <w:tab/>
-      <w:t>2026-08-31</w:t>
+      <w:t>2026-09-01</w:t>
       <w:br/>
       <w:br/>
     </w:r>

--- a/tillsyn/A 14999-2024 tillsynsbegäran.docx
+++ b/tillsyn/A 14999-2024 tillsynsbegäran.docx
@@ -985,7 +985,7 @@
     <w:r>
       <w:tab/>
       <w:tab/>
-      <w:t>2026-09-01</w:t>
+      <w:t>2026-09-02</w:t>
       <w:br/>
       <w:br/>
     </w:r>

--- a/tillsyn/A 14999-2024 tillsynsbegäran.docx
+++ b/tillsyn/A 14999-2024 tillsynsbegäran.docx
@@ -985,7 +985,7 @@
     <w:r>
       <w:tab/>
       <w:tab/>
-      <w:t>2026-09-02</w:t>
+      <w:t>2026-09-03</w:t>
       <w:br/>
       <w:br/>
     </w:r>

--- a/tillsyn/A 14999-2024 tillsynsbegäran.docx
+++ b/tillsyn/A 14999-2024 tillsynsbegäran.docx
@@ -985,7 +985,7 @@
     <w:r>
       <w:tab/>
       <w:tab/>
-      <w:t>2026-09-03</w:t>
+      <w:t>2026-09-04</w:t>
       <w:br/>
       <w:br/>
     </w:r>

--- a/tillsyn/A 14999-2024 tillsynsbegäran.docx
+++ b/tillsyn/A 14999-2024 tillsynsbegäran.docx
@@ -985,7 +985,7 @@
     <w:r>
       <w:tab/>
       <w:tab/>
-      <w:t>2026-09-04</w:t>
+      <w:t>2026-09-05</w:t>
       <w:br/>
       <w:br/>
     </w:r>

--- a/tillsyn/A 14999-2024 tillsynsbegäran.docx
+++ b/tillsyn/A 14999-2024 tillsynsbegäran.docx
@@ -985,7 +985,7 @@
     <w:r>
       <w:tab/>
       <w:tab/>
-      <w:t>2026-09-05</w:t>
+      <w:t>2026-09-06</w:t>
       <w:br/>
       <w:br/>
     </w:r>

--- a/tillsyn/A 14999-2024 tillsynsbegäran.docx
+++ b/tillsyn/A 14999-2024 tillsynsbegäran.docx
@@ -985,7 +985,7 @@
     <w:r>
       <w:tab/>
       <w:tab/>
-      <w:t>2026-09-06</w:t>
+      <w:t>2026-09-07</w:t>
       <w:br/>
       <w:br/>
     </w:r>

--- a/tillsyn/A 14999-2024 tillsynsbegäran.docx
+++ b/tillsyn/A 14999-2024 tillsynsbegäran.docx
@@ -985,7 +985,7 @@
     <w:r>
       <w:tab/>
       <w:tab/>
-      <w:t>2026-09-07</w:t>
+      <w:t>2026-09-08</w:t>
       <w:br/>
       <w:br/>
     </w:r>

--- a/tillsyn/A 14999-2024 tillsynsbegäran.docx
+++ b/tillsyn/A 14999-2024 tillsynsbegäran.docx
@@ -985,7 +985,7 @@
     <w:r>
       <w:tab/>
       <w:tab/>
-      <w:t>2026-09-08</w:t>
+      <w:t>2026-09-09</w:t>
       <w:br/>
       <w:br/>
     </w:r>

--- a/tillsyn/A 14999-2024 tillsynsbegäran.docx
+++ b/tillsyn/A 14999-2024 tillsynsbegäran.docx
@@ -985,7 +985,7 @@
     <w:r>
       <w:tab/>
       <w:tab/>
-      <w:t>2026-09-09</w:t>
+      <w:t>2026-09-10</w:t>
       <w:br/>
       <w:br/>
     </w:r>

--- a/tillsyn/A 14999-2024 tillsynsbegäran.docx
+++ b/tillsyn/A 14999-2024 tillsynsbegäran.docx
@@ -985,7 +985,7 @@
     <w:r>
       <w:tab/>
       <w:tab/>
-      <w:t>2026-09-10</w:t>
+      <w:t>2026-09-11</w:t>
       <w:br/>
       <w:br/>
     </w:r>

--- a/tillsyn/A 14999-2024 tillsynsbegäran.docx
+++ b/tillsyn/A 14999-2024 tillsynsbegäran.docx
@@ -985,7 +985,7 @@
     <w:r>
       <w:tab/>
       <w:tab/>
-      <w:t>2026-09-11</w:t>
+      <w:t>2026-09-12</w:t>
       <w:br/>
       <w:br/>
     </w:r>

--- a/tillsyn/A 14999-2024 tillsynsbegäran.docx
+++ b/tillsyn/A 14999-2024 tillsynsbegäran.docx
@@ -985,7 +985,7 @@
     <w:r>
       <w:tab/>
       <w:tab/>
-      <w:t>2026-09-12</w:t>
+      <w:t>2026-09-13</w:t>
       <w:br/>
       <w:br/>
     </w:r>
